--- a/тз к ГПС.docx
+++ b/тз к ГПС.docx
@@ -131,25 +131,7 @@
           <w:bCs/>
           <w:szCs w:val="28"/>
         </w:rPr>
-        <w:t xml:space="preserve"> </w:t>
-      </w:r>
-      <w:proofErr w:type="spellStart"/>
-      <w:r>
-        <w:rPr>
-          <w:rFonts w:eastAsia="Calibri" w:cs="Times New Roman"/>
-          <w:bCs/>
-          <w:szCs w:val="28"/>
-        </w:rPr>
-        <w:t>Перевезенцева</w:t>
-      </w:r>
-      <w:proofErr w:type="spellEnd"/>
-      <w:r>
-        <w:rPr>
-          <w:rFonts w:eastAsia="Calibri" w:cs="Times New Roman"/>
-          <w:bCs/>
-          <w:szCs w:val="28"/>
-        </w:rPr>
-        <w:t xml:space="preserve"> М.С. 31П</w:t>
+        <w:t xml:space="preserve"> Перевезенцева М.С. 31П</w:t>
       </w:r>
     </w:p>
     <w:p>
@@ -1471,6 +1453,9 @@
       <w:pPr>
         <w:spacing w:line="360" w:lineRule="auto"/>
         <w:ind w:firstLine="709"/>
+        <w:rPr>
+          <w:lang w:val="en-US"/>
+        </w:rPr>
       </w:pPr>
       <w:r>
         <w:t xml:space="preserve">Полное наименование системы </w:t>
@@ -1542,15 +1527,7 @@
         <w:t xml:space="preserve">юридический адрес: </w:t>
       </w:r>
       <w:r>
-        <w:t xml:space="preserve">Нижний Новгород, Большая </w:t>
-      </w:r>
-      <w:proofErr w:type="spellStart"/>
-      <w:r>
-        <w:t>Печёрская</w:t>
-      </w:r>
-      <w:proofErr w:type="spellEnd"/>
-      <w:r>
-        <w:t xml:space="preserve"> улица, 26</w:t>
+        <w:t>Нижний Новгород, Большая Печёрская улица, 26</w:t>
       </w:r>
       <w:r>
         <w:t>;</w:t>
@@ -1600,14 +1577,12 @@
       <w:r>
         <w:t xml:space="preserve"> </w:t>
       </w:r>
-      <w:proofErr w:type="spellStart"/>
       <w:r>
         <w:rPr>
           <w:rStyle w:val="ypks7kbdpwfgdykd3qb9"/>
         </w:rPr>
         <w:t>Сorporation</w:t>
       </w:r>
-      <w:proofErr w:type="spellEnd"/>
       <w:r>
         <w:t xml:space="preserve">» (юридический адрес: </w:t>
       </w:r>
@@ -1712,47 +1687,36 @@
       <w:r>
         <w:t>Система «</w:t>
       </w:r>
-      <w:proofErr w:type="spellStart"/>
-      <w:r>
-        <w:t>ДоЕды</w:t>
-      </w:r>
-      <w:proofErr w:type="spellEnd"/>
-      <w:r>
-        <w:t xml:space="preserve">» предназначена для автоматизации заказа еды. Основное предназначение системы – повышение надежности, точности и контроля над каждым заказом, что должно привести к наивысшей степени удовлетворенности клиента. Система предназначена для управления процессами такими как: онлайн-заказ еды и оплата, </w:t>
-      </w:r>
-      <w:r>
-        <w:t xml:space="preserve">взаимодействие пользователя </w:t>
-      </w:r>
-      <w:r>
-        <w:t>с кухней партнера-ресторана, построение маршрутов и связь курьеров с клиентом, разделение зон ответственности сторон, техническая поддержка для клиентов</w:t>
-      </w:r>
-      <w:r>
-        <w:t>, контроль качества и гарантия соответствия заказа</w:t>
-      </w:r>
-      <w:r>
-        <w:t xml:space="preserve">. </w:t>
-      </w:r>
-      <w:r>
-        <w:t>Объектами автоматизации являются: клиенты, курьеры и партнеры-рестораны. Перечень автоматизированных подразделений составляет: центр управление заказами и доставкой (</w:t>
-      </w:r>
-      <w:r>
-        <w:t>центр,</w:t>
-      </w:r>
-      <w:r>
-        <w:t xml:space="preserve"> отвечающий за </w:t>
-      </w:r>
-      <w:r>
-        <w:t>техподдержку</w:t>
-      </w:r>
-      <w:r>
-        <w:t xml:space="preserve">, аналитику продаж, заказов и работу с партнерами, заключение новых </w:t>
+      <w:r>
+        <w:t>ГПС</w:t>
+      </w:r>
+      <w:r>
+        <w:t xml:space="preserve">» предназначена для автоматизации финансового и информационного сопровождения путешественника. Основное предназначение системы – повышение </w:t>
+      </w:r>
+      <w:r>
+        <w:t>контроля над поездкой путем учета расходов, и доступа к ресурсам с важной информацией о стране</w:t>
+      </w:r>
+      <w:r>
+        <w:t>, что должно привести к снижению стресса и полной уверенности туриста в зарубежной поездке. Система предназначена для управления такими процессами, как: расчёт бюджета на поездку на основе лимита пользователя, конвертация валют и интеграция с платёжными сервисами, доступ к базовому разговорнику и</w:t>
+      </w:r>
+      <w:r>
+        <w:t xml:space="preserve"> </w:t>
+      </w:r>
+      <w:r>
+        <w:t>важнейшим статьям о стране</w:t>
+      </w:r>
+      <w:r>
+        <w:t>, рекомендация локальных приложений (карты, такси, переводчики). Объектами автоматизации являются: путешественник (турист)</w:t>
+      </w:r>
+      <w:r>
+        <w:t xml:space="preserve"> и </w:t>
+      </w:r>
+      <w:r>
+        <w:t xml:space="preserve">верифицированные источники информации (консульства, открытые API курсов валют, краудсорсинг‑отзывы). Перечень автоматизированных подразделений составляет: центр управления поездками (отвечает за </w:t>
       </w:r>
       <w:r>
         <w:lastRenderedPageBreak/>
-        <w:t xml:space="preserve">договоров с партнерами-ресторанами и курьерами), </w:t>
-      </w:r>
-      <w:r>
-        <w:t>точки партнеров-ресторанов (автоматизация процессов приема и подтверждения заказов, управление меню, скидками и акциями, анализ продаж).</w:t>
+        <w:t>актуальность гайдов, мониторинг безопасности, техподдержку и аналитику популярных направлений), база данных стран и городов (автоматизация обновления курсов валют, визовых правил, локальных приложений и фраз), а также пользовательский профиль (автоматизация учёта трат, чек‑листов и истории поездок с возможностью экспорта сметы).</w:t>
       </w:r>
     </w:p>
     <w:p>
@@ -1770,16 +1734,24 @@
         <w:spacing w:line="360" w:lineRule="auto"/>
         <w:ind w:firstLine="709"/>
       </w:pPr>
+      <w:bookmarkStart w:id="4" w:name="_Toc229752919"/>
       <w:r>
         <w:t>Основной целью создания системы «</w:t>
       </w:r>
-      <w:proofErr w:type="spellStart"/>
-      <w:r>
-        <w:t>ДоЕды</w:t>
-      </w:r>
-      <w:proofErr w:type="spellEnd"/>
-      <w:r>
-        <w:t>» является устранение ключевых проблем рынка доставки, таких как несоответствие заказа, потеря денег и некачественный сервис. По мимо этого так же имеются такие цели как:</w:t>
+      <w:r>
+        <w:t>ГП</w:t>
+      </w:r>
+      <w:r>
+        <w:t>С</w:t>
+      </w:r>
+      <w:r>
+        <w:t xml:space="preserve">» является устранение ключевых проблем путешественника, таких как превышение бюджета, потеря денег при конвертации и нехватка достоверной локальной информации. </w:t>
+      </w:r>
+      <w:r>
+        <w:t>Помимо этого,</w:t>
+      </w:r>
+      <w:r>
+        <w:t xml:space="preserve"> также имеются такие цели как:</w:t>
       </w:r>
     </w:p>
     <w:p>
@@ -1787,7 +1759,96 @@
         <w:pStyle w:val="a7"/>
         <w:numPr>
           <w:ilvl w:val="0"/>
-          <w:numId w:val="2"/>
+          <w:numId w:val="10"/>
+        </w:numPr>
+        <w:tabs>
+          <w:tab w:val="left" w:pos="1134"/>
+        </w:tabs>
+        <w:spacing w:line="360" w:lineRule="auto"/>
+        <w:ind w:left="0" w:firstLine="709"/>
+      </w:pPr>
+      <w:r>
+        <w:t>Обеспечение финансового контроля за счёт конвертера валют, расчёта трат на поездку с привязкой к карте (ввод лимита учёт затрат пороговые уведомления о перерасходе) и возможности подсчёта добавочного налога на продукцию.</w:t>
+      </w:r>
+    </w:p>
+    <w:p>
+      <w:pPr>
+        <w:pStyle w:val="a7"/>
+        <w:numPr>
+          <w:ilvl w:val="0"/>
+          <w:numId w:val="10"/>
+        </w:numPr>
+        <w:tabs>
+          <w:tab w:val="left" w:pos="1134"/>
+        </w:tabs>
+        <w:spacing w:line="360" w:lineRule="auto"/>
+        <w:ind w:left="0" w:firstLine="709"/>
+      </w:pPr>
+      <w:r>
+        <w:t>Повышение безопасности путешественника за счёт пассивного мониторинга открытых источников (лента новостей МИД, уведомления о протестах и стихиях</w:t>
+      </w:r>
+      <w:r>
+        <w:t>)</w:t>
+      </w:r>
+      <w:r>
+        <w:t>.</w:t>
+      </w:r>
+    </w:p>
+    <w:p>
+      <w:pPr>
+        <w:pStyle w:val="a7"/>
+        <w:numPr>
+          <w:ilvl w:val="0"/>
+          <w:numId w:val="10"/>
+        </w:numPr>
+        <w:tabs>
+          <w:tab w:val="left" w:pos="1134"/>
+        </w:tabs>
+        <w:spacing w:line="360" w:lineRule="auto"/>
+        <w:ind w:left="0" w:firstLine="709"/>
+      </w:pPr>
+      <w:r>
+        <w:t>Снижение языкового и культурного барьера за счёт мини-разговорника (100 базовых фраз на местном языке), статей о правилах страны и списке «что необходимо взять», а также подборки топ-10 полезных локальных приложений (карты, переводчики и т.д.).</w:t>
+      </w:r>
+    </w:p>
+    <w:p>
+      <w:pPr>
+        <w:pStyle w:val="a7"/>
+        <w:numPr>
+          <w:ilvl w:val="0"/>
+          <w:numId w:val="10"/>
+        </w:numPr>
+        <w:tabs>
+          <w:tab w:val="left" w:pos="1134"/>
+        </w:tabs>
+        <w:spacing w:line="360" w:lineRule="auto"/>
+        <w:ind w:left="0" w:firstLine="709"/>
+      </w:pPr>
+      <w:r>
+        <w:t>Создание доступной платформы для последующего масштабирования (интеграция с системами оплаты во второй версии).</w:t>
+      </w:r>
+    </w:p>
+    <w:p>
+      <w:pPr>
+        <w:spacing w:line="360" w:lineRule="auto"/>
+        <w:ind w:firstLine="709"/>
+      </w:pPr>
+      <w:r>
+        <w:t>В результате создания сервиса «</w:t>
+      </w:r>
+      <w:r>
+        <w:t>ГПС</w:t>
+      </w:r>
+      <w:r>
+        <w:t>» должны быть достигнуты следующие показатели:</w:t>
+      </w:r>
+    </w:p>
+    <w:p>
+      <w:pPr>
+        <w:pStyle w:val="a7"/>
+        <w:numPr>
+          <w:ilvl w:val="0"/>
+          <w:numId w:val="10"/>
         </w:numPr>
         <w:tabs>
           <w:tab w:val="left" w:pos="993"/>
@@ -1796,25 +1857,7 @@
         <w:ind w:left="0" w:firstLine="709"/>
       </w:pPr>
       <w:r>
-        <w:t xml:space="preserve">Обеспечение безошибочного заказа за счет многоуровневой системы проверок (возможность отмены заказа или изменения адреса доставки в течении 2 минут, </w:t>
-      </w:r>
-      <w:r>
-        <w:t xml:space="preserve">получение заказа только с помощью </w:t>
-      </w:r>
-      <w:r>
-        <w:rPr>
-          <w:lang w:val="en-US"/>
-        </w:rPr>
-        <w:t>QR-</w:t>
-      </w:r>
-      <w:r>
-        <w:t>кода, использование рестораном специальных пломб</w:t>
-      </w:r>
-      <w:r>
-        <w:t>)</w:t>
-      </w:r>
-      <w:r>
-        <w:t>.</w:t>
+        <w:t>Повышение точности контроля расходов (снижение незапланированных перерасходов за счёт лимитов и уведомлений).</w:t>
       </w:r>
     </w:p>
     <w:p>
@@ -1822,7 +1865,7 @@
         <w:pStyle w:val="a7"/>
         <w:numPr>
           <w:ilvl w:val="0"/>
-          <w:numId w:val="2"/>
+          <w:numId w:val="10"/>
         </w:numPr>
         <w:tabs>
           <w:tab w:val="left" w:pos="993"/>
@@ -1831,10 +1874,8 @@
         <w:ind w:left="0" w:firstLine="709"/>
       </w:pPr>
       <w:r>
-        <w:t>Повышение безопасности и прозрачности сервиса за счет четкого распределения зон ответственности</w:t>
-      </w:r>
-      <w:r>
-        <w:t>.</w:t>
+        <w:lastRenderedPageBreak/>
+        <w:t>Увеличение процента информированности путешественников о локальных рисках и правилах.</w:t>
       </w:r>
     </w:p>
     <w:p>
@@ -1842,7 +1883,7 @@
         <w:pStyle w:val="a7"/>
         <w:numPr>
           <w:ilvl w:val="0"/>
-          <w:numId w:val="2"/>
+          <w:numId w:val="10"/>
         </w:numPr>
         <w:tabs>
           <w:tab w:val="left" w:pos="993"/>
@@ -1851,110 +1892,10 @@
         <w:ind w:left="0" w:firstLine="709"/>
       </w:pPr>
       <w:r>
-        <w:t>Оптимизация деятельности партнеров-ресторанов и курьеров;</w:t>
-      </w:r>
-    </w:p>
-    <w:p>
-      <w:pPr>
-        <w:pStyle w:val="a7"/>
-        <w:numPr>
-          <w:ilvl w:val="0"/>
-          <w:numId w:val="2"/>
-        </w:numPr>
-        <w:tabs>
-          <w:tab w:val="left" w:pos="993"/>
-        </w:tabs>
-        <w:spacing w:line="360" w:lineRule="auto"/>
-        <w:ind w:left="0" w:firstLine="709"/>
-      </w:pPr>
-      <w:r>
-        <w:t>Создания доступной платформы для быстрого масштабирования сервиса.</w:t>
-      </w:r>
-    </w:p>
-    <w:p>
-      <w:pPr>
-        <w:spacing w:line="360" w:lineRule="auto"/>
-        <w:ind w:firstLine="709"/>
-      </w:pPr>
-      <w:r>
-        <w:t xml:space="preserve">В результате создания </w:t>
-      </w:r>
-      <w:r>
-        <w:t>сервиса «</w:t>
-      </w:r>
-      <w:proofErr w:type="spellStart"/>
-      <w:r>
-        <w:t>ДоЕды</w:t>
-      </w:r>
-      <w:proofErr w:type="spellEnd"/>
-      <w:r>
-        <w:t>»</w:t>
-      </w:r>
-      <w:r>
-        <w:t xml:space="preserve"> должны быть </w:t>
-      </w:r>
-      <w:r>
-        <w:t>достигнуты следующие показатели</w:t>
-      </w:r>
-      <w:r>
-        <w:t xml:space="preserve"> показателей:</w:t>
-      </w:r>
-    </w:p>
-    <w:p>
-      <w:pPr>
-        <w:pStyle w:val="a7"/>
-        <w:numPr>
-          <w:ilvl w:val="0"/>
-          <w:numId w:val="2"/>
-        </w:numPr>
-        <w:tabs>
-          <w:tab w:val="left" w:pos="993"/>
-        </w:tabs>
-        <w:spacing w:line="360" w:lineRule="auto"/>
-        <w:ind w:left="0" w:firstLine="709"/>
-      </w:pPr>
-      <w:r>
-        <w:t>Повышение процента правильно доставленных заказов</w:t>
+        <w:t>Снижение количества ситуаций, связанных с языковыми трудностями и незнанием местных законов/налогов</w:t>
       </w:r>
       <w:r>
         <w:t>.</w:t>
-      </w:r>
-    </w:p>
-    <w:p>
-      <w:pPr>
-        <w:pStyle w:val="a7"/>
-        <w:numPr>
-          <w:ilvl w:val="0"/>
-          <w:numId w:val="2"/>
-        </w:numPr>
-        <w:tabs>
-          <w:tab w:val="left" w:pos="993"/>
-        </w:tabs>
-        <w:spacing w:line="360" w:lineRule="auto"/>
-        <w:ind w:left="709" w:firstLine="0"/>
-      </w:pPr>
-      <w:r>
-        <w:t>Увеличения процента удовлетворенности клиентов</w:t>
-      </w:r>
-      <w:r>
-        <w:t>.</w:t>
-      </w:r>
-    </w:p>
-    <w:p>
-      <w:pPr>
-        <w:pStyle w:val="a7"/>
-        <w:numPr>
-          <w:ilvl w:val="0"/>
-          <w:numId w:val="2"/>
-        </w:numPr>
-        <w:tabs>
-          <w:tab w:val="left" w:pos="993"/>
-        </w:tabs>
-        <w:spacing w:line="360" w:lineRule="auto"/>
-        <w:ind w:left="0" w:firstLine="709"/>
-      </w:pPr>
-      <w:r>
-        <w:t>Снижение количества спорных ситуаций между рестораном, доставщиком и клиентом.</w:t>
       </w:r>
     </w:p>
     <w:p>
@@ -1970,7 +1911,6 @@
         </w:tabs>
         <w:ind w:left="0" w:firstLine="0"/>
       </w:pPr>
-      <w:bookmarkStart w:id="4" w:name="_Toc229752919"/>
       <w:r>
         <w:t>Характеристика объектов автоматизации</w:t>
       </w:r>
@@ -1982,25 +1922,25 @@
         <w:ind w:firstLine="709"/>
       </w:pPr>
       <w:r>
-        <w:t xml:space="preserve">Областью деятельности </w:t>
-      </w:r>
-      <w:r>
-        <w:rPr>
-          <w:lang w:val="en-US"/>
-        </w:rPr>
-        <w:t>p</w:t>
-      </w:r>
-      <w:proofErr w:type="spellStart"/>
-      <w:r>
-        <w:t>аказчика</w:t>
-      </w:r>
-      <w:proofErr w:type="spellEnd"/>
-      <w:r>
-        <w:t xml:space="preserve"> является организация и предоставление услуг по доставке готовой еды от ресторанов-партнеров конечным потребителям. Сфера автоматизации включает полный цикл взаимодействия между тремя ключевыми сторонами: клиентом </w:t>
-      </w:r>
-      <w:r>
-        <w:lastRenderedPageBreak/>
-        <w:t>(потребитель), поставщиком (ресторан-партнер) и исполнителем (курьерская служба).</w:t>
+        <w:t xml:space="preserve">Областью деятельности заказчика является организация и предоставление информационно-финансового сопровождения путешественников при поездках в зарубежные страны. Сфера автоматизации включает полный цикл взаимодействия между </w:t>
+      </w:r>
+      <w:r>
+        <w:t>двумя</w:t>
+      </w:r>
+      <w:r>
+        <w:t xml:space="preserve"> ключевыми сторонами: клиентом (путешественник/турист)</w:t>
+      </w:r>
+      <w:r>
+        <w:t xml:space="preserve"> </w:t>
+      </w:r>
+      <w:r>
+        <w:t xml:space="preserve">и источниками данных (открытые API курсов валют, новостные ленты МИД, </w:t>
+      </w:r>
+      <w:r>
+        <w:t>статьи в интернете</w:t>
+      </w:r>
+      <w:r>
+        <w:t>).</w:t>
       </w:r>
     </w:p>
     <w:p>
@@ -2009,27 +1949,16 @@
         <w:ind w:firstLine="709"/>
       </w:pPr>
       <w:r>
-        <w:t xml:space="preserve">Объектом автоматизации являются бизнес-процессы, выполняемые в рамках структуры </w:t>
-      </w:r>
-      <w:r>
-        <w:t>сервиса</w:t>
-      </w:r>
-      <w:r>
-        <w:t xml:space="preserve"> «</w:t>
-      </w:r>
-      <w:proofErr w:type="spellStart"/>
-      <w:r>
-        <w:t>ДоЕды</w:t>
-      </w:r>
-      <w:proofErr w:type="spellEnd"/>
-      <w:r>
-        <w:t>»,</w:t>
-      </w:r>
-      <w:r>
-        <w:t xml:space="preserve"> она объединяет клиентов и исполнителей/ поставщиков. Выделены следующие процессы в деятельности, в рамках которых производится анализ информации и вынесены </w:t>
-      </w:r>
-      <w:r>
-        <w:t>соответствующие выводы о возможности их автоматизации:</w:t>
+        <w:t>Объектом автоматизации являются бизнес-процессы, выполняемые в рамках структуры сервиса «</w:t>
+      </w:r>
+      <w:r>
+        <w:t>ГПС</w:t>
+      </w:r>
+      <w:r>
+        <w:t>», которая объединяет путешественников и источники актуальной информации/сервисы в стране пребывания. Выделены следующие процессы в деятельности, в рамках которых производится анализ информации и вынесены соответствующие выводы о возможности их автоматизации</w:t>
+      </w:r>
+      <w:r>
+        <w:t>:</w:t>
       </w:r>
     </w:p>
     <w:p>
@@ -2115,15 +2044,15 @@
         <w:tblLook w:val="04A0" w:firstRow="1" w:lastRow="0" w:firstColumn="1" w:lastColumn="0" w:noHBand="0" w:noVBand="1"/>
       </w:tblPr>
       <w:tblGrid>
-        <w:gridCol w:w="2336"/>
-        <w:gridCol w:w="2336"/>
-        <w:gridCol w:w="2336"/>
-        <w:gridCol w:w="2337"/>
+        <w:gridCol w:w="2405"/>
+        <w:gridCol w:w="2226"/>
+        <w:gridCol w:w="2308"/>
+        <w:gridCol w:w="2406"/>
       </w:tblGrid>
       <w:tr>
         <w:tc>
           <w:tcPr>
-            <w:tcW w:w="2336" w:type="dxa"/>
+            <w:tcW w:w="2405" w:type="dxa"/>
           </w:tcPr>
           <w:p>
             <w:pPr>
@@ -2142,7 +2071,7 @@
         </w:tc>
         <w:tc>
           <w:tcPr>
-            <w:tcW w:w="2336" w:type="dxa"/>
+            <w:tcW w:w="2226" w:type="dxa"/>
           </w:tcPr>
           <w:p>
             <w:pPr>
@@ -2161,7 +2090,7 @@
         </w:tc>
         <w:tc>
           <w:tcPr>
-            <w:tcW w:w="2336" w:type="dxa"/>
+            <w:tcW w:w="2308" w:type="dxa"/>
           </w:tcPr>
           <w:p>
             <w:pPr>
@@ -2180,7 +2109,7 @@
         </w:tc>
         <w:tc>
           <w:tcPr>
-            <w:tcW w:w="2337" w:type="dxa"/>
+            <w:tcW w:w="2406" w:type="dxa"/>
           </w:tcPr>
           <w:p>
             <w:pPr>
@@ -2201,43 +2130,44 @@
       <w:tr>
         <w:tc>
           <w:tcPr>
-            <w:tcW w:w="2336" w:type="dxa"/>
-          </w:tcPr>
-          <w:p>
-            <w:pPr>
-              <w:rPr>
-                <w:sz w:val="24"/>
-              </w:rPr>
-            </w:pPr>
-            <w:r>
-              <w:rPr>
-                <w:sz w:val="24"/>
-              </w:rPr>
-              <w:t>Центр управления заказами и доставкой</w:t>
-            </w:r>
-          </w:p>
-        </w:tc>
-        <w:tc>
-          <w:tcPr>
-            <w:tcW w:w="2336" w:type="dxa"/>
-          </w:tcPr>
-          <w:p>
-            <w:pPr>
-              <w:rPr>
-                <w:sz w:val="24"/>
-              </w:rPr>
-            </w:pPr>
-            <w:r>
-              <w:rPr>
-                <w:sz w:val="24"/>
-              </w:rPr>
-              <w:t>Обработка входящих заказов, распределение и контроль исполнения</w:t>
-            </w:r>
-          </w:p>
-        </w:tc>
-        <w:tc>
-          <w:tcPr>
-            <w:tcW w:w="2336" w:type="dxa"/>
+            <w:tcW w:w="2405" w:type="dxa"/>
+          </w:tcPr>
+          <w:p>
+            <w:pPr>
+              <w:rPr>
+                <w:sz w:val="24"/>
+              </w:rPr>
+            </w:pPr>
+            <w:r>
+              <w:rPr>
+                <w:sz w:val="24"/>
+              </w:rPr>
+              <w:t>Клиент (путешественник)</w:t>
+            </w:r>
+          </w:p>
+        </w:tc>
+        <w:tc>
+          <w:tcPr>
+            <w:tcW w:w="2226" w:type="dxa"/>
+          </w:tcPr>
+          <w:p>
+            <w:pPr>
+              <w:jc w:val="left"/>
+              <w:rPr>
+                <w:sz w:val="24"/>
+              </w:rPr>
+            </w:pPr>
+            <w:r>
+              <w:rPr>
+                <w:sz w:val="24"/>
+              </w:rPr>
+              <w:t>Конвертация валют и интеграция с системами оплаты</w:t>
+            </w:r>
+          </w:p>
+        </w:tc>
+        <w:tc>
+          <w:tcPr>
+            <w:tcW w:w="2308" w:type="dxa"/>
           </w:tcPr>
           <w:p>
             <w:pPr>
@@ -2255,19 +2185,20 @@
         </w:tc>
         <w:tc>
           <w:tcPr>
-            <w:tcW w:w="2337" w:type="dxa"/>
-          </w:tcPr>
-          <w:p>
-            <w:pPr>
-              <w:rPr>
-                <w:sz w:val="24"/>
-              </w:rPr>
-            </w:pPr>
-            <w:r>
-              <w:rPr>
-                <w:sz w:val="24"/>
-              </w:rPr>
-              <w:t>Будет автоматизирована автоматическая отправка заказа в ресторан и отслеживания процесса исполнения заказа</w:t>
+            <w:tcW w:w="2406" w:type="dxa"/>
+          </w:tcPr>
+          <w:p>
+            <w:pPr>
+              <w:jc w:val="left"/>
+              <w:rPr>
+                <w:sz w:val="24"/>
+              </w:rPr>
+            </w:pPr>
+            <w:r>
+              <w:rPr>
+                <w:sz w:val="24"/>
+              </w:rPr>
+              <w:t>Будет автоматизирован конвертер валют с актуальными курсами; в последующей версии интеграция с платёжными системами</w:t>
             </w:r>
           </w:p>
         </w:tc>
@@ -2275,46 +2206,48 @@
       <w:tr>
         <w:tc>
           <w:tcPr>
-            <w:tcW w:w="2336" w:type="dxa"/>
-          </w:tcPr>
-          <w:p>
-            <w:pPr>
-              <w:rPr>
-                <w:sz w:val="24"/>
-              </w:rPr>
-            </w:pPr>
-            <w:r>
-              <w:rPr>
-                <w:sz w:val="24"/>
-              </w:rPr>
-              <w:t>Центр управления заказами и доставкой</w:t>
-            </w:r>
-          </w:p>
-        </w:tc>
-        <w:tc>
-          <w:tcPr>
-            <w:tcW w:w="2336" w:type="dxa"/>
-          </w:tcPr>
-          <w:p>
-            <w:pPr>
-              <w:rPr>
-                <w:sz w:val="24"/>
-              </w:rPr>
-            </w:pPr>
-            <w:r>
-              <w:rPr>
-                <w:sz w:val="24"/>
-              </w:rPr>
-              <w:t>Техническая поддержка пользователей (клиентов, курьеров, ресторанов) и обработка инцидентов</w:t>
-            </w:r>
-          </w:p>
-        </w:tc>
-        <w:tc>
-          <w:tcPr>
-            <w:tcW w:w="2336" w:type="dxa"/>
-          </w:tcPr>
-          <w:p>
-            <w:pPr>
+            <w:tcW w:w="2405" w:type="dxa"/>
+          </w:tcPr>
+          <w:p>
+            <w:pPr>
+              <w:rPr>
+                <w:sz w:val="24"/>
+              </w:rPr>
+            </w:pPr>
+            <w:r>
+              <w:rPr>
+                <w:sz w:val="24"/>
+              </w:rPr>
+              <w:t>Клиент (путешественник)</w:t>
+            </w:r>
+          </w:p>
+        </w:tc>
+        <w:tc>
+          <w:tcPr>
+            <w:tcW w:w="2226" w:type="dxa"/>
+          </w:tcPr>
+          <w:p>
+            <w:pPr>
+              <w:jc w:val="left"/>
+              <w:rPr>
+                <w:sz w:val="24"/>
+              </w:rPr>
+            </w:pPr>
+            <w:r>
+              <w:rPr>
+                <w:sz w:val="24"/>
+              </w:rPr>
+              <w:t>Расчёт трат на поездку с вводом лимита и учётом затрат с карты</w:t>
+            </w:r>
+          </w:p>
+        </w:tc>
+        <w:tc>
+          <w:tcPr>
+            <w:tcW w:w="2308" w:type="dxa"/>
+          </w:tcPr>
+          <w:p>
+            <w:pPr>
+              <w:jc w:val="left"/>
               <w:rPr>
                 <w:sz w:val="24"/>
               </w:rPr>
@@ -2329,25 +2262,27 @@
         </w:tc>
         <w:tc>
           <w:tcPr>
-            <w:tcW w:w="2337" w:type="dxa"/>
-          </w:tcPr>
-          <w:p>
-            <w:pPr>
-              <w:rPr>
-                <w:sz w:val="24"/>
-              </w:rPr>
-            </w:pPr>
-            <w:r>
-              <w:rPr>
-                <w:sz w:val="24"/>
-              </w:rPr>
-              <w:t xml:space="preserve">Будет </w:t>
-            </w:r>
-            <w:r>
-              <w:rPr>
-                <w:sz w:val="24"/>
-              </w:rPr>
-              <w:t>автоматизирована встроенные чат боты и члены службы поддержки</w:t>
+            <w:tcW w:w="2406" w:type="dxa"/>
+          </w:tcPr>
+          <w:p>
+            <w:pPr>
+              <w:jc w:val="left"/>
+              <w:rPr>
+                <w:sz w:val="24"/>
+              </w:rPr>
+            </w:pPr>
+            <w:r>
+              <w:rPr>
+                <w:sz w:val="24"/>
+              </w:rPr>
+              <w:t xml:space="preserve">Будет автоматизирован калькулятор поездки: пользователь вводит лимит, система </w:t>
+            </w:r>
+            <w:r>
+              <w:rPr>
+                <w:sz w:val="24"/>
+              </w:rPr>
+              <w:lastRenderedPageBreak/>
+              <w:t>списывает/учитывает траты, отправляет пороговые уведомления о перерасходе</w:t>
             </w:r>
           </w:p>
         </w:tc>
@@ -2355,49 +2290,44 @@
       <w:tr>
         <w:tc>
           <w:tcPr>
-            <w:tcW w:w="2336" w:type="dxa"/>
-          </w:tcPr>
-          <w:p>
-            <w:pPr>
-              <w:rPr>
-                <w:sz w:val="24"/>
-              </w:rPr>
-            </w:pPr>
-            <w:r>
-              <w:rPr>
-                <w:sz w:val="24"/>
-              </w:rPr>
-              <w:t>Центр управления заказами и доставкой</w:t>
-            </w:r>
-          </w:p>
-        </w:tc>
-        <w:tc>
-          <w:tcPr>
-            <w:tcW w:w="2336" w:type="dxa"/>
-          </w:tcPr>
-          <w:p>
-            <w:pPr>
-              <w:rPr>
-                <w:sz w:val="24"/>
-              </w:rPr>
-            </w:pPr>
-            <w:r>
-              <w:rPr>
-                <w:sz w:val="24"/>
-              </w:rPr>
-              <w:t>Работа с партнерами, ведение базы данных</w:t>
-            </w:r>
-            <w:r>
-              <w:rPr>
-                <w:sz w:val="24"/>
-              </w:rPr>
-              <w:t xml:space="preserve"> клиентов, курьеров, и партнеров-ресторанов</w:t>
-            </w:r>
-          </w:p>
-        </w:tc>
-        <w:tc>
-          <w:tcPr>
-            <w:tcW w:w="2336" w:type="dxa"/>
+            <w:tcW w:w="2405" w:type="dxa"/>
+          </w:tcPr>
+          <w:p>
+            <w:pPr>
+              <w:rPr>
+                <w:sz w:val="24"/>
+              </w:rPr>
+            </w:pPr>
+            <w:r>
+              <w:rPr>
+                <w:sz w:val="24"/>
+              </w:rPr>
+              <w:lastRenderedPageBreak/>
+              <w:t>Клиент (путешественник)</w:t>
+            </w:r>
+          </w:p>
+        </w:tc>
+        <w:tc>
+          <w:tcPr>
+            <w:tcW w:w="2226" w:type="dxa"/>
+          </w:tcPr>
+          <w:p>
+            <w:pPr>
+              <w:rPr>
+                <w:sz w:val="24"/>
+              </w:rPr>
+            </w:pPr>
+            <w:r>
+              <w:rPr>
+                <w:sz w:val="24"/>
+              </w:rPr>
+              <w:t>Подсчёт добавочного налога на продукцию</w:t>
+            </w:r>
+          </w:p>
+        </w:tc>
+        <w:tc>
+          <w:tcPr>
+            <w:tcW w:w="2308" w:type="dxa"/>
           </w:tcPr>
           <w:p>
             <w:pPr>
@@ -2415,19 +2345,19 @@
         </w:tc>
         <w:tc>
           <w:tcPr>
-            <w:tcW w:w="2337" w:type="dxa"/>
-          </w:tcPr>
-          <w:p>
-            <w:pPr>
-              <w:rPr>
-                <w:sz w:val="24"/>
-              </w:rPr>
-            </w:pPr>
-            <w:r>
-              <w:rPr>
-                <w:sz w:val="24"/>
-              </w:rPr>
-              <w:t>Будет автоматизировано хранение договоров в базе данных</w:t>
+            <w:tcW w:w="2406" w:type="dxa"/>
+          </w:tcPr>
+          <w:p>
+            <w:pPr>
+              <w:rPr>
+                <w:sz w:val="24"/>
+              </w:rPr>
+            </w:pPr>
+            <w:r>
+              <w:rPr>
+                <w:sz w:val="24"/>
+              </w:rPr>
+              <w:t>Будет автоматизирован калькулятор налога при вводе суммы покупки</w:t>
             </w:r>
           </w:p>
         </w:tc>
@@ -2435,73 +2365,73 @@
       <w:tr>
         <w:tc>
           <w:tcPr>
-            <w:tcW w:w="2336" w:type="dxa"/>
-          </w:tcPr>
-          <w:p>
-            <w:pPr>
-              <w:rPr>
-                <w:sz w:val="24"/>
-              </w:rPr>
-            </w:pPr>
-            <w:r>
-              <w:rPr>
-                <w:sz w:val="24"/>
-              </w:rPr>
-              <w:t>Центр управления заказами и доставкой</w:t>
-            </w:r>
-          </w:p>
-        </w:tc>
-        <w:tc>
-          <w:tcPr>
-            <w:tcW w:w="2336" w:type="dxa"/>
-          </w:tcPr>
-          <w:p>
-            <w:pPr>
-              <w:rPr>
-                <w:sz w:val="24"/>
-              </w:rPr>
-            </w:pPr>
-            <w:r>
-              <w:rPr>
-                <w:sz w:val="24"/>
-              </w:rPr>
-              <w:t>Заключение новых договоров с партнерами-ресторанами и курьерами</w:t>
-            </w:r>
-          </w:p>
-        </w:tc>
-        <w:tc>
-          <w:tcPr>
-            <w:tcW w:w="2336" w:type="dxa"/>
-          </w:tcPr>
-          <w:p>
-            <w:pPr>
-              <w:rPr>
-                <w:sz w:val="24"/>
-              </w:rPr>
-            </w:pPr>
-            <w:r>
-              <w:rPr>
-                <w:sz w:val="24"/>
-              </w:rPr>
-              <w:t>Невозможна</w:t>
-            </w:r>
-          </w:p>
-        </w:tc>
-        <w:tc>
-          <w:tcPr>
-            <w:tcW w:w="2337" w:type="dxa"/>
-          </w:tcPr>
-          <w:p>
-            <w:pPr>
-              <w:rPr>
-                <w:sz w:val="24"/>
-              </w:rPr>
-            </w:pPr>
-            <w:r>
-              <w:rPr>
-                <w:sz w:val="24"/>
-              </w:rPr>
-              <w:t>Не предполагается автоматизированное составление договоров</w:t>
+            <w:tcW w:w="2405" w:type="dxa"/>
+          </w:tcPr>
+          <w:p>
+            <w:pPr>
+              <w:rPr>
+                <w:sz w:val="24"/>
+              </w:rPr>
+            </w:pPr>
+            <w:r>
+              <w:rPr>
+                <w:sz w:val="24"/>
+              </w:rPr>
+              <w:t>Клиент (путешественник)</w:t>
+            </w:r>
+          </w:p>
+        </w:tc>
+        <w:tc>
+          <w:tcPr>
+            <w:tcW w:w="2226" w:type="dxa"/>
+          </w:tcPr>
+          <w:p>
+            <w:pPr>
+              <w:rPr>
+                <w:sz w:val="24"/>
+              </w:rPr>
+            </w:pPr>
+            <w:r>
+              <w:rPr>
+                <w:sz w:val="24"/>
+              </w:rPr>
+              <w:t>Мини-разговорник (100 базовых фраз)</w:t>
+            </w:r>
+          </w:p>
+        </w:tc>
+        <w:tc>
+          <w:tcPr>
+            <w:tcW w:w="2308" w:type="dxa"/>
+          </w:tcPr>
+          <w:p>
+            <w:pPr>
+              <w:rPr>
+                <w:sz w:val="24"/>
+              </w:rPr>
+            </w:pPr>
+            <w:r>
+              <w:rPr>
+                <w:sz w:val="24"/>
+              </w:rPr>
+              <w:t>Возможна</w:t>
+            </w:r>
+          </w:p>
+        </w:tc>
+        <w:tc>
+          <w:tcPr>
+            <w:tcW w:w="2406" w:type="dxa"/>
+          </w:tcPr>
+          <w:p>
+            <w:pPr>
+              <w:rPr>
+                <w:sz w:val="24"/>
+              </w:rPr>
+            </w:pPr>
+            <w:r>
+              <w:rPr>
+                <w:sz w:val="24"/>
+              </w:rPr>
+              <w:t>Будет автоматизирован поиск и отображение фраз по категориям с офлайн-доступом</w:t>
             </w:r>
           </w:p>
         </w:tc>
@@ -2509,43 +2439,44 @@
       <w:tr>
         <w:tc>
           <w:tcPr>
-            <w:tcW w:w="2336" w:type="dxa"/>
-          </w:tcPr>
-          <w:p>
-            <w:pPr>
-              <w:rPr>
-                <w:sz w:val="24"/>
-              </w:rPr>
-            </w:pPr>
-            <w:r>
-              <w:rPr>
-                <w:sz w:val="24"/>
-              </w:rPr>
-              <w:t>Точки партнеров-ресторанов</w:t>
-            </w:r>
-          </w:p>
-        </w:tc>
-        <w:tc>
-          <w:tcPr>
-            <w:tcW w:w="2336" w:type="dxa"/>
-          </w:tcPr>
-          <w:p>
-            <w:pPr>
-              <w:rPr>
-                <w:sz w:val="24"/>
-              </w:rPr>
-            </w:pPr>
-            <w:r>
-              <w:rPr>
-                <w:sz w:val="24"/>
-              </w:rPr>
-              <w:t>Приём, подтверждение и изменение статуса заказов</w:t>
-            </w:r>
-          </w:p>
-        </w:tc>
-        <w:tc>
-          <w:tcPr>
-            <w:tcW w:w="2336" w:type="dxa"/>
+            <w:tcW w:w="2405" w:type="dxa"/>
+          </w:tcPr>
+          <w:p>
+            <w:pPr>
+              <w:rPr>
+                <w:sz w:val="24"/>
+              </w:rPr>
+            </w:pPr>
+            <w:r>
+              <w:rPr>
+                <w:sz w:val="24"/>
+              </w:rPr>
+              <w:t>Клиент (путешественник)</w:t>
+            </w:r>
+          </w:p>
+        </w:tc>
+        <w:tc>
+          <w:tcPr>
+            <w:tcW w:w="2226" w:type="dxa"/>
+          </w:tcPr>
+          <w:p>
+            <w:pPr>
+              <w:jc w:val="left"/>
+              <w:rPr>
+                <w:sz w:val="24"/>
+              </w:rPr>
+            </w:pPr>
+            <w:r>
+              <w:rPr>
+                <w:sz w:val="24"/>
+              </w:rPr>
+              <w:t>Получение статей о правилах страны и списке «что необходимо взять»</w:t>
+            </w:r>
+          </w:p>
+        </w:tc>
+        <w:tc>
+          <w:tcPr>
+            <w:tcW w:w="2308" w:type="dxa"/>
           </w:tcPr>
           <w:p>
             <w:pPr>
@@ -2563,25 +2494,26 @@
         </w:tc>
         <w:tc>
           <w:tcPr>
-            <w:tcW w:w="2337" w:type="dxa"/>
-          </w:tcPr>
-          <w:p>
-            <w:pPr>
-              <w:rPr>
-                <w:sz w:val="24"/>
-              </w:rPr>
-            </w:pPr>
-            <w:r>
-              <w:rPr>
-                <w:sz w:val="24"/>
-              </w:rPr>
-              <w:t>Будет автоматизирован</w:t>
-            </w:r>
-            <w:r>
-              <w:rPr>
-                <w:sz w:val="24"/>
-              </w:rPr>
-              <w:t>ы действия для работы с заказом</w:t>
+            <w:tcW w:w="2406" w:type="dxa"/>
+          </w:tcPr>
+          <w:p>
+            <w:pPr>
+              <w:jc w:val="left"/>
+              <w:rPr>
+                <w:sz w:val="24"/>
+              </w:rPr>
+            </w:pPr>
+            <w:r>
+              <w:rPr>
+                <w:sz w:val="24"/>
+              </w:rPr>
+              <w:t xml:space="preserve">Будет </w:t>
+            </w:r>
+            <w:r>
+              <w:rPr>
+                <w:sz w:val="24"/>
+              </w:rPr>
+              <w:t>добавлены ссылки на необходимые и достоверные статьи о стране для путешественников</w:t>
             </w:r>
           </w:p>
         </w:tc>
@@ -2589,87 +2521,74 @@
       <w:tr>
         <w:tc>
           <w:tcPr>
-            <w:tcW w:w="2336" w:type="dxa"/>
-          </w:tcPr>
-          <w:p>
-            <w:pPr>
-              <w:rPr>
-                <w:sz w:val="24"/>
-              </w:rPr>
-            </w:pPr>
-            <w:r>
-              <w:rPr>
-                <w:sz w:val="24"/>
-              </w:rPr>
-              <w:t>Точки партнеров-ресторанов</w:t>
-            </w:r>
-          </w:p>
-        </w:tc>
-        <w:tc>
-          <w:tcPr>
-            <w:tcW w:w="2336" w:type="dxa"/>
-          </w:tcPr>
-          <w:p>
-            <w:pPr>
-              <w:rPr>
-                <w:sz w:val="24"/>
-              </w:rPr>
-            </w:pPr>
-            <w:r>
-              <w:rPr>
-                <w:sz w:val="24"/>
-              </w:rPr>
-              <w:t xml:space="preserve">Управление каталогом блюд: добавление, </w:t>
-            </w:r>
-            <w:r>
-              <w:rPr>
-                <w:sz w:val="24"/>
-              </w:rPr>
-              <w:lastRenderedPageBreak/>
-              <w:t>редактирование, обновление цен</w:t>
-            </w:r>
-          </w:p>
-        </w:tc>
-        <w:tc>
-          <w:tcPr>
-            <w:tcW w:w="2336" w:type="dxa"/>
-          </w:tcPr>
-          <w:p>
-            <w:pPr>
-              <w:rPr>
-                <w:sz w:val="24"/>
-              </w:rPr>
-            </w:pPr>
-            <w:r>
-              <w:rPr>
-                <w:sz w:val="24"/>
-              </w:rPr>
-              <w:lastRenderedPageBreak/>
+            <w:tcW w:w="2405" w:type="dxa"/>
+          </w:tcPr>
+          <w:p>
+            <w:pPr>
+              <w:rPr>
+                <w:sz w:val="24"/>
+              </w:rPr>
+            </w:pPr>
+            <w:r>
+              <w:rPr>
+                <w:sz w:val="24"/>
+              </w:rPr>
+              <w:t>Клиент (путешественник)</w:t>
+            </w:r>
+          </w:p>
+        </w:tc>
+        <w:tc>
+          <w:tcPr>
+            <w:tcW w:w="2226" w:type="dxa"/>
+          </w:tcPr>
+          <w:p>
+            <w:pPr>
+              <w:rPr>
+                <w:sz w:val="24"/>
+              </w:rPr>
+            </w:pPr>
+            <w:r>
+              <w:rPr>
+                <w:sz w:val="24"/>
+              </w:rPr>
+              <w:t>Получение топа-10 полезных локальных приложений (карты, переводчики и т.д.)</w:t>
+            </w:r>
+          </w:p>
+        </w:tc>
+        <w:tc>
+          <w:tcPr>
+            <w:tcW w:w="2308" w:type="dxa"/>
+          </w:tcPr>
+          <w:p>
+            <w:pPr>
+              <w:rPr>
+                <w:sz w:val="24"/>
+              </w:rPr>
+            </w:pPr>
+            <w:r>
+              <w:rPr>
+                <w:sz w:val="24"/>
+              </w:rPr>
               <w:t>Возможна</w:t>
             </w:r>
           </w:p>
         </w:tc>
         <w:tc>
           <w:tcPr>
-            <w:tcW w:w="2337" w:type="dxa"/>
-          </w:tcPr>
-          <w:p>
-            <w:pPr>
-              <w:rPr>
-                <w:sz w:val="24"/>
-              </w:rPr>
-            </w:pPr>
-            <w:r>
-              <w:rPr>
-                <w:sz w:val="24"/>
-              </w:rPr>
-              <w:t>Будет автоматизирован</w:t>
-            </w:r>
-            <w:r>
-              <w:rPr>
-                <w:sz w:val="24"/>
-              </w:rPr>
-              <w:t>о управление меню</w:t>
+            <w:tcW w:w="2406" w:type="dxa"/>
+          </w:tcPr>
+          <w:p>
+            <w:pPr>
+              <w:jc w:val="left"/>
+              <w:rPr>
+                <w:sz w:val="24"/>
+              </w:rPr>
+            </w:pPr>
+            <w:r>
+              <w:rPr>
+                <w:sz w:val="24"/>
+              </w:rPr>
+              <w:t>Будет автоматизировано отображение подборки приложений с описанием и ссылками на установку</w:t>
             </w:r>
           </w:p>
         </w:tc>
@@ -2677,43 +2596,44 @@
       <w:tr>
         <w:tc>
           <w:tcPr>
-            <w:tcW w:w="2336" w:type="dxa"/>
-          </w:tcPr>
-          <w:p>
-            <w:pPr>
-              <w:rPr>
-                <w:sz w:val="24"/>
-              </w:rPr>
-            </w:pPr>
-            <w:r>
-              <w:rPr>
-                <w:sz w:val="24"/>
-              </w:rPr>
-              <w:t>Точки партнеров-ресторанов</w:t>
-            </w:r>
-          </w:p>
-        </w:tc>
-        <w:tc>
-          <w:tcPr>
-            <w:tcW w:w="2336" w:type="dxa"/>
-          </w:tcPr>
-          <w:p>
-            <w:pPr>
-              <w:rPr>
-                <w:sz w:val="24"/>
-              </w:rPr>
-            </w:pPr>
-            <w:r>
-              <w:rPr>
-                <w:sz w:val="24"/>
-              </w:rPr>
-              <w:t>Создание и управление акциями, скидками</w:t>
-            </w:r>
-          </w:p>
-        </w:tc>
-        <w:tc>
-          <w:tcPr>
-            <w:tcW w:w="2336" w:type="dxa"/>
+            <w:tcW w:w="2405" w:type="dxa"/>
+          </w:tcPr>
+          <w:p>
+            <w:pPr>
+              <w:rPr>
+                <w:sz w:val="24"/>
+              </w:rPr>
+            </w:pPr>
+            <w:r>
+              <w:rPr>
+                <w:sz w:val="24"/>
+              </w:rPr>
+              <w:t>Клиент (путешественник)</w:t>
+            </w:r>
+          </w:p>
+        </w:tc>
+        <w:tc>
+          <w:tcPr>
+            <w:tcW w:w="2226" w:type="dxa"/>
+          </w:tcPr>
+          <w:p>
+            <w:pPr>
+              <w:jc w:val="left"/>
+              <w:rPr>
+                <w:sz w:val="24"/>
+              </w:rPr>
+            </w:pPr>
+            <w:r>
+              <w:rPr>
+                <w:sz w:val="24"/>
+              </w:rPr>
+              <w:t>Мониторинг безопасности (пассивный сбор новостей из открытых источников: МИД, протесты, стихии)</w:t>
+            </w:r>
+          </w:p>
+        </w:tc>
+        <w:tc>
+          <w:tcPr>
+            <w:tcW w:w="2308" w:type="dxa"/>
           </w:tcPr>
           <w:p>
             <w:pPr>
@@ -2731,25 +2651,20 @@
         </w:tc>
         <w:tc>
           <w:tcPr>
-            <w:tcW w:w="2337" w:type="dxa"/>
-          </w:tcPr>
-          <w:p>
-            <w:pPr>
-              <w:rPr>
-                <w:sz w:val="24"/>
-              </w:rPr>
-            </w:pPr>
-            <w:r>
-              <w:rPr>
-                <w:sz w:val="24"/>
-              </w:rPr>
-              <w:t>Будет автоматизирован</w:t>
-            </w:r>
-            <w:r>
-              <w:rPr>
-                <w:sz w:val="24"/>
-              </w:rPr>
-              <w:t xml:space="preserve"> созданы шаблоны для акций и возможность выбрать блюдо или категорию блюд и назначить скидку</w:t>
+            <w:tcW w:w="2406" w:type="dxa"/>
+          </w:tcPr>
+          <w:p>
+            <w:pPr>
+              <w:jc w:val="left"/>
+              <w:rPr>
+                <w:sz w:val="24"/>
+              </w:rPr>
+            </w:pPr>
+            <w:r>
+              <w:rPr>
+                <w:sz w:val="24"/>
+              </w:rPr>
+              <w:t>Будет автоматизирован парсинг RSS/API и отправка push-уведомлений</w:t>
             </w:r>
           </w:p>
         </w:tc>
@@ -2757,81 +2672,74 @@
       <w:tr>
         <w:tc>
           <w:tcPr>
-            <w:tcW w:w="2336" w:type="dxa"/>
-          </w:tcPr>
-          <w:p>
-            <w:pPr>
-              <w:rPr>
-                <w:sz w:val="24"/>
-              </w:rPr>
-            </w:pPr>
-            <w:r>
-              <w:rPr>
-                <w:sz w:val="24"/>
-              </w:rPr>
-              <w:t>Точки партнеров-ресторанов</w:t>
-            </w:r>
-          </w:p>
-        </w:tc>
-        <w:tc>
-          <w:tcPr>
-            <w:tcW w:w="2336" w:type="dxa"/>
-          </w:tcPr>
-          <w:p>
-            <w:pPr>
-              <w:rPr>
-                <w:sz w:val="24"/>
-              </w:rPr>
-            </w:pPr>
-            <w:proofErr w:type="spellStart"/>
-            <w:r>
-              <w:rPr>
-                <w:sz w:val="24"/>
-              </w:rPr>
-              <w:t>push</w:t>
-            </w:r>
-            <w:proofErr w:type="spellEnd"/>
-            <w:r>
-              <w:rPr>
-                <w:sz w:val="24"/>
-              </w:rPr>
-              <w:t>-уведомления</w:t>
-            </w:r>
-          </w:p>
-        </w:tc>
-        <w:tc>
-          <w:tcPr>
-            <w:tcW w:w="2336" w:type="dxa"/>
-          </w:tcPr>
-          <w:p>
-            <w:pPr>
-              <w:rPr>
-                <w:sz w:val="24"/>
-              </w:rPr>
-            </w:pPr>
-            <w:r>
-              <w:rPr>
-                <w:sz w:val="24"/>
-              </w:rPr>
-              <w:t>Частичная</w:t>
-            </w:r>
-          </w:p>
-        </w:tc>
-        <w:tc>
-          <w:tcPr>
-            <w:tcW w:w="2337" w:type="dxa"/>
-          </w:tcPr>
-          <w:p>
-            <w:pPr>
-              <w:rPr>
-                <w:sz w:val="24"/>
-              </w:rPr>
-            </w:pPr>
-            <w:r>
-              <w:rPr>
-                <w:sz w:val="24"/>
-              </w:rPr>
-              <w:t>Будет производится интеграция со сторонним приложением</w:t>
+            <w:tcW w:w="2405" w:type="dxa"/>
+          </w:tcPr>
+          <w:p>
+            <w:pPr>
+              <w:rPr>
+                <w:sz w:val="24"/>
+              </w:rPr>
+            </w:pPr>
+            <w:r>
+              <w:rPr>
+                <w:sz w:val="24"/>
+              </w:rPr>
+              <w:t>Клиент (путешественник)</w:t>
+            </w:r>
+          </w:p>
+        </w:tc>
+        <w:tc>
+          <w:tcPr>
+            <w:tcW w:w="2226" w:type="dxa"/>
+          </w:tcPr>
+          <w:p>
+            <w:pPr>
+              <w:rPr>
+                <w:sz w:val="24"/>
+              </w:rPr>
+            </w:pPr>
+            <w:r>
+              <w:rPr>
+                <w:sz w:val="24"/>
+              </w:rPr>
+              <w:t>Пороговые уведомления о расходах (лимит на день, перерасход)</w:t>
+            </w:r>
+          </w:p>
+        </w:tc>
+        <w:tc>
+          <w:tcPr>
+            <w:tcW w:w="2308" w:type="dxa"/>
+          </w:tcPr>
+          <w:p>
+            <w:pPr>
+              <w:rPr>
+                <w:sz w:val="24"/>
+              </w:rPr>
+            </w:pPr>
+            <w:r>
+              <w:rPr>
+                <w:sz w:val="24"/>
+              </w:rPr>
+              <w:t>Возможна</w:t>
+            </w:r>
+          </w:p>
+        </w:tc>
+        <w:tc>
+          <w:tcPr>
+            <w:tcW w:w="2406" w:type="dxa"/>
+          </w:tcPr>
+          <w:p>
+            <w:pPr>
+              <w:jc w:val="left"/>
+              <w:rPr>
+                <w:sz w:val="24"/>
+              </w:rPr>
+            </w:pPr>
+            <w:r>
+              <w:rPr>
+                <w:sz w:val="24"/>
+              </w:rPr>
+              <w:t>Будет автоматизирована система триггеров: при превышении дневного лимита пользователь получает push/email</w:t>
             </w:r>
           </w:p>
         </w:tc>
@@ -2839,28 +2747,29 @@
       <w:tr>
         <w:tc>
           <w:tcPr>
-            <w:tcW w:w="2336" w:type="dxa"/>
-          </w:tcPr>
-          <w:p>
-            <w:pPr>
-              <w:rPr>
-                <w:sz w:val="24"/>
-              </w:rPr>
-            </w:pPr>
-            <w:r>
-              <w:rPr>
-                <w:sz w:val="24"/>
-              </w:rPr>
-              <w:t>Точки партнеров-ресторанов</w:t>
-            </w:r>
-          </w:p>
-        </w:tc>
-        <w:tc>
-          <w:tcPr>
-            <w:tcW w:w="2336" w:type="dxa"/>
-          </w:tcPr>
-          <w:p>
-            <w:pPr>
+            <w:tcW w:w="2405" w:type="dxa"/>
+          </w:tcPr>
+          <w:p>
+            <w:pPr>
+              <w:rPr>
+                <w:sz w:val="24"/>
+              </w:rPr>
+            </w:pPr>
+            <w:r>
+              <w:rPr>
+                <w:sz w:val="24"/>
+              </w:rPr>
+              <w:t>Клиент (путешественник)</w:t>
+            </w:r>
+          </w:p>
+        </w:tc>
+        <w:tc>
+          <w:tcPr>
+            <w:tcW w:w="2226" w:type="dxa"/>
+          </w:tcPr>
+          <w:p>
+            <w:pPr>
+              <w:jc w:val="left"/>
               <w:rPr>
                 <w:b/>
                 <w:bCs/>
@@ -2871,28 +2780,258 @@
               <w:rPr>
                 <w:sz w:val="24"/>
               </w:rPr>
-              <w:t>Аналитика продаж</w:t>
-            </w:r>
-            <w:r>
-              <w:rPr>
-                <w:sz w:val="24"/>
-              </w:rPr>
-              <w:t xml:space="preserve"> </w:t>
-            </w:r>
-            <w:r>
-              <w:rPr>
-                <w:sz w:val="24"/>
-              </w:rPr>
-              <w:t>и популярности блюд</w:t>
-            </w:r>
-          </w:p>
-        </w:tc>
-        <w:tc>
-          <w:tcPr>
-            <w:tcW w:w="2336" w:type="dxa"/>
-          </w:tcPr>
-          <w:p>
-            <w:pPr>
+              <w:t>Регистрация и ведение профиля для расчёта стоимости поездки</w:t>
+            </w:r>
+          </w:p>
+        </w:tc>
+        <w:tc>
+          <w:tcPr>
+            <w:tcW w:w="2308" w:type="dxa"/>
+          </w:tcPr>
+          <w:p>
+            <w:pPr>
+              <w:rPr>
+                <w:sz w:val="24"/>
+              </w:rPr>
+            </w:pPr>
+            <w:r>
+              <w:rPr>
+                <w:sz w:val="24"/>
+              </w:rPr>
+              <w:t>Возможна</w:t>
+            </w:r>
+          </w:p>
+        </w:tc>
+        <w:tc>
+          <w:tcPr>
+            <w:tcW w:w="2406" w:type="dxa"/>
+          </w:tcPr>
+          <w:p>
+            <w:pPr>
+              <w:jc w:val="left"/>
+              <w:rPr>
+                <w:sz w:val="24"/>
+              </w:rPr>
+            </w:pPr>
+            <w:r>
+              <w:rPr>
+                <w:sz w:val="24"/>
+              </w:rPr>
+              <w:t>Будет автоматизирована регистрация и хранение истории поездок и лимитов</w:t>
+            </w:r>
+          </w:p>
+        </w:tc>
+      </w:tr>
+      <w:tr>
+        <w:tc>
+          <w:tcPr>
+            <w:tcW w:w="2405" w:type="dxa"/>
+          </w:tcPr>
+          <w:p>
+            <w:pPr>
+              <w:jc w:val="left"/>
+              <w:rPr>
+                <w:sz w:val="24"/>
+              </w:rPr>
+            </w:pPr>
+            <w:r>
+              <w:rPr>
+                <w:sz w:val="24"/>
+              </w:rPr>
+              <w:t>Источники данных (API, ленты, статьи)</w:t>
+            </w:r>
+          </w:p>
+        </w:tc>
+        <w:tc>
+          <w:tcPr>
+            <w:tcW w:w="2226" w:type="dxa"/>
+          </w:tcPr>
+          <w:p>
+            <w:pPr>
+              <w:jc w:val="left"/>
+              <w:rPr>
+                <w:sz w:val="24"/>
+              </w:rPr>
+            </w:pPr>
+            <w:r>
+              <w:rPr>
+                <w:sz w:val="24"/>
+              </w:rPr>
+              <w:t>Сбор и обновление курсов валют</w:t>
+            </w:r>
+          </w:p>
+        </w:tc>
+        <w:tc>
+          <w:tcPr>
+            <w:tcW w:w="2308" w:type="dxa"/>
+          </w:tcPr>
+          <w:p>
+            <w:pPr>
+              <w:jc w:val="left"/>
+              <w:rPr>
+                <w:sz w:val="24"/>
+              </w:rPr>
+            </w:pPr>
+            <w:r>
+              <w:rPr>
+                <w:sz w:val="24"/>
+              </w:rPr>
+              <w:t>Возможна</w:t>
+            </w:r>
+          </w:p>
+        </w:tc>
+        <w:tc>
+          <w:tcPr>
+            <w:tcW w:w="2406" w:type="dxa"/>
+          </w:tcPr>
+          <w:p>
+            <w:pPr>
+              <w:jc w:val="left"/>
+              <w:rPr>
+                <w:sz w:val="24"/>
+              </w:rPr>
+            </w:pPr>
+            <w:r>
+              <w:rPr>
+                <w:sz w:val="24"/>
+              </w:rPr>
+              <w:t xml:space="preserve">Будет автоматизировано периодическое </w:t>
+            </w:r>
+            <w:r>
+              <w:rPr>
+                <w:sz w:val="24"/>
+              </w:rPr>
+              <w:lastRenderedPageBreak/>
+              <w:t>обновление курсов через открытые API</w:t>
+            </w:r>
+          </w:p>
+        </w:tc>
+      </w:tr>
+      <w:tr>
+        <w:tc>
+          <w:tcPr>
+            <w:tcW w:w="2405" w:type="dxa"/>
+          </w:tcPr>
+          <w:p>
+            <w:pPr>
+              <w:jc w:val="left"/>
+              <w:rPr>
+                <w:sz w:val="24"/>
+              </w:rPr>
+            </w:pPr>
+            <w:r>
+              <w:rPr>
+                <w:sz w:val="24"/>
+              </w:rPr>
+              <w:lastRenderedPageBreak/>
+              <w:t>Источники данных (API, ленты, статьи)</w:t>
+            </w:r>
+          </w:p>
+        </w:tc>
+        <w:tc>
+          <w:tcPr>
+            <w:tcW w:w="2226" w:type="dxa"/>
+          </w:tcPr>
+          <w:p>
+            <w:pPr>
+              <w:jc w:val="left"/>
+              <w:rPr>
+                <w:sz w:val="24"/>
+              </w:rPr>
+            </w:pPr>
+            <w:r>
+              <w:rPr>
+                <w:sz w:val="24"/>
+              </w:rPr>
+              <w:t>Сбор новостей о безопасности (протесты, стихии, рекомендации МИД)</w:t>
+            </w:r>
+          </w:p>
+        </w:tc>
+        <w:tc>
+          <w:tcPr>
+            <w:tcW w:w="2308" w:type="dxa"/>
+          </w:tcPr>
+          <w:p>
+            <w:pPr>
+              <w:jc w:val="left"/>
+              <w:rPr>
+                <w:sz w:val="24"/>
+              </w:rPr>
+            </w:pPr>
+            <w:r>
+              <w:rPr>
+                <w:sz w:val="24"/>
+              </w:rPr>
+              <w:t>Возможна</w:t>
+            </w:r>
+          </w:p>
+        </w:tc>
+        <w:tc>
+          <w:tcPr>
+            <w:tcW w:w="2406" w:type="dxa"/>
+          </w:tcPr>
+          <w:p>
+            <w:pPr>
+              <w:jc w:val="left"/>
+              <w:rPr>
+                <w:sz w:val="24"/>
+              </w:rPr>
+            </w:pPr>
+            <w:r>
+              <w:rPr>
+                <w:sz w:val="24"/>
+              </w:rPr>
+              <w:t>Будет автоматизирован парсинг RSS-лент и новостных API с фильтрацией по стране</w:t>
+            </w:r>
+          </w:p>
+        </w:tc>
+      </w:tr>
+      <w:tr>
+        <w:tc>
+          <w:tcPr>
+            <w:tcW w:w="2405" w:type="dxa"/>
+          </w:tcPr>
+          <w:p>
+            <w:pPr>
+              <w:jc w:val="left"/>
+              <w:rPr>
+                <w:sz w:val="24"/>
+              </w:rPr>
+            </w:pPr>
+            <w:r>
+              <w:rPr>
+                <w:sz w:val="24"/>
+              </w:rPr>
+              <w:t>Источники данных (API, ленты, статьи)</w:t>
+            </w:r>
+          </w:p>
+        </w:tc>
+        <w:tc>
+          <w:tcPr>
+            <w:tcW w:w="2226" w:type="dxa"/>
+          </w:tcPr>
+          <w:p>
+            <w:pPr>
+              <w:jc w:val="left"/>
+              <w:rPr>
+                <w:sz w:val="24"/>
+              </w:rPr>
+            </w:pPr>
+            <w:r>
+              <w:rPr>
+                <w:sz w:val="24"/>
+              </w:rPr>
+              <w:t>Сбор и актуализация статей о правилах стран и списках вещей</w:t>
+            </w:r>
+          </w:p>
+        </w:tc>
+        <w:tc>
+          <w:tcPr>
+            <w:tcW w:w="2308" w:type="dxa"/>
+          </w:tcPr>
+          <w:p>
+            <w:pPr>
+              <w:jc w:val="left"/>
               <w:rPr>
                 <w:sz w:val="24"/>
               </w:rPr>
@@ -2907,19 +3046,20 @@
         </w:tc>
         <w:tc>
           <w:tcPr>
-            <w:tcW w:w="2337" w:type="dxa"/>
-          </w:tcPr>
-          <w:p>
-            <w:pPr>
-              <w:rPr>
-                <w:sz w:val="24"/>
-              </w:rPr>
-            </w:pPr>
-            <w:r>
-              <w:rPr>
-                <w:sz w:val="24"/>
-              </w:rPr>
-              <w:t>Будет производится интеграция со сторонним приложением</w:t>
+            <w:tcW w:w="2406" w:type="dxa"/>
+          </w:tcPr>
+          <w:p>
+            <w:pPr>
+              <w:jc w:val="left"/>
+              <w:rPr>
+                <w:sz w:val="24"/>
+              </w:rPr>
+            </w:pPr>
+            <w:r>
+              <w:rPr>
+                <w:sz w:val="24"/>
+              </w:rPr>
+              <w:t>Будет автоматизировано кеширование и обновление контента</w:t>
             </w:r>
           </w:p>
         </w:tc>
@@ -2971,7 +3111,7 @@
         <w:pStyle w:val="a7"/>
         <w:numPr>
           <w:ilvl w:val="0"/>
-          <w:numId w:val="7"/>
+          <w:numId w:val="11"/>
         </w:numPr>
         <w:tabs>
           <w:tab w:val="left" w:pos="993"/>
@@ -2980,7 +3120,13 @@
         <w:ind w:left="0" w:firstLine="709"/>
       </w:pPr>
       <w:r>
-        <w:t>Клиентская подсистема. Предназначена для взаимодействия с конечном пользователем, обеспечивает регистрацию и редактирования профиля, просмотр ресторанов и их меню, оформление и оплату заказа, отслеживание статуса, просмотр истории заказов и возможность связи с техподдержкой.</w:t>
+        <w:t>Клиентская подсистема. Предназначена для взаимодействия с конечным пользователем (путешественником), обеспечивает регистрацию и редактирование профиля, ввод лимита поездки и расчёт трат с привязкой к карте, конвертацию валют и подсчёт добавочного налога на продукцию, отображение мини-разговорника (100 базовых фраз), просмотр статей о правилах страны и списке «что необходимо взять», получение топа-10 полезных локальных приложений (карты, переводчики и т.д.), а также настройку пороговых уведомлений о рас</w:t>
+      </w:r>
+      <w:r>
+        <w:t>ходах</w:t>
+      </w:r>
+      <w:r>
+        <w:t xml:space="preserve"> (лимит на день, перерасход).</w:t>
       </w:r>
     </w:p>
     <w:p>
@@ -2988,7 +3134,7 @@
         <w:pStyle w:val="a7"/>
         <w:numPr>
           <w:ilvl w:val="0"/>
-          <w:numId w:val="7"/>
+          <w:numId w:val="11"/>
         </w:numPr>
         <w:tabs>
           <w:tab w:val="left" w:pos="993"/>
@@ -2997,59 +3143,7 @@
         <w:ind w:left="0" w:firstLine="709"/>
       </w:pPr>
       <w:r>
-        <w:t xml:space="preserve">Подсистема партнера ресторана. Предназначена для управления меню, создание акций и скидок, приема и обработки входящих заказов, </w:t>
-      </w:r>
-      <w:r>
-        <w:t>взаимодействия с курьером и просмотр аналитики продаж.</w:t>
-      </w:r>
-    </w:p>
-    <w:p>
-      <w:pPr>
-        <w:pStyle w:val="a7"/>
-        <w:numPr>
-          <w:ilvl w:val="0"/>
-          <w:numId w:val="7"/>
-        </w:numPr>
-        <w:tabs>
-          <w:tab w:val="left" w:pos="993"/>
-        </w:tabs>
-        <w:spacing w:line="360" w:lineRule="auto"/>
-        <w:ind w:left="0" w:firstLine="709"/>
-      </w:pPr>
-      <w:r>
-        <w:t xml:space="preserve">Подсистема курьера. Предназначена для приемки заказов, построения маршрутов доставки, сканирования </w:t>
-      </w:r>
-      <w:r>
-        <w:rPr>
-          <w:lang w:val="en-US"/>
-        </w:rPr>
-        <w:t>QR</w:t>
-      </w:r>
-      <w:r>
-        <w:t>-</w:t>
-      </w:r>
-      <w:r>
-        <w:t>кодов и связь с клиентами и техподдержкой.</w:t>
-      </w:r>
-    </w:p>
-    <w:p>
-      <w:pPr>
-        <w:pStyle w:val="a7"/>
-        <w:numPr>
-          <w:ilvl w:val="0"/>
-          <w:numId w:val="7"/>
-        </w:numPr>
-        <w:tabs>
-          <w:tab w:val="left" w:pos="993"/>
-        </w:tabs>
-        <w:spacing w:line="360" w:lineRule="auto"/>
-        <w:ind w:left="0" w:firstLine="709"/>
-      </w:pPr>
-      <w:r>
-        <w:t>Подсистема центра управления заказами и доставкой. Предназначена для службы техподдержки</w:t>
-      </w:r>
-      <w:r>
-        <w:t>, обеспечивает управление пользователями и добавления новых партнеров-ресторанов, курьеров.</w:t>
+        <w:t>Подсистема источников данных. Предназначена для автоматизированного сбора, обновления и хранения внешней информации, обеспечивает периодическое получение актуальных курсов валют через открытые API, парсинг новостных лент и RSS-каналов (МИД, протесты, стихии) для мониторинга безопасности с отправкой push-уведомлений при заходе пользователя в зону риска, а также кеширование статей и контента для офлайн-доступа.</w:t>
       </w:r>
     </w:p>
     <w:p>
@@ -3062,11 +3156,14 @@
         <w:ind w:left="0" w:firstLine="709"/>
       </w:pPr>
       <w:r>
+        <w:t xml:space="preserve">Требования к функционированию – круглосуточный режим работы. Диагностика и мониторинг системы </w:t>
+      </w:r>
+      <w:r>
+        <w:t xml:space="preserve">должен производится постоянно, так же </w:t>
+      </w:r>
+      <w:r>
         <w:lastRenderedPageBreak/>
-        <w:t xml:space="preserve">Требования к функционированию – круглосуточный режим работы. Диагностика и мониторинг системы </w:t>
-      </w:r>
-      <w:r>
-        <w:t>должен производится постоянно, так же должны быть своевременные обновления приложения по мере нахождения ошибок и уязвимостей.</w:t>
+        <w:t>должны быть своевременные обновления приложения по мере нахождения ошибок и уязвимостей.</w:t>
       </w:r>
     </w:p>
     <w:p>
@@ -3127,6 +3224,28 @@
     </w:p>
     <w:p>
       <w:pPr>
+        <w:pStyle w:val="2"/>
+      </w:pPr>
+      <w:bookmarkStart w:id="7" w:name="_Toc229752922"/>
+      <w:r>
+        <w:t>4.2 Требования к функциям, выполняемой системой</w:t>
+      </w:r>
+      <w:bookmarkEnd w:id="7"/>
+    </w:p>
+    <w:p>
+      <w:pPr>
+        <w:spacing w:line="360" w:lineRule="auto"/>
+        <w:ind w:firstLine="709"/>
+      </w:pPr>
+      <w:r>
+        <w:t>Система должна автоматизировать полный цикл информационно-финансового сопровождения путешественника</w:t>
+      </w:r>
+      <w:r>
+        <w:t>:</w:t>
+      </w:r>
+    </w:p>
+    <w:p>
+      <w:pPr>
         <w:pStyle w:val="a7"/>
         <w:numPr>
           <w:ilvl w:val="0"/>
@@ -3139,7 +3258,7 @@
         <w:ind w:left="0" w:firstLine="709"/>
       </w:pPr>
       <w:r>
-        <w:t>Карточные сервисы, для построения маршрутов курьерам и выбора адреса доставки.</w:t>
+        <w:t>Для клиента (путешественника): Конвертация валют с актуальными курсами, ввод лимита поездки и расчёт трат с привязкой к карте (автоматический учёт расходов), подсчёт добавочного налога на продукцию, просмотр мини-разговорника (100 базовых фраз с офлайн-доступом), чтение статей о правилах страны и списке «что необходимо взять», получение топа-10 полезных локальных приложений (карты, переводчики, такси, доставка еды), настройка пороговых уведомлений о расходах (лимит на день, уведомление о перерасходе), регистрация и ведение профиля с историей поездок.</w:t>
       </w:r>
     </w:p>
     <w:p>
@@ -3156,26 +3275,7 @@
         <w:ind w:left="0" w:firstLine="709"/>
       </w:pPr>
       <w:r>
-        <w:t>Система аналитики, для анализа продаж ресторанов.</w:t>
-      </w:r>
-    </w:p>
-    <w:p>
-      <w:pPr>
-        <w:pStyle w:val="2"/>
-      </w:pPr>
-      <w:bookmarkStart w:id="7" w:name="_Toc229752922"/>
-      <w:r>
-        <w:t>4.2 Требования к функциям, выполняемой системой</w:t>
-      </w:r>
-      <w:bookmarkEnd w:id="7"/>
-    </w:p>
-    <w:p>
-      <w:pPr>
-        <w:spacing w:line="360" w:lineRule="auto"/>
-        <w:ind w:firstLine="709"/>
-      </w:pPr>
-      <w:r>
-        <w:t>Система должна автоматизировать полный цикл заказа доставки еды:</w:t>
+        <w:t>Для источников данных (API, ленты, статьи): Автоматизированный сбор и обновление курсов валют через открытые API (периодичность — не реже 1 раза в час), парсинг новостных лент и RSS-каналов МИД для мониторинга безопасности (протесты, стихии, рекомендации), отправка push-уведомлений пользователю при заходе в зону риска, кеширование статей и разговорника для офлайн-доступа, актуализация топа-10 приложений под конкретную страну.</w:t>
       </w:r>
     </w:p>
     <w:p>
@@ -3192,7 +3292,36 @@
         <w:ind w:left="0" w:firstLine="709"/>
       </w:pPr>
       <w:r>
-        <w:t>Для клиента: Поиск и фильтрация ресторанов/блюд, просмотр детального меню с актуальными ценами и остатками, формирование корзины с учетом индивидуальных опций (например, «без лука»), выбор адреса и времени доставки, отслеживание статуса заказа на интерактивной карте в реальном времени, просмотр детальной истории заказов и чеков, оставление отзывов и рейтингов.</w:t>
+        <w:t xml:space="preserve">Для администратора/модератора: Управление контентом по странам (статьи, правила, списки вещей, разговорник, топ-10 приложений), настройка API-ключей для курсов валют и новостных лент, мониторинг корректности парсинга, просмотр аналитики по популярным странам и запросам </w:t>
+      </w:r>
+      <w:r>
+        <w:lastRenderedPageBreak/>
+        <w:t>пользователей, ручная обработка неточностей в данных (например, неверный курс или устаревшая статья), управление пользователями (просмотр, блокировка).</w:t>
+      </w:r>
+    </w:p>
+    <w:p>
+      <w:pPr>
+        <w:pStyle w:val="2"/>
+      </w:pPr>
+      <w:bookmarkStart w:id="8" w:name="_Toc229752923"/>
+      <w:r>
+        <w:t>4.3</w:t>
+      </w:r>
+      <w:r>
+        <w:t xml:space="preserve"> </w:t>
+      </w:r>
+      <w:r>
+        <w:t>Требование к видам обеспечения</w:t>
+      </w:r>
+      <w:bookmarkEnd w:id="8"/>
+    </w:p>
+    <w:p>
+      <w:pPr>
+        <w:spacing w:line="360" w:lineRule="auto"/>
+        <w:ind w:firstLine="709"/>
+      </w:pPr>
+      <w:r>
+        <w:t>Система должна использовать математические модели и алгоритмы для:</w:t>
       </w:r>
     </w:p>
     <w:p>
@@ -3209,25 +3338,7 @@
         <w:ind w:left="0" w:firstLine="709"/>
       </w:pPr>
       <w:r>
-        <w:t xml:space="preserve">Для ресторана-партнёра: Получение и подтверждение новых заказов в режиме, близком к реальному времени (задержка не более </w:t>
-      </w:r>
-      <w:r>
-        <w:t>2</w:t>
-      </w:r>
-      <w:r>
-        <w:t xml:space="preserve"> </w:t>
-      </w:r>
-      <w:r>
-        <w:t>минут</w:t>
-      </w:r>
-      <w:r>
-        <w:t>), управление актуальным меню (включая остатки ингредиентов), просмотр статистики по заказам и выручке за произвольный период, оперативное обновление статуса готовности заказа</w:t>
-      </w:r>
-      <w:r>
-        <w:t>, аналитика продаж</w:t>
-      </w:r>
-      <w:r>
-        <w:t>.</w:t>
+        <w:t>Расчёта бюджета поездки и прогнозирования трат: Модель, учитывающая введённый пользователем лимит, длительность поездки, средние цены в стране (на основе агрегированных данных) и историю прошлых трат пользователя, с построением прогноза остатка средств на каждый день поездки.</w:t>
       </w:r>
     </w:p>
     <w:p>
@@ -3244,25 +3355,13 @@
         <w:ind w:left="0" w:firstLine="709"/>
       </w:pPr>
       <w:r>
-        <w:t>Для курьера: Получение заданий с оптимальным маршрутом, подтверждение принятия и завершения заказа, использование встроенной навигации, связь с клиентом через анонимизированный звонок/чат в приложении</w:t>
-      </w:r>
-      <w:r>
-        <w:t xml:space="preserve">, сканирование </w:t>
-      </w:r>
-      <w:r>
-        <w:rPr>
-          <w:lang w:val="en-US"/>
-        </w:rPr>
-        <w:t>QR</w:t>
-      </w:r>
-      <w:r>
-        <w:t>-</w:t>
-      </w:r>
-      <w:r>
-        <w:t>кодов и завершение заказов</w:t>
-      </w:r>
-      <w:r>
-        <w:t>.</w:t>
+        <w:t>Пороговых уведомлений о расходах: Алгоритм отслеживания текущих трат относительно дневного и общего лимита, автоматически рассчитывающий проценты израсходованного бюджета и инициирующий push-уведомления при достижении заданных порогов (например, 50%, 80%, 100% от дневного лимита</w:t>
+      </w:r>
+      <w:r>
+        <w:t xml:space="preserve"> или лимита поездки</w:t>
+      </w:r>
+      <w:r>
+        <w:t>).</w:t>
       </w:r>
     </w:p>
     <w:p>
@@ -3279,33 +3378,22 @@
         <w:ind w:left="0" w:firstLine="709"/>
       </w:pPr>
       <w:r>
-        <w:lastRenderedPageBreak/>
-        <w:t>Для администратора: Полный контроль над пользователями, партнёрами и курьерами (ведение, блокировка), ручная обработка спорных заказов, настройка комиссий, формирование комплексных аналитических отчётов.</w:t>
-      </w:r>
-    </w:p>
-    <w:p>
-      <w:pPr>
-        <w:pStyle w:val="2"/>
-      </w:pPr>
-      <w:bookmarkStart w:id="8" w:name="_Toc229752923"/>
-      <w:r>
-        <w:t>4.3</w:t>
-      </w:r>
-      <w:r>
-        <w:t xml:space="preserve"> </w:t>
-      </w:r>
-      <w:r>
-        <w:t>Требование к видам обеспечения</w:t>
-      </w:r>
-      <w:bookmarkEnd w:id="8"/>
-    </w:p>
-    <w:p>
-      <w:pPr>
+        <w:t>Мониторинга безопасности и оценки рисков: Алгоритм анализа новостных лент и RSS-каналов (МИД, локальные СМИ, службы спасения), который на основе частоты упоминания ключевых слов (протесты, стихии, теракты) и геолокации пользователя присваивает территории статус риска («безопасно», «внимание», «опасно») и при необходимости отправляет push-уведомление.</w:t>
+      </w:r>
+    </w:p>
+    <w:p>
+      <w:pPr>
+        <w:tabs>
+          <w:tab w:val="left" w:pos="993"/>
+        </w:tabs>
         <w:spacing w:line="360" w:lineRule="auto"/>
         <w:ind w:firstLine="709"/>
       </w:pPr>
       <w:r>
-        <w:t>Система должна использовать математические модели и алгоритмы для:</w:t>
+        <w:t>Требования к информационному обеспечению</w:t>
+      </w:r>
+      <w:r>
+        <w:t>:</w:t>
       </w:r>
     </w:p>
     <w:p>
@@ -3322,7 +3410,7 @@
         <w:ind w:left="0" w:firstLine="709"/>
       </w:pPr>
       <w:r>
-        <w:t>Расчёта времени доставки: Учитывающего расстояние, тип транспорта, исторические данные о средней скорости и текущую дорожную обстановку.</w:t>
+        <w:t>Структура базы данных: Должна быть спроектирована с учётом нормализации для минимизации избыточности и обеспечения целостности данных. Система хеширования паролей и невозможности создания двух записей с одной электронной почтой.</w:t>
       </w:r>
     </w:p>
     <w:p>
@@ -3339,27 +3427,7 @@
         <w:ind w:left="0" w:firstLine="709"/>
       </w:pPr>
       <w:r>
-        <w:t>Динамического ценообразования: Алгоритм расчёта стоимости доставки, который может учитывать спрос, погодные условия и удалённость адреса.</w:t>
-      </w:r>
-    </w:p>
-    <w:p>
-      <w:pPr>
-        <w:pStyle w:val="a7"/>
-        <w:numPr>
-          <w:ilvl w:val="0"/>
-          <w:numId w:val="8"/>
-        </w:numPr>
-        <w:tabs>
-          <w:tab w:val="left" w:pos="993"/>
-        </w:tabs>
-        <w:spacing w:line="360" w:lineRule="auto"/>
-        <w:ind w:left="0" w:firstLine="709"/>
-      </w:pPr>
-      <w:r>
-        <w:t>Системы рекомендаций: Алгоритмы для рекомендации блюд или ресторанов пользователю на основе его истории заказо</w:t>
-      </w:r>
-      <w:r>
-        <w:t>в.</w:t>
+        <w:t>Конфиденциальность: Все персональные данные пользователей (ФИО, телефоны, адреса) должны храниться в зашифрованном виде. Платёжные данные (номера карт) не должны храниться на серверах системы;</w:t>
       </w:r>
     </w:p>
     <w:p>
@@ -3368,44 +3436,8 @@
         <w:ind w:firstLine="709"/>
       </w:pPr>
       <w:r>
-        <w:t>Требования к информационному обеспечению</w:t>
-      </w:r>
-      <w:r>
-        <w:t>:</w:t>
-      </w:r>
-    </w:p>
-    <w:p>
-      <w:pPr>
-        <w:pStyle w:val="a7"/>
-        <w:numPr>
-          <w:ilvl w:val="0"/>
-          <w:numId w:val="8"/>
-        </w:numPr>
-        <w:tabs>
-          <w:tab w:val="left" w:pos="993"/>
-        </w:tabs>
-        <w:spacing w:line="360" w:lineRule="auto"/>
-        <w:ind w:left="0" w:firstLine="709"/>
-      </w:pPr>
-      <w:r>
-        <w:t>Структура базы данных: Должна быть спроектирована с учётом нормализации для минимизации избыточности и обеспечения целостности данных. Система хеширования паролей и невозможности создания двух записей с одной электронной почтой.</w:t>
-      </w:r>
-    </w:p>
-    <w:p>
-      <w:pPr>
-        <w:pStyle w:val="a7"/>
-        <w:numPr>
-          <w:ilvl w:val="0"/>
-          <w:numId w:val="8"/>
-        </w:numPr>
-        <w:tabs>
-          <w:tab w:val="left" w:pos="993"/>
-        </w:tabs>
-        <w:spacing w:line="360" w:lineRule="auto"/>
-        <w:ind w:left="0" w:firstLine="709"/>
-      </w:pPr>
-      <w:r>
-        <w:t>Конфиденциальность: Все персональные данные пользователей (ФИО, телефоны, адреса) должны храниться в зашифрованном виде. Платёжные данные (номера карт) не должны храниться на серверах системы;</w:t>
+        <w:lastRenderedPageBreak/>
+        <w:t>Для мобильного приложения (Kotlin):</w:t>
       </w:r>
     </w:p>
     <w:p>
@@ -3414,81 +3446,43 @@
         <w:ind w:firstLine="709"/>
       </w:pPr>
       <w:r>
-        <w:t>Требования к программному обеспечению</w:t>
-      </w:r>
-      <w:r>
-        <w:t xml:space="preserve">. </w:t>
-      </w:r>
-      <w:r>
-        <w:t xml:space="preserve">Системное ПО: Серверная часть должна работать под управлением ОС семейства Linux (Ubuntu LTS или </w:t>
-      </w:r>
-      <w:proofErr w:type="spellStart"/>
-      <w:r>
-        <w:t>CentOS</w:t>
-      </w:r>
-      <w:proofErr w:type="spellEnd"/>
-      <w:r>
-        <w:t xml:space="preserve">). Для контейнеризации используется </w:t>
-      </w:r>
-      <w:proofErr w:type="spellStart"/>
-      <w:r>
-        <w:t>Docker</w:t>
-      </w:r>
-      <w:proofErr w:type="spellEnd"/>
-      <w:r>
-        <w:t xml:space="preserve">. Прикладное ПО: Серверная часть на одном из фреймворке </w:t>
+        <w:t xml:space="preserve">Серверная часть системы должна работать под управлением ОС семейства Linux (Ubuntu LTS или CentOS) с использованием Docker для контейнеризации, серверное приложение реализуется на фреймворке Django (Python) с Django REST Framework для построения API, в качестве базы данных используется PostgreSQL; мобильное клиентское приложение разрабатывается на языке Kotlin под платформу Android (минимальная версия SDK 26), для офлайн-хранения разговорника, кеша курсов и статей используется Room Database, а для хранения токена и настроек пользователя </w:t>
+      </w:r>
+      <w:r>
+        <w:t>-</w:t>
+      </w:r>
+      <w:r>
+        <w:t xml:space="preserve"> DataStore</w:t>
+      </w:r>
+      <w:r>
+        <w:t>.</w:t>
+      </w:r>
+    </w:p>
+    <w:p>
+      <w:pPr>
+        <w:spacing w:line="360" w:lineRule="auto"/>
+        <w:ind w:firstLine="709"/>
+      </w:pPr>
+      <w:r>
+        <w:t>Для веб-сайта (Django):</w:t>
+      </w:r>
+    </w:p>
+    <w:p>
+      <w:pPr>
+        <w:spacing w:line="360" w:lineRule="auto"/>
+        <w:ind w:firstLine="709"/>
+      </w:pPr>
+      <w:r>
+        <w:t>Серверная часть системы должна работать под управлением ОС семейства Linux (Ubuntu LTS или CentOS) с использованием Docker для контейнеризации, веб-приложение разрабатывается на фреймворке Django (Python) с использованием SQL</w:t>
       </w:r>
       <w:r>
         <w:rPr>
           <w:lang w:val="en-US"/>
         </w:rPr>
-        <w:t>Dotnet</w:t>
-      </w:r>
-      <w:r>
-        <w:t xml:space="preserve">. </w:t>
-      </w:r>
-      <w:r>
-        <w:t xml:space="preserve">Клиентское веб приложение на </w:t>
-      </w:r>
-      <w:r>
-        <w:rPr>
-          <w:lang w:val="en-US"/>
-        </w:rPr>
-        <w:t>html</w:t>
-      </w:r>
-      <w:r>
-        <w:t xml:space="preserve">, </w:t>
-      </w:r>
-      <w:proofErr w:type="spellStart"/>
-      <w:r>
-        <w:rPr>
-          <w:lang w:val="en-US"/>
-        </w:rPr>
-        <w:t>css</w:t>
-      </w:r>
-      <w:proofErr w:type="spellEnd"/>
-      <w:r>
-        <w:t xml:space="preserve">, </w:t>
-      </w:r>
-      <w:r>
-        <w:rPr>
-          <w:lang w:val="en-US"/>
-        </w:rPr>
-        <w:t>C</w:t>
-      </w:r>
-      <w:r>
-        <w:t>#</w:t>
-      </w:r>
-      <w:r>
-        <w:t xml:space="preserve">. База данных </w:t>
-      </w:r>
-      <w:proofErr w:type="spellStart"/>
-      <w:r>
-        <w:t>PostgreSQL</w:t>
-      </w:r>
-      <w:proofErr w:type="spellEnd"/>
-      <w:r>
-        <w:t>.</w:t>
+        <w:t>Lite</w:t>
+      </w:r>
+      <w:r>
+        <w:t xml:space="preserve"> в качестве базы данных, асинхронные задачи (парсинг курсов валют и новостных лент) выполняются через Celery с брокером Redis, клиентская часть реализована на HTML, CSS и JavaScript с интеграцией через Django Templates или Django REST Framework для SPA-подхода, все данные пользователя (профиль, история поездок, лимиты) хранятся на сервере с шифрованием персональной информации.</w:t>
       </w:r>
     </w:p>
     <w:p>
@@ -3497,7 +3491,6 @@
         <w:ind w:firstLine="709"/>
       </w:pPr>
       <w:r>
-        <w:lastRenderedPageBreak/>
         <w:t>Требования к организационному обеспечению. Для успешного внедрения и эксплуатации системы Заказчик обязуется:</w:t>
       </w:r>
     </w:p>
@@ -3525,16 +3518,10 @@
         <w:ind w:firstLine="709"/>
       </w:pPr>
       <w:r>
-        <w:t>3. Обеспечить участие ключевых пользователей (представителей ресторанов, курьеров) в процессе приемо-сдаточных испытаний и подготовке тестовых данных.</w:t>
-      </w:r>
-    </w:p>
-    <w:p>
-      <w:pPr>
-        <w:spacing w:line="360" w:lineRule="auto"/>
-        <w:ind w:firstLine="709"/>
-      </w:pPr>
-      <w:r>
-        <w:t>4. Организовать обучение персонала, который будет работать с административным интерфейсом и системой модерации.</w:t>
+        <w:t>3</w:t>
+      </w:r>
+      <w:r>
+        <w:t>. Организовать обучение персонала, который будет работать с административным интерфейсом и системой модерации.</w:t>
       </w:r>
     </w:p>
     <w:p>
@@ -3552,6 +3539,7 @@
       </w:pPr>
       <w:bookmarkStart w:id="9" w:name="_Toc229752924"/>
       <w:r>
+        <w:lastRenderedPageBreak/>
         <w:t>Состав и содержание работ по созданию системы</w:t>
       </w:r>
       <w:bookmarkEnd w:id="9"/>
@@ -3562,15 +3550,7 @@
         <w:ind w:firstLine="709"/>
       </w:pPr>
       <w:r>
-        <w:t>Создание АИС «</w:t>
-      </w:r>
-      <w:proofErr w:type="spellStart"/>
-      <w:r>
-        <w:t>ДоЕды</w:t>
-      </w:r>
-      <w:proofErr w:type="spellEnd"/>
-      <w:r>
-        <w:t>» осуществляется в соответствии с ГОСТ 34.601-90 «Автоматизированные системы. Стадии создания» и включает следующие последовательные стадии и этапы работ:</w:t>
+        <w:t>Создание АИС «ДоЕды» осуществляется в соответствии с ГОСТ 34.601-90 «Автоматизированные системы. Стадии создания» и включает следующие последовательные стадии и этапы работ:</w:t>
       </w:r>
     </w:p>
     <w:p>
@@ -3639,7 +3619,6 @@
         <w:ind w:left="0" w:firstLine="709"/>
       </w:pPr>
       <w:r>
-        <w:lastRenderedPageBreak/>
         <w:t>Ввод в действие (продолжительность — 1 месяц). Развертывание системы на заданной инфраструктуре заказчика, миграция начальных данных, обучение пользователей и работа системы в ограниченном режиме.</w:t>
       </w:r>
     </w:p>
@@ -3682,6 +3661,7 @@
       </w:pPr>
       <w:bookmarkStart w:id="10" w:name="_Toc229752925"/>
       <w:r>
+        <w:lastRenderedPageBreak/>
         <w:t>Порядок контроля и приёмки системы</w:t>
       </w:r>
       <w:bookmarkEnd w:id="10"/>
@@ -3692,15 +3672,7 @@
         <w:ind w:firstLine="709"/>
       </w:pPr>
       <w:r>
-        <w:t>Система «</w:t>
-      </w:r>
-      <w:proofErr w:type="spellStart"/>
-      <w:r>
-        <w:t>ДоЕды</w:t>
-      </w:r>
-      <w:proofErr w:type="spellEnd"/>
-      <w:r>
-        <w:t>» проходит следующие обязательные виды испытаний, направленные на всестороннюю проверку её соответствия требованиям настоящего Технического задания:</w:t>
+        <w:t>Система «ДоЕды» проходит следующие обязательные виды испытаний, направленные на всестороннюю проверку её соответствия требованиям настоящего Технического задания:</w:t>
       </w:r>
     </w:p>
     <w:p>
@@ -3760,11 +3732,7 @@
         <w:ind w:firstLine="709"/>
       </w:pPr>
       <w:r>
-        <w:t xml:space="preserve">Состав, объем и методы каждого вида испытаний определяются отдельными программными документами. «Программа и методика </w:t>
-      </w:r>
-      <w:r>
-        <w:lastRenderedPageBreak/>
-        <w:t>предварительных испытаний» разрабатывается на стадии «Разработка рабочей документации».</w:t>
+        <w:t>Состав, объем и методы каждого вида испытаний определяются отдельными программными документами. «Программа и методика предварительных испытаний» разрабатывается на стадии «Разработка рабочей документации».</w:t>
       </w:r>
     </w:p>
     <w:p>
@@ -4106,7 +4074,14 @@
               <w:rPr>
                 <w:sz w:val="24"/>
               </w:rPr>
-              <w:t xml:space="preserve">Подписание Акта о завершении предварительных испытаний и готовности к передаче на площадку </w:t>
+              <w:t xml:space="preserve">Подписание Акта о завершении предварительных испытаний и готовности к </w:t>
+            </w:r>
+            <w:r>
+              <w:rPr>
+                <w:sz w:val="24"/>
+              </w:rPr>
+              <w:lastRenderedPageBreak/>
+              <w:t xml:space="preserve">передаче на площадку </w:t>
             </w:r>
             <w:r>
               <w:rPr>
@@ -4137,6 +4112,7 @@
               <w:rPr>
                 <w:sz w:val="24"/>
               </w:rPr>
+              <w:lastRenderedPageBreak/>
               <w:t>Совместная рабочая группа</w:t>
             </w:r>
           </w:p>
@@ -4528,28 +4504,7 @@
               <w:rPr>
                 <w:sz w:val="24"/>
               </w:rPr>
-              <w:t xml:space="preserve">Подписание Акта </w:t>
-            </w:r>
-            <w:r>
-              <w:rPr>
-                <w:sz w:val="24"/>
-              </w:rPr>
-              <w:lastRenderedPageBreak/>
-              <w:t>о приёмосдаточных испытаниях и Акта о вводе АИС «</w:t>
-            </w:r>
-            <w:proofErr w:type="spellStart"/>
-            <w:r>
-              <w:rPr>
-                <w:sz w:val="24"/>
-              </w:rPr>
-              <w:t>ДоЕды</w:t>
-            </w:r>
-            <w:proofErr w:type="spellEnd"/>
-            <w:r>
-              <w:rPr>
-                <w:sz w:val="24"/>
-              </w:rPr>
-              <w:t>» в промышленную эксплуатацию.</w:t>
+              <w:t>Подписание Акта о приёмосдаточных испытаниях и Акта о вводе АИС «ДоЕды» в промышленную эксплуатацию.</w:t>
             </w:r>
             <w:r>
               <w:rPr>
@@ -4580,7 +4535,6 @@
               <w:rPr>
                 <w:sz w:val="24"/>
               </w:rPr>
-              <w:lastRenderedPageBreak/>
               <w:t>Приёмочная комиссия, создаваемая приказом Генерального директора Заказчика</w:t>
             </w:r>
           </w:p>
@@ -4627,15 +4581,7 @@
         <w:t>информационной системы</w:t>
       </w:r>
       <w:r>
-        <w:t xml:space="preserve"> «</w:t>
-      </w:r>
-      <w:proofErr w:type="spellStart"/>
-      <w:r>
-        <w:t>ДоЕды</w:t>
-      </w:r>
-      <w:proofErr w:type="spellEnd"/>
-      <w:r>
-        <w:t xml:space="preserve">» в промышленную эксплуатацию </w:t>
+        <w:t xml:space="preserve"> «ДоЕды» в промышленную эксплуатацию </w:t>
       </w:r>
       <w:r>
         <w:t>з</w:t>
@@ -4653,15 +4599,8 @@
         <w:ind w:firstLine="709"/>
       </w:pPr>
       <w:r>
-        <w:t>Для обеспечения корректной интеграции АИС «</w:t>
-      </w:r>
-      <w:proofErr w:type="spellStart"/>
-      <w:r>
-        <w:t>ДоЕды</w:t>
-      </w:r>
-      <w:proofErr w:type="spellEnd"/>
-      <w:r>
-        <w:t>» с внешними сервисами, Заказчик обязуется до начала этапа «Разработка рабочей документации. Адаптация программ» решить следующие организационные вопросы:</w:t>
+        <w:lastRenderedPageBreak/>
+        <w:t>Для обеспечения корректной интеграции АИС «ДоЕды» с внешними сервисами, Заказчик обязуется до начала этапа «Разработка рабочей документации. Адаптация программ» решить следующие организационные вопросы:</w:t>
       </w:r>
     </w:p>
     <w:p>
@@ -4743,7 +4682,6 @@
         <w:ind w:left="0" w:firstLine="709"/>
       </w:pPr>
       <w:r>
-        <w:lastRenderedPageBreak/>
         <w:t>Для организации информационного обеспечения системы должен быть разработан и утвержден регламент подготовки и публикации данных из систем-источников.</w:t>
       </w:r>
     </w:p>
@@ -5513,7 +5451,6 @@
         <w:spacing w:line="360" w:lineRule="auto"/>
       </w:pPr>
       <w:r>
-        <w:lastRenderedPageBreak/>
         <w:t>Документация к API</w:t>
       </w:r>
       <w:r>
@@ -5579,14 +5516,12 @@
       <w:r>
         <w:t xml:space="preserve"> </w:t>
       </w:r>
-      <w:proofErr w:type="spellStart"/>
       <w:r>
         <w:rPr>
           <w:rStyle w:val="ypks7kbdpwfgdykd3qb9"/>
         </w:rPr>
         <w:t>Сorporation</w:t>
       </w:r>
-      <w:proofErr w:type="spellEnd"/>
       <w:r>
         <w:t>».</w:t>
       </w:r>
@@ -5858,6 +5793,119 @@
     </w:lvl>
   </w:abstractNum>
   <w:abstractNum w:abstractNumId="1" w15:restartNumberingAfterBreak="0">
+    <w:nsid w:val="21543A99"/>
+    <w:multiLevelType w:val="hybridMultilevel"/>
+    <w:tmpl w:val="7826C64E"/>
+    <w:lvl w:ilvl="0" w:tplc="04190001">
+      <w:start w:val="1"/>
+      <w:numFmt w:val="bullet"/>
+      <w:lvlText w:val=""/>
+      <w:lvlJc w:val="left"/>
+      <w:pPr>
+        <w:ind w:left="1429" w:hanging="360"/>
+      </w:pPr>
+      <w:rPr>
+        <w:rFonts w:ascii="Symbol" w:hAnsi="Symbol" w:hint="default"/>
+      </w:rPr>
+    </w:lvl>
+    <w:lvl w:ilvl="1" w:tplc="04190003" w:tentative="1">
+      <w:start w:val="1"/>
+      <w:numFmt w:val="bullet"/>
+      <w:lvlText w:val="o"/>
+      <w:lvlJc w:val="left"/>
+      <w:pPr>
+        <w:ind w:left="2149" w:hanging="360"/>
+      </w:pPr>
+      <w:rPr>
+        <w:rFonts w:ascii="Courier New" w:hAnsi="Courier New" w:cs="Courier New" w:hint="default"/>
+      </w:rPr>
+    </w:lvl>
+    <w:lvl w:ilvl="2" w:tplc="04190005" w:tentative="1">
+      <w:start w:val="1"/>
+      <w:numFmt w:val="bullet"/>
+      <w:lvlText w:val=""/>
+      <w:lvlJc w:val="left"/>
+      <w:pPr>
+        <w:ind w:left="2869" w:hanging="360"/>
+      </w:pPr>
+      <w:rPr>
+        <w:rFonts w:ascii="Wingdings" w:hAnsi="Wingdings" w:hint="default"/>
+      </w:rPr>
+    </w:lvl>
+    <w:lvl w:ilvl="3" w:tplc="04190001" w:tentative="1">
+      <w:start w:val="1"/>
+      <w:numFmt w:val="bullet"/>
+      <w:lvlText w:val=""/>
+      <w:lvlJc w:val="left"/>
+      <w:pPr>
+        <w:ind w:left="3589" w:hanging="360"/>
+      </w:pPr>
+      <w:rPr>
+        <w:rFonts w:ascii="Symbol" w:hAnsi="Symbol" w:hint="default"/>
+      </w:rPr>
+    </w:lvl>
+    <w:lvl w:ilvl="4" w:tplc="04190003" w:tentative="1">
+      <w:start w:val="1"/>
+      <w:numFmt w:val="bullet"/>
+      <w:lvlText w:val="o"/>
+      <w:lvlJc w:val="left"/>
+      <w:pPr>
+        <w:ind w:left="4309" w:hanging="360"/>
+      </w:pPr>
+      <w:rPr>
+        <w:rFonts w:ascii="Courier New" w:hAnsi="Courier New" w:cs="Courier New" w:hint="default"/>
+      </w:rPr>
+    </w:lvl>
+    <w:lvl w:ilvl="5" w:tplc="04190005" w:tentative="1">
+      <w:start w:val="1"/>
+      <w:numFmt w:val="bullet"/>
+      <w:lvlText w:val=""/>
+      <w:lvlJc w:val="left"/>
+      <w:pPr>
+        <w:ind w:left="5029" w:hanging="360"/>
+      </w:pPr>
+      <w:rPr>
+        <w:rFonts w:ascii="Wingdings" w:hAnsi="Wingdings" w:hint="default"/>
+      </w:rPr>
+    </w:lvl>
+    <w:lvl w:ilvl="6" w:tplc="04190001" w:tentative="1">
+      <w:start w:val="1"/>
+      <w:numFmt w:val="bullet"/>
+      <w:lvlText w:val=""/>
+      <w:lvlJc w:val="left"/>
+      <w:pPr>
+        <w:ind w:left="5749" w:hanging="360"/>
+      </w:pPr>
+      <w:rPr>
+        <w:rFonts w:ascii="Symbol" w:hAnsi="Symbol" w:hint="default"/>
+      </w:rPr>
+    </w:lvl>
+    <w:lvl w:ilvl="7" w:tplc="04190003" w:tentative="1">
+      <w:start w:val="1"/>
+      <w:numFmt w:val="bullet"/>
+      <w:lvlText w:val="o"/>
+      <w:lvlJc w:val="left"/>
+      <w:pPr>
+        <w:ind w:left="6469" w:hanging="360"/>
+      </w:pPr>
+      <w:rPr>
+        <w:rFonts w:ascii="Courier New" w:hAnsi="Courier New" w:cs="Courier New" w:hint="default"/>
+      </w:rPr>
+    </w:lvl>
+    <w:lvl w:ilvl="8" w:tplc="04190005" w:tentative="1">
+      <w:start w:val="1"/>
+      <w:numFmt w:val="bullet"/>
+      <w:lvlText w:val=""/>
+      <w:lvlJc w:val="left"/>
+      <w:pPr>
+        <w:ind w:left="7189" w:hanging="360"/>
+      </w:pPr>
+      <w:rPr>
+        <w:rFonts w:ascii="Wingdings" w:hAnsi="Wingdings" w:hint="default"/>
+      </w:rPr>
+    </w:lvl>
+  </w:abstractNum>
+  <w:abstractNum w:abstractNumId="2" w15:restartNumberingAfterBreak="0">
     <w:nsid w:val="37EC1DA4"/>
     <w:multiLevelType w:val="hybridMultilevel"/>
     <w:tmpl w:val="5BFA0DCA"/>
@@ -5970,7 +6018,120 @@
       </w:rPr>
     </w:lvl>
   </w:abstractNum>
-  <w:abstractNum w:abstractNumId="2" w15:restartNumberingAfterBreak="0">
+  <w:abstractNum w:abstractNumId="3" w15:restartNumberingAfterBreak="0">
+    <w:nsid w:val="444D11C6"/>
+    <w:multiLevelType w:val="hybridMultilevel"/>
+    <w:tmpl w:val="32100D80"/>
+    <w:lvl w:ilvl="0" w:tplc="04190001">
+      <w:start w:val="1"/>
+      <w:numFmt w:val="bullet"/>
+      <w:lvlText w:val=""/>
+      <w:lvlJc w:val="left"/>
+      <w:pPr>
+        <w:ind w:left="1429" w:hanging="360"/>
+      </w:pPr>
+      <w:rPr>
+        <w:rFonts w:ascii="Symbol" w:hAnsi="Symbol" w:hint="default"/>
+      </w:rPr>
+    </w:lvl>
+    <w:lvl w:ilvl="1" w:tplc="04190003" w:tentative="1">
+      <w:start w:val="1"/>
+      <w:numFmt w:val="bullet"/>
+      <w:lvlText w:val="o"/>
+      <w:lvlJc w:val="left"/>
+      <w:pPr>
+        <w:ind w:left="2149" w:hanging="360"/>
+      </w:pPr>
+      <w:rPr>
+        <w:rFonts w:ascii="Courier New" w:hAnsi="Courier New" w:cs="Courier New" w:hint="default"/>
+      </w:rPr>
+    </w:lvl>
+    <w:lvl w:ilvl="2" w:tplc="04190005" w:tentative="1">
+      <w:start w:val="1"/>
+      <w:numFmt w:val="bullet"/>
+      <w:lvlText w:val=""/>
+      <w:lvlJc w:val="left"/>
+      <w:pPr>
+        <w:ind w:left="2869" w:hanging="360"/>
+      </w:pPr>
+      <w:rPr>
+        <w:rFonts w:ascii="Wingdings" w:hAnsi="Wingdings" w:hint="default"/>
+      </w:rPr>
+    </w:lvl>
+    <w:lvl w:ilvl="3" w:tplc="04190001" w:tentative="1">
+      <w:start w:val="1"/>
+      <w:numFmt w:val="bullet"/>
+      <w:lvlText w:val=""/>
+      <w:lvlJc w:val="left"/>
+      <w:pPr>
+        <w:ind w:left="3589" w:hanging="360"/>
+      </w:pPr>
+      <w:rPr>
+        <w:rFonts w:ascii="Symbol" w:hAnsi="Symbol" w:hint="default"/>
+      </w:rPr>
+    </w:lvl>
+    <w:lvl w:ilvl="4" w:tplc="04190003" w:tentative="1">
+      <w:start w:val="1"/>
+      <w:numFmt w:val="bullet"/>
+      <w:lvlText w:val="o"/>
+      <w:lvlJc w:val="left"/>
+      <w:pPr>
+        <w:ind w:left="4309" w:hanging="360"/>
+      </w:pPr>
+      <w:rPr>
+        <w:rFonts w:ascii="Courier New" w:hAnsi="Courier New" w:cs="Courier New" w:hint="default"/>
+      </w:rPr>
+    </w:lvl>
+    <w:lvl w:ilvl="5" w:tplc="04190005" w:tentative="1">
+      <w:start w:val="1"/>
+      <w:numFmt w:val="bullet"/>
+      <w:lvlText w:val=""/>
+      <w:lvlJc w:val="left"/>
+      <w:pPr>
+        <w:ind w:left="5029" w:hanging="360"/>
+      </w:pPr>
+      <w:rPr>
+        <w:rFonts w:ascii="Wingdings" w:hAnsi="Wingdings" w:hint="default"/>
+      </w:rPr>
+    </w:lvl>
+    <w:lvl w:ilvl="6" w:tplc="04190001" w:tentative="1">
+      <w:start w:val="1"/>
+      <w:numFmt w:val="bullet"/>
+      <w:lvlText w:val=""/>
+      <w:lvlJc w:val="left"/>
+      <w:pPr>
+        <w:ind w:left="5749" w:hanging="360"/>
+      </w:pPr>
+      <w:rPr>
+        <w:rFonts w:ascii="Symbol" w:hAnsi="Symbol" w:hint="default"/>
+      </w:rPr>
+    </w:lvl>
+    <w:lvl w:ilvl="7" w:tplc="04190003" w:tentative="1">
+      <w:start w:val="1"/>
+      <w:numFmt w:val="bullet"/>
+      <w:lvlText w:val="o"/>
+      <w:lvlJc w:val="left"/>
+      <w:pPr>
+        <w:ind w:left="6469" w:hanging="360"/>
+      </w:pPr>
+      <w:rPr>
+        <w:rFonts w:ascii="Courier New" w:hAnsi="Courier New" w:cs="Courier New" w:hint="default"/>
+      </w:rPr>
+    </w:lvl>
+    <w:lvl w:ilvl="8" w:tplc="04190005" w:tentative="1">
+      <w:start w:val="1"/>
+      <w:numFmt w:val="bullet"/>
+      <w:lvlText w:val=""/>
+      <w:lvlJc w:val="left"/>
+      <w:pPr>
+        <w:ind w:left="7189" w:hanging="360"/>
+      </w:pPr>
+      <w:rPr>
+        <w:rFonts w:ascii="Wingdings" w:hAnsi="Wingdings" w:hint="default"/>
+      </w:rPr>
+    </w:lvl>
+  </w:abstractNum>
+  <w:abstractNum w:abstractNumId="4" w15:restartNumberingAfterBreak="0">
     <w:nsid w:val="50447DBD"/>
     <w:multiLevelType w:val="hybridMultilevel"/>
     <w:tmpl w:val="150023B4"/>
@@ -6083,7 +6244,7 @@
       </w:rPr>
     </w:lvl>
   </w:abstractNum>
-  <w:abstractNum w:abstractNumId="3" w15:restartNumberingAfterBreak="0">
+  <w:abstractNum w:abstractNumId="5" w15:restartNumberingAfterBreak="0">
     <w:nsid w:val="54A5107C"/>
     <w:multiLevelType w:val="hybridMultilevel"/>
     <w:tmpl w:val="30A21F7C"/>
@@ -6196,7 +6357,120 @@
       </w:rPr>
     </w:lvl>
   </w:abstractNum>
-  <w:abstractNum w:abstractNumId="4" w15:restartNumberingAfterBreak="0">
+  <w:abstractNum w:abstractNumId="6" w15:restartNumberingAfterBreak="0">
+    <w:nsid w:val="57E06CAB"/>
+    <w:multiLevelType w:val="hybridMultilevel"/>
+    <w:tmpl w:val="76F064AA"/>
+    <w:lvl w:ilvl="0" w:tplc="04190001">
+      <w:start w:val="1"/>
+      <w:numFmt w:val="bullet"/>
+      <w:lvlText w:val=""/>
+      <w:lvlJc w:val="left"/>
+      <w:pPr>
+        <w:ind w:left="1429" w:hanging="360"/>
+      </w:pPr>
+      <w:rPr>
+        <w:rFonts w:ascii="Symbol" w:hAnsi="Symbol" w:hint="default"/>
+      </w:rPr>
+    </w:lvl>
+    <w:lvl w:ilvl="1" w:tplc="04190003" w:tentative="1">
+      <w:start w:val="1"/>
+      <w:numFmt w:val="bullet"/>
+      <w:lvlText w:val="o"/>
+      <w:lvlJc w:val="left"/>
+      <w:pPr>
+        <w:ind w:left="2149" w:hanging="360"/>
+      </w:pPr>
+      <w:rPr>
+        <w:rFonts w:ascii="Courier New" w:hAnsi="Courier New" w:cs="Courier New" w:hint="default"/>
+      </w:rPr>
+    </w:lvl>
+    <w:lvl w:ilvl="2" w:tplc="04190005" w:tentative="1">
+      <w:start w:val="1"/>
+      <w:numFmt w:val="bullet"/>
+      <w:lvlText w:val=""/>
+      <w:lvlJc w:val="left"/>
+      <w:pPr>
+        <w:ind w:left="2869" w:hanging="360"/>
+      </w:pPr>
+      <w:rPr>
+        <w:rFonts w:ascii="Wingdings" w:hAnsi="Wingdings" w:hint="default"/>
+      </w:rPr>
+    </w:lvl>
+    <w:lvl w:ilvl="3" w:tplc="04190001" w:tentative="1">
+      <w:start w:val="1"/>
+      <w:numFmt w:val="bullet"/>
+      <w:lvlText w:val=""/>
+      <w:lvlJc w:val="left"/>
+      <w:pPr>
+        <w:ind w:left="3589" w:hanging="360"/>
+      </w:pPr>
+      <w:rPr>
+        <w:rFonts w:ascii="Symbol" w:hAnsi="Symbol" w:hint="default"/>
+      </w:rPr>
+    </w:lvl>
+    <w:lvl w:ilvl="4" w:tplc="04190003" w:tentative="1">
+      <w:start w:val="1"/>
+      <w:numFmt w:val="bullet"/>
+      <w:lvlText w:val="o"/>
+      <w:lvlJc w:val="left"/>
+      <w:pPr>
+        <w:ind w:left="4309" w:hanging="360"/>
+      </w:pPr>
+      <w:rPr>
+        <w:rFonts w:ascii="Courier New" w:hAnsi="Courier New" w:cs="Courier New" w:hint="default"/>
+      </w:rPr>
+    </w:lvl>
+    <w:lvl w:ilvl="5" w:tplc="04190005" w:tentative="1">
+      <w:start w:val="1"/>
+      <w:numFmt w:val="bullet"/>
+      <w:lvlText w:val=""/>
+      <w:lvlJc w:val="left"/>
+      <w:pPr>
+        <w:ind w:left="5029" w:hanging="360"/>
+      </w:pPr>
+      <w:rPr>
+        <w:rFonts w:ascii="Wingdings" w:hAnsi="Wingdings" w:hint="default"/>
+      </w:rPr>
+    </w:lvl>
+    <w:lvl w:ilvl="6" w:tplc="04190001" w:tentative="1">
+      <w:start w:val="1"/>
+      <w:numFmt w:val="bullet"/>
+      <w:lvlText w:val=""/>
+      <w:lvlJc w:val="left"/>
+      <w:pPr>
+        <w:ind w:left="5749" w:hanging="360"/>
+      </w:pPr>
+      <w:rPr>
+        <w:rFonts w:ascii="Symbol" w:hAnsi="Symbol" w:hint="default"/>
+      </w:rPr>
+    </w:lvl>
+    <w:lvl w:ilvl="7" w:tplc="04190003" w:tentative="1">
+      <w:start w:val="1"/>
+      <w:numFmt w:val="bullet"/>
+      <w:lvlText w:val="o"/>
+      <w:lvlJc w:val="left"/>
+      <w:pPr>
+        <w:ind w:left="6469" w:hanging="360"/>
+      </w:pPr>
+      <w:rPr>
+        <w:rFonts w:ascii="Courier New" w:hAnsi="Courier New" w:cs="Courier New" w:hint="default"/>
+      </w:rPr>
+    </w:lvl>
+    <w:lvl w:ilvl="8" w:tplc="04190005" w:tentative="1">
+      <w:start w:val="1"/>
+      <w:numFmt w:val="bullet"/>
+      <w:lvlText w:val=""/>
+      <w:lvlJc w:val="left"/>
+      <w:pPr>
+        <w:ind w:left="7189" w:hanging="360"/>
+      </w:pPr>
+      <w:rPr>
+        <w:rFonts w:ascii="Wingdings" w:hAnsi="Wingdings" w:hint="default"/>
+      </w:rPr>
+    </w:lvl>
+  </w:abstractNum>
+  <w:abstractNum w:abstractNumId="7" w15:restartNumberingAfterBreak="0">
     <w:nsid w:val="5DB813CD"/>
     <w:multiLevelType w:val="multilevel"/>
     <w:tmpl w:val="A3523038"/>
@@ -6309,7 +6583,7 @@
       </w:pPr>
     </w:lvl>
   </w:abstractNum>
-  <w:abstractNum w:abstractNumId="5" w15:restartNumberingAfterBreak="0">
+  <w:abstractNum w:abstractNumId="8" w15:restartNumberingAfterBreak="0">
     <w:nsid w:val="693C6561"/>
     <w:multiLevelType w:val="hybridMultilevel"/>
     <w:tmpl w:val="14A43FE0"/>
@@ -6422,7 +6696,7 @@
       </w:rPr>
     </w:lvl>
   </w:abstractNum>
-  <w:abstractNum w:abstractNumId="6" w15:restartNumberingAfterBreak="0">
+  <w:abstractNum w:abstractNumId="9" w15:restartNumberingAfterBreak="0">
     <w:nsid w:val="743D0AB5"/>
     <w:multiLevelType w:val="hybridMultilevel"/>
     <w:tmpl w:val="E7A087B4"/>
@@ -6535,10 +6809,10 @@
       </w:rPr>
     </w:lvl>
   </w:abstractNum>
-  <w:abstractNum w:abstractNumId="7" w15:restartNumberingAfterBreak="0">
+  <w:abstractNum w:abstractNumId="10" w15:restartNumberingAfterBreak="0">
     <w:nsid w:val="766F58F9"/>
     <w:multiLevelType w:val="hybridMultilevel"/>
-    <w:tmpl w:val="2C9A763C"/>
+    <w:tmpl w:val="DD7C750C"/>
     <w:lvl w:ilvl="0" w:tplc="04190001">
       <w:start w:val="1"/>
       <w:numFmt w:val="bullet"/>
@@ -6649,28 +6923,37 @@
     </w:lvl>
   </w:abstractNum>
   <w:num w:numId="1">
-    <w:abstractNumId w:val="4"/>
+    <w:abstractNumId w:val="7"/>
   </w:num>
   <w:num w:numId="2">
     <w:abstractNumId w:val="0"/>
   </w:num>
   <w:num w:numId="3">
+    <w:abstractNumId w:val="9"/>
+  </w:num>
+  <w:num w:numId="4">
+    <w:abstractNumId w:val="4"/>
+  </w:num>
+  <w:num w:numId="5">
+    <w:abstractNumId w:val="5"/>
+  </w:num>
+  <w:num w:numId="6">
+    <w:abstractNumId w:val="2"/>
+  </w:num>
+  <w:num w:numId="7">
+    <w:abstractNumId w:val="8"/>
+  </w:num>
+  <w:num w:numId="8">
+    <w:abstractNumId w:val="10"/>
+  </w:num>
+  <w:num w:numId="9">
+    <w:abstractNumId w:val="3"/>
+  </w:num>
+  <w:num w:numId="10">
     <w:abstractNumId w:val="6"/>
   </w:num>
-  <w:num w:numId="4">
-    <w:abstractNumId w:val="2"/>
-  </w:num>
-  <w:num w:numId="5">
-    <w:abstractNumId w:val="3"/>
-  </w:num>
-  <w:num w:numId="6">
+  <w:num w:numId="11">
     <w:abstractNumId w:val="1"/>
-  </w:num>
-  <w:num w:numId="7">
-    <w:abstractNumId w:val="5"/>
-  </w:num>
-  <w:num w:numId="8">
-    <w:abstractNumId w:val="7"/>
   </w:num>
 </w:numbering>
 </file>
@@ -7075,7 +7358,10 @@
   <w:style w:type="paragraph" w:default="1" w:styleId="a">
     <w:name w:val="Normal"/>
     <w:qFormat/>
-    <w:rsid w:val="00FB190C"/>
+    <w:rsid w:val="0018491C"/>
+    <w:pPr>
+      <w:jc w:val="both"/>
+    </w:pPr>
     <w:rPr>
       <w:rFonts w:ascii="Times New Roman" w:hAnsi="Times New Roman"/>
       <w:sz w:val="28"/>
@@ -7093,7 +7379,6 @@
       <w:keepNext/>
       <w:keepLines/>
       <w:spacing w:before="360" w:after="80"/>
-      <w:jc w:val="both"/>
       <w:outlineLvl w:val="0"/>
     </w:pPr>
     <w:rPr>
@@ -7115,7 +7400,6 @@
       <w:keepNext/>
       <w:keepLines/>
       <w:spacing w:before="160" w:after="80"/>
-      <w:jc w:val="both"/>
       <w:outlineLvl w:val="1"/>
     </w:pPr>
     <w:rPr>

--- a/тз к ГПС.docx
+++ b/тз к ГПС.docx
@@ -3550,7 +3550,13 @@
         <w:ind w:firstLine="709"/>
       </w:pPr>
       <w:r>
-        <w:t>Создание АИС «ДоЕды» осуществляется в соответствии с ГОСТ 34.601-90 «Автоматизированные системы. Стадии создания» и включает следующие последовательные стадии и этапы работ:</w:t>
+        <w:t>Создание АИС «</w:t>
+      </w:r>
+      <w:r>
+        <w:t>ГПС</w:t>
+      </w:r>
+      <w:r>
+        <w:t>» осуществляется в соответствии с ГОСТ 34.601-90 «Автоматизированные системы. Стадии создания» и включает следующие последовательные стадии и этапы работ:</w:t>
       </w:r>
     </w:p>
     <w:p>
@@ -3567,7 +3573,13 @@
         <w:ind w:left="0" w:firstLine="709"/>
       </w:pPr>
       <w:r>
-        <w:t>Проектирование (продолжительность — 2 месяца). Формирование концепции, архитектурных решений, интерфейсов пользователей. Результатом является комплект документов эскизного проекта.</w:t>
+        <w:t xml:space="preserve">Проектирование (продолжительность — </w:t>
+      </w:r>
+      <w:r>
+        <w:t>1</w:t>
+      </w:r>
+      <w:r>
+        <w:t xml:space="preserve"> месяца). Формирование концепции, архитектурных решений, интерфейсов пользователей. Результатом является комплект документов эскизного проекта.</w:t>
       </w:r>
     </w:p>
     <w:p>
@@ -3593,7 +3605,13 @@
         <w:ind w:left="0" w:firstLine="709"/>
       </w:pPr>
       <w:r>
-        <w:t>Разработка (продолжительность — 3 месяца). Создание полного комплекта рабочей документации в соответствии с ГОСТ 34.201-89, а также разработка, программирование и адаптация всех модулей системы (бэкенд-сервисы, веб-интерфейс).</w:t>
+        <w:t xml:space="preserve">Разработка (продолжительность — </w:t>
+      </w:r>
+      <w:r>
+        <w:t>1,5</w:t>
+      </w:r>
+      <w:r>
+        <w:t xml:space="preserve"> месяца). Создание полного комплекта рабочей документации в соответствии с ГОСТ 34.201-89, а также разработка, программирование и адаптация всех модулей системы (бэкенд-сервисы, веб-интерфейс).</w:t>
       </w:r>
     </w:p>
     <w:p>
@@ -3619,7 +3637,13 @@
         <w:ind w:left="0" w:firstLine="709"/>
       </w:pPr>
       <w:r>
-        <w:t>Ввод в действие (продолжительность — 1 месяц). Развертывание системы на заданной инфраструктуре заказчика, миграция начальных данных, обучение пользователей и работа системы в ограниченном режиме.</w:t>
+        <w:t xml:space="preserve">Ввод в действие (продолжительность — </w:t>
+      </w:r>
+      <w:r>
+        <w:t>0,5</w:t>
+      </w:r>
+      <w:r>
+        <w:t xml:space="preserve"> месяц). Развертывание системы на заданной инфраструктуре заказчика, миграция начальных данных, обучение пользователей и работа системы в ограниченном режиме.</w:t>
       </w:r>
     </w:p>
     <w:p>

--- a/тз к ГПС.docx
+++ b/тз к ГПС.docx
@@ -131,7 +131,25 @@
           <w:bCs/>
           <w:szCs w:val="28"/>
         </w:rPr>
-        <w:t xml:space="preserve"> Перевезенцева М.С. 31П</w:t>
+        <w:t xml:space="preserve"> </w:t>
+      </w:r>
+      <w:proofErr w:type="spellStart"/>
+      <w:r>
+        <w:rPr>
+          <w:rFonts w:eastAsia="Calibri" w:cs="Times New Roman"/>
+          <w:bCs/>
+          <w:szCs w:val="28"/>
+        </w:rPr>
+        <w:t>Перевезенцева</w:t>
+      </w:r>
+      <w:proofErr w:type="spellEnd"/>
+      <w:r>
+        <w:rPr>
+          <w:rFonts w:eastAsia="Calibri" w:cs="Times New Roman"/>
+          <w:bCs/>
+          <w:szCs w:val="28"/>
+        </w:rPr>
+        <w:t xml:space="preserve"> М.С. 31П</w:t>
       </w:r>
     </w:p>
     <w:p>
@@ -308,7 +326,7 @@
           <w:r>
             <w:fldChar w:fldCharType="separate"/>
           </w:r>
-          <w:hyperlink w:anchor="_Toc229752915" w:history="1">
+          <w:hyperlink w:anchor="_Toc229767299" w:history="1">
             <w:r>
               <w:rPr>
                 <w:rStyle w:val="ad"/>
@@ -354,7 +372,7 @@
                 <w:noProof/>
                 <w:webHidden/>
               </w:rPr>
-              <w:instrText xml:space="preserve"> PAGEREF _Toc229752915 \h </w:instrText>
+              <w:instrText xml:space="preserve"> PAGEREF _Toc229767299 \h </w:instrText>
             </w:r>
             <w:r>
               <w:rPr>
@@ -402,7 +420,7 @@
               <w14:ligatures w14:val="none"/>
             </w:rPr>
           </w:pPr>
-          <w:hyperlink w:anchor="_Toc229752916" w:history="1">
+          <w:hyperlink w:anchor="_Toc229767300" w:history="1">
             <w:r>
               <w:rPr>
                 <w:rStyle w:val="ad"/>
@@ -448,7 +466,7 @@
                 <w:noProof/>
                 <w:webHidden/>
               </w:rPr>
-              <w:instrText xml:space="preserve"> PAGEREF _Toc229752916 \h </w:instrText>
+              <w:instrText xml:space="preserve"> PAGEREF _Toc229767300 \h </w:instrText>
             </w:r>
             <w:r>
               <w:rPr>
@@ -495,7 +513,7 @@
               <w14:ligatures w14:val="none"/>
             </w:rPr>
           </w:pPr>
-          <w:hyperlink w:anchor="_Toc229752917" w:history="1">
+          <w:hyperlink w:anchor="_Toc229767301" w:history="1">
             <w:r>
               <w:rPr>
                 <w:rStyle w:val="ad"/>
@@ -522,7 +540,7 @@
                 <w:noProof/>
                 <w:webHidden/>
               </w:rPr>
-              <w:instrText xml:space="preserve"> PAGEREF _Toc229752917 \h </w:instrText>
+              <w:instrText xml:space="preserve"> PAGEREF _Toc229767301 \h </w:instrText>
             </w:r>
             <w:r>
               <w:rPr>
@@ -569,7 +587,7 @@
               <w14:ligatures w14:val="none"/>
             </w:rPr>
           </w:pPr>
-          <w:hyperlink w:anchor="_Toc229752918" w:history="1">
+          <w:hyperlink w:anchor="_Toc229767302" w:history="1">
             <w:r>
               <w:rPr>
                 <w:rStyle w:val="ad"/>
@@ -596,7 +614,7 @@
                 <w:noProof/>
                 <w:webHidden/>
               </w:rPr>
-              <w:instrText xml:space="preserve"> PAGEREF _Toc229752918 \h </w:instrText>
+              <w:instrText xml:space="preserve"> PAGEREF _Toc229767302 \h </w:instrText>
             </w:r>
             <w:r>
               <w:rPr>
@@ -644,7 +662,7 @@
               <w14:ligatures w14:val="none"/>
             </w:rPr>
           </w:pPr>
-          <w:hyperlink w:anchor="_Toc229752919" w:history="1">
+          <w:hyperlink w:anchor="_Toc229767303" w:history="1">
             <w:r>
               <w:rPr>
                 <w:rStyle w:val="ad"/>
@@ -690,7 +708,7 @@
                 <w:noProof/>
                 <w:webHidden/>
               </w:rPr>
-              <w:instrText xml:space="preserve"> PAGEREF _Toc229752919 \h </w:instrText>
+              <w:instrText xml:space="preserve"> PAGEREF _Toc229767303 \h </w:instrText>
             </w:r>
             <w:r>
               <w:rPr>
@@ -710,7 +728,7 @@
                 <w:noProof/>
                 <w:webHidden/>
               </w:rPr>
-              <w:t>4</w:t>
+              <w:t>5</w:t>
             </w:r>
             <w:r>
               <w:rPr>
@@ -738,7 +756,7 @@
               <w14:ligatures w14:val="none"/>
             </w:rPr>
           </w:pPr>
-          <w:hyperlink w:anchor="_Toc229752920" w:history="1">
+          <w:hyperlink w:anchor="_Toc229767304" w:history="1">
             <w:r>
               <w:rPr>
                 <w:rStyle w:val="ad"/>
@@ -784,7 +802,7 @@
                 <w:noProof/>
                 <w:webHidden/>
               </w:rPr>
-              <w:instrText xml:space="preserve"> PAGEREF _Toc229752920 \h </w:instrText>
+              <w:instrText xml:space="preserve"> PAGEREF _Toc229767304 \h </w:instrText>
             </w:r>
             <w:r>
               <w:rPr>
@@ -804,7 +822,7 @@
                 <w:noProof/>
                 <w:webHidden/>
               </w:rPr>
-              <w:t>6</w:t>
+              <w:t>7</w:t>
             </w:r>
             <w:r>
               <w:rPr>
@@ -831,7 +849,7 @@
               <w14:ligatures w14:val="none"/>
             </w:rPr>
           </w:pPr>
-          <w:hyperlink w:anchor="_Toc229752921" w:history="1">
+          <w:hyperlink w:anchor="_Toc229767305" w:history="1">
             <w:r>
               <w:rPr>
                 <w:rStyle w:val="ad"/>
@@ -858,7 +876,7 @@
                 <w:noProof/>
                 <w:webHidden/>
               </w:rPr>
-              <w:instrText xml:space="preserve"> PAGEREF _Toc229752921 \h </w:instrText>
+              <w:instrText xml:space="preserve"> PAGEREF _Toc229767305 \h </w:instrText>
             </w:r>
             <w:r>
               <w:rPr>
@@ -878,7 +896,7 @@
                 <w:noProof/>
                 <w:webHidden/>
               </w:rPr>
-              <w:t>6</w:t>
+              <w:t>7</w:t>
             </w:r>
             <w:r>
               <w:rPr>
@@ -905,7 +923,7 @@
               <w14:ligatures w14:val="none"/>
             </w:rPr>
           </w:pPr>
-          <w:hyperlink w:anchor="_Toc229752922" w:history="1">
+          <w:hyperlink w:anchor="_Toc229767306" w:history="1">
             <w:r>
               <w:rPr>
                 <w:rStyle w:val="ad"/>
@@ -932,7 +950,7 @@
                 <w:noProof/>
                 <w:webHidden/>
               </w:rPr>
-              <w:instrText xml:space="preserve"> PAGEREF _Toc229752922 \h </w:instrText>
+              <w:instrText xml:space="preserve"> PAGEREF _Toc229767306 \h </w:instrText>
             </w:r>
             <w:r>
               <w:rPr>
@@ -952,7 +970,7 @@
                 <w:noProof/>
                 <w:webHidden/>
               </w:rPr>
-              <w:t>7</w:t>
+              <w:t>8</w:t>
             </w:r>
             <w:r>
               <w:rPr>
@@ -979,7 +997,7 @@
               <w14:ligatures w14:val="none"/>
             </w:rPr>
           </w:pPr>
-          <w:hyperlink w:anchor="_Toc229752923" w:history="1">
+          <w:hyperlink w:anchor="_Toc229767307" w:history="1">
             <w:r>
               <w:rPr>
                 <w:rStyle w:val="ad"/>
@@ -1006,7 +1024,7 @@
                 <w:noProof/>
                 <w:webHidden/>
               </w:rPr>
-              <w:instrText xml:space="preserve"> PAGEREF _Toc229752923 \h </w:instrText>
+              <w:instrText xml:space="preserve"> PAGEREF _Toc229767307 \h </w:instrText>
             </w:r>
             <w:r>
               <w:rPr>
@@ -1026,7 +1044,7 @@
                 <w:noProof/>
                 <w:webHidden/>
               </w:rPr>
-              <w:t>8</w:t>
+              <w:t>9</w:t>
             </w:r>
             <w:r>
               <w:rPr>
@@ -1054,7 +1072,7 @@
               <w14:ligatures w14:val="none"/>
             </w:rPr>
           </w:pPr>
-          <w:hyperlink w:anchor="_Toc229752924" w:history="1">
+          <w:hyperlink w:anchor="_Toc229767308" w:history="1">
             <w:r>
               <w:rPr>
                 <w:rStyle w:val="ad"/>
@@ -1100,7 +1118,7 @@
                 <w:noProof/>
                 <w:webHidden/>
               </w:rPr>
-              <w:instrText xml:space="preserve"> PAGEREF _Toc229752924 \h </w:instrText>
+              <w:instrText xml:space="preserve"> PAGEREF _Toc229767308 \h </w:instrText>
             </w:r>
             <w:r>
               <w:rPr>
@@ -1120,7 +1138,7 @@
                 <w:noProof/>
                 <w:webHidden/>
               </w:rPr>
-              <w:t>9</w:t>
+              <w:t>11</w:t>
             </w:r>
             <w:r>
               <w:rPr>
@@ -1148,7 +1166,7 @@
               <w14:ligatures w14:val="none"/>
             </w:rPr>
           </w:pPr>
-          <w:hyperlink w:anchor="_Toc229752925" w:history="1">
+          <w:hyperlink w:anchor="_Toc229767309" w:history="1">
             <w:r>
               <w:rPr>
                 <w:rStyle w:val="ad"/>
@@ -1173,7 +1191,21 @@
                 <w:rStyle w:val="ad"/>
                 <w:noProof/>
               </w:rPr>
-              <w:t>Порядок контроля и приёмки системы</w:t>
+              <w:t xml:space="preserve">Порядок контроля </w:t>
+            </w:r>
+            <w:r>
+              <w:rPr>
+                <w:rStyle w:val="ad"/>
+                <w:noProof/>
+              </w:rPr>
+              <w:t>и</w:t>
+            </w:r>
+            <w:r>
+              <w:rPr>
+                <w:rStyle w:val="ad"/>
+                <w:noProof/>
+              </w:rPr>
+              <w:t xml:space="preserve"> приёмки системы</w:t>
             </w:r>
             <w:r>
               <w:rPr>
@@ -1194,7 +1226,7 @@
                 <w:noProof/>
                 <w:webHidden/>
               </w:rPr>
-              <w:instrText xml:space="preserve"> PAGEREF _Toc229752925 \h </w:instrText>
+              <w:instrText xml:space="preserve"> PAGEREF _Toc229767309 \h </w:instrText>
             </w:r>
             <w:r>
               <w:rPr>
@@ -1214,7 +1246,7 @@
                 <w:noProof/>
                 <w:webHidden/>
               </w:rPr>
-              <w:t>10</w:t>
+              <w:t>12</w:t>
             </w:r>
             <w:r>
               <w:rPr>
@@ -1242,7 +1274,7 @@
               <w14:ligatures w14:val="none"/>
             </w:rPr>
           </w:pPr>
-          <w:hyperlink w:anchor="_Toc229752926" w:history="1">
+          <w:hyperlink w:anchor="_Toc229767310" w:history="1">
             <w:r>
               <w:rPr>
                 <w:rStyle w:val="ad"/>
@@ -1288,7 +1320,7 @@
                 <w:noProof/>
                 <w:webHidden/>
               </w:rPr>
-              <w:instrText xml:space="preserve"> PAGEREF _Toc229752926 \h </w:instrText>
+              <w:instrText xml:space="preserve"> PAGEREF _Toc229767310 \h </w:instrText>
             </w:r>
             <w:r>
               <w:rPr>
@@ -1308,7 +1340,7 @@
                 <w:noProof/>
                 <w:webHidden/>
               </w:rPr>
-              <w:t>13</w:t>
+              <w:t>14</w:t>
             </w:r>
             <w:r>
               <w:rPr>
@@ -1336,7 +1368,7 @@
               <w14:ligatures w14:val="none"/>
             </w:rPr>
           </w:pPr>
-          <w:hyperlink w:anchor="_Toc229752927" w:history="1">
+          <w:hyperlink w:anchor="_Toc229767311" w:history="1">
             <w:r>
               <w:rPr>
                 <w:rStyle w:val="ad"/>
@@ -1382,7 +1414,7 @@
                 <w:noProof/>
                 <w:webHidden/>
               </w:rPr>
-              <w:instrText xml:space="preserve"> PAGEREF _Toc229752927 \h </w:instrText>
+              <w:instrText xml:space="preserve"> PAGEREF _Toc229767311 \h </w:instrText>
             </w:r>
             <w:r>
               <w:rPr>
@@ -1402,7 +1434,7 @@
                 <w:noProof/>
                 <w:webHidden/>
               </w:rPr>
-              <w:t>14</w:t>
+              <w:t>15</w:t>
             </w:r>
             <w:r>
               <w:rPr>
@@ -1442,7 +1474,7 @@
         </w:tabs>
         <w:ind w:left="0" w:firstLine="0"/>
       </w:pPr>
-      <w:bookmarkStart w:id="0" w:name="_Toc229752915"/>
+      <w:bookmarkStart w:id="0" w:name="_Toc229767299"/>
       <w:r>
         <w:lastRenderedPageBreak/>
         <w:t>Общие сведения</w:t>
@@ -1453,9 +1485,6 @@
       <w:pPr>
         <w:spacing w:line="360" w:lineRule="auto"/>
         <w:ind w:firstLine="709"/>
-        <w:rPr>
-          <w:lang w:val="en-US"/>
-        </w:rPr>
       </w:pPr>
       <w:r>
         <w:t xml:space="preserve">Полное наименование системы </w:t>
@@ -1527,7 +1556,15 @@
         <w:t xml:space="preserve">юридический адрес: </w:t>
       </w:r>
       <w:r>
-        <w:t>Нижний Новгород, Большая Печёрская улица, 26</w:t>
+        <w:t xml:space="preserve">Нижний Новгород, Большая </w:t>
+      </w:r>
+      <w:proofErr w:type="spellStart"/>
+      <w:r>
+        <w:t>Печёрская</w:t>
+      </w:r>
+      <w:proofErr w:type="spellEnd"/>
+      <w:r>
+        <w:t xml:space="preserve"> улица, 26</w:t>
       </w:r>
       <w:r>
         <w:t>;</w:t>
@@ -1577,12 +1614,14 @@
       <w:r>
         <w:t xml:space="preserve"> </w:t>
       </w:r>
+      <w:proofErr w:type="spellStart"/>
       <w:r>
         <w:rPr>
           <w:rStyle w:val="ypks7kbdpwfgdykd3qb9"/>
         </w:rPr>
         <w:t>Сorporation</w:t>
       </w:r>
+      <w:proofErr w:type="spellEnd"/>
       <w:r>
         <w:t xml:space="preserve">» (юридический адрес: </w:t>
       </w:r>
@@ -1663,7 +1702,7 @@
         </w:tabs>
         <w:ind w:left="0" w:firstLine="0"/>
       </w:pPr>
-      <w:bookmarkStart w:id="1" w:name="_Toc229752916"/>
+      <w:bookmarkStart w:id="1" w:name="_Toc229767300"/>
       <w:r>
         <w:t>Назначение и цели системы</w:t>
       </w:r>
@@ -1673,7 +1712,7 @@
       <w:pPr>
         <w:pStyle w:val="2"/>
       </w:pPr>
-      <w:bookmarkStart w:id="2" w:name="_Toc229752917"/>
+      <w:bookmarkStart w:id="2" w:name="_Toc229767301"/>
       <w:r>
         <w:t>2.1 Назначение системы</w:t>
       </w:r>
@@ -1723,7 +1762,7 @@
       <w:pPr>
         <w:pStyle w:val="2"/>
       </w:pPr>
-      <w:bookmarkStart w:id="3" w:name="_Toc229752918"/>
+      <w:bookmarkStart w:id="3" w:name="_Toc229767302"/>
       <w:r>
         <w:t>2.2 Цели создания системы</w:t>
       </w:r>
@@ -1734,7 +1773,6 @@
         <w:spacing w:line="360" w:lineRule="auto"/>
         <w:ind w:firstLine="709"/>
       </w:pPr>
-      <w:bookmarkStart w:id="4" w:name="_Toc229752919"/>
       <w:r>
         <w:t>Основной целью создания системы «</w:t>
       </w:r>
@@ -1745,13 +1783,7 @@
         <w:t>С</w:t>
       </w:r>
       <w:r>
-        <w:t xml:space="preserve">» является устранение ключевых проблем путешественника, таких как превышение бюджета, потеря денег при конвертации и нехватка достоверной локальной информации. </w:t>
-      </w:r>
-      <w:r>
-        <w:t>Помимо этого,</w:t>
-      </w:r>
-      <w:r>
-        <w:t xml:space="preserve"> также имеются такие цели как:</w:t>
+        <w:t>» является устранение ключевых проблем путешественника, таких как превышение бюджета, потеря денег при конвертации и нехватка достоверной локальной информации. Помимо этого, также имеются такие цели как:</w:t>
       </w:r>
     </w:p>
     <w:p>
@@ -1785,13 +1817,7 @@
         <w:ind w:left="0" w:firstLine="709"/>
       </w:pPr>
       <w:r>
-        <w:t>Повышение безопасности путешественника за счёт пассивного мониторинга открытых источников (лента новостей МИД, уведомления о протестах и стихиях</w:t>
-      </w:r>
-      <w:r>
-        <w:t>)</w:t>
-      </w:r>
-      <w:r>
-        <w:t>.</w:t>
+        <w:t>Повышение безопасности путешественника за счёт пассивного мониторинга открытых источников (лента новостей МИД, уведомления о протестах и стихиях).</w:t>
       </w:r>
     </w:p>
     <w:p>
@@ -1834,13 +1860,7 @@
         <w:ind w:firstLine="709"/>
       </w:pPr>
       <w:r>
-        <w:t>В результате создания сервиса «</w:t>
-      </w:r>
-      <w:r>
-        <w:t>ГПС</w:t>
-      </w:r>
-      <w:r>
-        <w:t>» должны быть достигнуты следующие показатели:</w:t>
+        <w:t>В результате создания сервиса «ГПС» должны быть достигнуты следующие показатели:</w:t>
       </w:r>
     </w:p>
     <w:p>
@@ -1911,6 +1931,7 @@
         </w:tabs>
         <w:ind w:left="0" w:firstLine="0"/>
       </w:pPr>
+      <w:bookmarkStart w:id="4" w:name="_Toc229767303"/>
       <w:r>
         <w:t>Характеристика объектов автоматизации</w:t>
       </w:r>
@@ -2664,7 +2685,35 @@
               <w:rPr>
                 <w:sz w:val="24"/>
               </w:rPr>
-              <w:t>Будет автоматизирован парсинг RSS/API и отправка push-уведомлений</w:t>
+              <w:t xml:space="preserve">Будет автоматизирован </w:t>
+            </w:r>
+            <w:proofErr w:type="spellStart"/>
+            <w:r>
+              <w:rPr>
+                <w:sz w:val="24"/>
+              </w:rPr>
+              <w:t>парсинг</w:t>
+            </w:r>
+            <w:proofErr w:type="spellEnd"/>
+            <w:r>
+              <w:rPr>
+                <w:sz w:val="24"/>
+              </w:rPr>
+              <w:t xml:space="preserve"> RSS/API и отправка </w:t>
+            </w:r>
+            <w:proofErr w:type="spellStart"/>
+            <w:r>
+              <w:rPr>
+                <w:sz w:val="24"/>
+              </w:rPr>
+              <w:t>push</w:t>
+            </w:r>
+            <w:proofErr w:type="spellEnd"/>
+            <w:r>
+              <w:rPr>
+                <w:sz w:val="24"/>
+              </w:rPr>
+              <w:t>-уведомлений</w:t>
             </w:r>
           </w:p>
         </w:tc>
@@ -2739,8 +2788,30 @@
               <w:rPr>
                 <w:sz w:val="24"/>
               </w:rPr>
-              <w:t>Будет автоматизирована система триггеров: при превышении дневного лимита пользователь получает push/email</w:t>
-            </w:r>
+              <w:t xml:space="preserve">Будет автоматизирована система триггеров: при превышении дневного лимита пользователь получает </w:t>
+            </w:r>
+            <w:proofErr w:type="spellStart"/>
+            <w:r>
+              <w:rPr>
+                <w:sz w:val="24"/>
+              </w:rPr>
+              <w:t>push</w:t>
+            </w:r>
+            <w:proofErr w:type="spellEnd"/>
+            <w:r>
+              <w:rPr>
+                <w:sz w:val="24"/>
+              </w:rPr>
+              <w:t>/</w:t>
+            </w:r>
+            <w:proofErr w:type="spellStart"/>
+            <w:r>
+              <w:rPr>
+                <w:sz w:val="24"/>
+              </w:rPr>
+              <w:t>email</w:t>
+            </w:r>
+            <w:proofErr w:type="spellEnd"/>
           </w:p>
         </w:tc>
       </w:tr>
@@ -2981,7 +3052,21 @@
               <w:rPr>
                 <w:sz w:val="24"/>
               </w:rPr>
-              <w:t>Будет автоматизирован парсинг RSS-лент и новостных API с фильтрацией по стране</w:t>
+              <w:t xml:space="preserve">Будет автоматизирован </w:t>
+            </w:r>
+            <w:proofErr w:type="spellStart"/>
+            <w:r>
+              <w:rPr>
+                <w:sz w:val="24"/>
+              </w:rPr>
+              <w:t>парсинг</w:t>
+            </w:r>
+            <w:proofErr w:type="spellEnd"/>
+            <w:r>
+              <w:rPr>
+                <w:sz w:val="24"/>
+              </w:rPr>
+              <w:t xml:space="preserve"> RSS-лент и новостных API с фильтрацией по стране</w:t>
             </w:r>
           </w:p>
         </w:tc>
@@ -3078,7 +3163,7 @@
         </w:tabs>
         <w:ind w:left="0" w:firstLine="0"/>
       </w:pPr>
-      <w:bookmarkStart w:id="5" w:name="_Toc229752920"/>
+      <w:bookmarkStart w:id="5" w:name="_Toc229767304"/>
       <w:r>
         <w:t>Требования к системе</w:t>
       </w:r>
@@ -3088,7 +3173,7 @@
       <w:pPr>
         <w:pStyle w:val="2"/>
       </w:pPr>
-      <w:bookmarkStart w:id="6" w:name="_Toc229752921"/>
+      <w:bookmarkStart w:id="6" w:name="_Toc229767305"/>
       <w:r>
         <w:t>4.1 Требование к системе в целом</w:t>
       </w:r>
@@ -3120,13 +3205,7 @@
         <w:ind w:left="0" w:firstLine="709"/>
       </w:pPr>
       <w:r>
-        <w:t>Клиентская подсистема. Предназначена для взаимодействия с конечным пользователем (путешественником), обеспечивает регистрацию и редактирование профиля, ввод лимита поездки и расчёт трат с привязкой к карте, конвертацию валют и подсчёт добавочного налога на продукцию, отображение мини-разговорника (100 базовых фраз), просмотр статей о правилах страны и списке «что необходимо взять», получение топа-10 полезных локальных приложений (карты, переводчики и т.д.), а также настройку пороговых уведомлений о рас</w:t>
-      </w:r>
-      <w:r>
-        <w:t>ходах</w:t>
-      </w:r>
-      <w:r>
-        <w:t xml:space="preserve"> (лимит на день, перерасход).</w:t>
+        <w:t>Клиентская подсистема. Предназначена для взаимодействия с конечным пользователем (путешественником), обеспечивает регистрацию и редактирование профиля, ввод лимита поездки и расчёт трат с привязкой к карте, конвертацию валют и подсчёт добавочного налога на продукцию, отображение мини-разговорника (100 базовых фраз), просмотр статей о правилах страны и списке «что необходимо взять», получение топа-10 полезных локальных приложений (карты, переводчики и т.д.), а также настройку пороговых уведомлений о расходах (лимит на день, перерасход).</w:t>
       </w:r>
     </w:p>
     <w:p>
@@ -3143,7 +3222,23 @@
         <w:ind w:left="0" w:firstLine="709"/>
       </w:pPr>
       <w:r>
-        <w:t>Подсистема источников данных. Предназначена для автоматизированного сбора, обновления и хранения внешней информации, обеспечивает периодическое получение актуальных курсов валют через открытые API, парсинг новостных лент и RSS-каналов (МИД, протесты, стихии) для мониторинга безопасности с отправкой push-уведомлений при заходе пользователя в зону риска, а также кеширование статей и контента для офлайн-доступа.</w:t>
+        <w:t xml:space="preserve">Подсистема источников данных. Предназначена для автоматизированного сбора, обновления и хранения внешней информации, обеспечивает периодическое получение актуальных курсов валют через открытые API, </w:t>
+      </w:r>
+      <w:proofErr w:type="spellStart"/>
+      <w:r>
+        <w:t>парсинг</w:t>
+      </w:r>
+      <w:proofErr w:type="spellEnd"/>
+      <w:r>
+        <w:t xml:space="preserve"> новостных лент и RSS-каналов (МИД, протесты, стихии) для мониторинга безопасности с отправкой </w:t>
+      </w:r>
+      <w:proofErr w:type="spellStart"/>
+      <w:r>
+        <w:t>push</w:t>
+      </w:r>
+      <w:proofErr w:type="spellEnd"/>
+      <w:r>
+        <w:t>-уведомлений при заходе пользователя в зону риска, а также кеширование статей и контента для офлайн-доступа.</w:t>
       </w:r>
     </w:p>
     <w:p>
@@ -3226,7 +3321,7 @@
       <w:pPr>
         <w:pStyle w:val="2"/>
       </w:pPr>
-      <w:bookmarkStart w:id="7" w:name="_Toc229752922"/>
+      <w:bookmarkStart w:id="7" w:name="_Toc229767306"/>
       <w:r>
         <w:t>4.2 Требования к функциям, выполняемой системой</w:t>
       </w:r>
@@ -3275,7 +3370,23 @@
         <w:ind w:left="0" w:firstLine="709"/>
       </w:pPr>
       <w:r>
-        <w:t>Для источников данных (API, ленты, статьи): Автоматизированный сбор и обновление курсов валют через открытые API (периодичность — не реже 1 раза в час), парсинг новостных лент и RSS-каналов МИД для мониторинга безопасности (протесты, стихии, рекомендации), отправка push-уведомлений пользователю при заходе в зону риска, кеширование статей и разговорника для офлайн-доступа, актуализация топа-10 приложений под конкретную страну.</w:t>
+        <w:t xml:space="preserve">Для источников данных (API, ленты, статьи): Автоматизированный сбор и обновление курсов валют через открытые API (периодичность — не реже 1 раза в час), </w:t>
+      </w:r>
+      <w:proofErr w:type="spellStart"/>
+      <w:r>
+        <w:t>парсинг</w:t>
+      </w:r>
+      <w:proofErr w:type="spellEnd"/>
+      <w:r>
+        <w:t xml:space="preserve"> новостных лент и RSS-каналов МИД для мониторинга безопасности (протесты, стихии, рекомендации), отправка </w:t>
+      </w:r>
+      <w:proofErr w:type="spellStart"/>
+      <w:r>
+        <w:t>push</w:t>
+      </w:r>
+      <w:proofErr w:type="spellEnd"/>
+      <w:r>
+        <w:t>-уведомлений пользователю при заходе в зону риска, кеширование статей и разговорника для офлайн-доступа, актуализация топа-10 приложений под конкретную страну.</w:t>
       </w:r>
     </w:p>
     <w:p>
@@ -3292,7 +3403,15 @@
         <w:ind w:left="0" w:firstLine="709"/>
       </w:pPr>
       <w:r>
-        <w:t xml:space="preserve">Для администратора/модератора: Управление контентом по странам (статьи, правила, списки вещей, разговорник, топ-10 приложений), настройка API-ключей для курсов валют и новостных лент, мониторинг корректности парсинга, просмотр аналитики по популярным странам и запросам </w:t>
+        <w:t xml:space="preserve">Для администратора/модератора: Управление контентом по странам (статьи, правила, списки вещей, разговорник, топ-10 приложений), настройка API-ключей для курсов валют и новостных лент, мониторинг корректности </w:t>
+      </w:r>
+      <w:proofErr w:type="spellStart"/>
+      <w:r>
+        <w:t>парсинга</w:t>
+      </w:r>
+      <w:proofErr w:type="spellEnd"/>
+      <w:r>
+        <w:t xml:space="preserve">, просмотр аналитики по популярным странам и запросам </w:t>
       </w:r>
       <w:r>
         <w:lastRenderedPageBreak/>
@@ -3303,7 +3422,7 @@
       <w:pPr>
         <w:pStyle w:val="2"/>
       </w:pPr>
-      <w:bookmarkStart w:id="8" w:name="_Toc229752923"/>
+      <w:bookmarkStart w:id="8" w:name="_Toc229767307"/>
       <w:r>
         <w:t>4.3</w:t>
       </w:r>
@@ -3355,13 +3474,15 @@
         <w:ind w:left="0" w:firstLine="709"/>
       </w:pPr>
       <w:r>
-        <w:t>Пороговых уведомлений о расходах: Алгоритм отслеживания текущих трат относительно дневного и общего лимита, автоматически рассчитывающий проценты израсходованного бюджета и инициирующий push-уведомления при достижении заданных порогов (например, 50%, 80%, 100% от дневного лимита</w:t>
-      </w:r>
-      <w:r>
-        <w:t xml:space="preserve"> или лимита поездки</w:t>
-      </w:r>
-      <w:r>
-        <w:t>).</w:t>
+        <w:t xml:space="preserve">Пороговых уведомлений о расходах: Алгоритм отслеживания текущих трат относительно дневного и общего лимита, автоматически рассчитывающий проценты израсходованного бюджета и инициирующий </w:t>
+      </w:r>
+      <w:proofErr w:type="spellStart"/>
+      <w:r>
+        <w:t>push</w:t>
+      </w:r>
+      <w:proofErr w:type="spellEnd"/>
+      <w:r>
+        <w:t>-уведомления при достижении заданных порогов (например, 50%, 80%, 100% от дневного лимита или лимита поездки).</w:t>
       </w:r>
     </w:p>
     <w:p>
@@ -3378,7 +3499,15 @@
         <w:ind w:left="0" w:firstLine="709"/>
       </w:pPr>
       <w:r>
-        <w:t>Мониторинга безопасности и оценки рисков: Алгоритм анализа новостных лент и RSS-каналов (МИД, локальные СМИ, службы спасения), который на основе частоты упоминания ключевых слов (протесты, стихии, теракты) и геолокации пользователя присваивает территории статус риска («безопасно», «внимание», «опасно») и при необходимости отправляет push-уведомление.</w:t>
+        <w:t xml:space="preserve">Мониторинга безопасности и оценки рисков: Алгоритм анализа новостных лент и RSS-каналов (МИД, локальные СМИ, службы спасения), который на основе частоты упоминания ключевых слов (протесты, стихии, теракты) и геолокации пользователя присваивает территории статус риска («безопасно», «внимание», «опасно») и при необходимости отправляет </w:t>
+      </w:r>
+      <w:proofErr w:type="spellStart"/>
+      <w:r>
+        <w:t>push</w:t>
+      </w:r>
+      <w:proofErr w:type="spellEnd"/>
+      <w:r>
+        <w:t>-уведомление.</w:t>
       </w:r>
     </w:p>
     <w:p>
@@ -3437,7 +3566,15 @@
       </w:pPr>
       <w:r>
         <w:lastRenderedPageBreak/>
-        <w:t>Для мобильного приложения (Kotlin):</w:t>
+        <w:t>Для мобильного приложения (</w:t>
+      </w:r>
+      <w:proofErr w:type="spellStart"/>
+      <w:r>
+        <w:t>Kotlin</w:t>
+      </w:r>
+      <w:proofErr w:type="spellEnd"/>
+      <w:r>
+        <w:t>):</w:t>
       </w:r>
     </w:p>
     <w:p>
@@ -3446,14 +3583,91 @@
         <w:ind w:firstLine="709"/>
       </w:pPr>
       <w:r>
-        <w:t xml:space="preserve">Серверная часть системы должна работать под управлением ОС семейства Linux (Ubuntu LTS или CentOS) с использованием Docker для контейнеризации, серверное приложение реализуется на фреймворке Django (Python) с Django REST Framework для построения API, в качестве базы данных используется PostgreSQL; мобильное клиентское приложение разрабатывается на языке Kotlin под платформу Android (минимальная версия SDK 26), для офлайн-хранения разговорника, кеша курсов и статей используется Room Database, а для хранения токена и настроек пользователя </w:t>
+        <w:t xml:space="preserve">Серверная часть системы должна работать под управлением ОС семейства Linux (Ubuntu LTS или </w:t>
+      </w:r>
+      <w:proofErr w:type="spellStart"/>
+      <w:r>
+        <w:t>CentOS</w:t>
+      </w:r>
+      <w:proofErr w:type="spellEnd"/>
+      <w:r>
+        <w:t xml:space="preserve">) с использованием </w:t>
+      </w:r>
+      <w:proofErr w:type="spellStart"/>
+      <w:r>
+        <w:t>Docker</w:t>
+      </w:r>
+      <w:proofErr w:type="spellEnd"/>
+      <w:r>
+        <w:t xml:space="preserve"> для контейнеризации, серверное приложение реализуется на фреймворке </w:t>
+      </w:r>
+      <w:proofErr w:type="spellStart"/>
+      <w:r>
+        <w:t>Django</w:t>
+      </w:r>
+      <w:proofErr w:type="spellEnd"/>
+      <w:r>
+        <w:t xml:space="preserve"> (Python) с </w:t>
+      </w:r>
+      <w:proofErr w:type="spellStart"/>
+      <w:r>
+        <w:t>Django</w:t>
+      </w:r>
+      <w:proofErr w:type="spellEnd"/>
+      <w:r>
+        <w:t xml:space="preserve"> REST Framework для построения API, в качестве базы данных используется </w:t>
+      </w:r>
+      <w:proofErr w:type="spellStart"/>
+      <w:r>
+        <w:t>PostgreSQL</w:t>
+      </w:r>
+      <w:proofErr w:type="spellEnd"/>
+      <w:r>
+        <w:t xml:space="preserve">; мобильное клиентское приложение разрабатывается на языке </w:t>
+      </w:r>
+      <w:proofErr w:type="spellStart"/>
+      <w:r>
+        <w:t>Kotlin</w:t>
+      </w:r>
+      <w:proofErr w:type="spellEnd"/>
+      <w:r>
+        <w:t xml:space="preserve"> под платформу </w:t>
+      </w:r>
+      <w:proofErr w:type="spellStart"/>
+      <w:r>
+        <w:t>Android</w:t>
+      </w:r>
+      <w:proofErr w:type="spellEnd"/>
+      <w:r>
+        <w:t xml:space="preserve"> (минимальная версия SDK 26), для офлайн-хранения разговорника, </w:t>
+      </w:r>
+      <w:proofErr w:type="spellStart"/>
+      <w:r>
+        <w:t>кеша</w:t>
+      </w:r>
+      <w:proofErr w:type="spellEnd"/>
+      <w:r>
+        <w:t xml:space="preserve"> курсов и статей используется </w:t>
+      </w:r>
+      <w:proofErr w:type="spellStart"/>
+      <w:r>
+        <w:t>Room</w:t>
+      </w:r>
+      <w:proofErr w:type="spellEnd"/>
+      <w:r>
+        <w:t xml:space="preserve"> Database, а для хранения токена и настроек пользователя </w:t>
       </w:r>
       <w:r>
         <w:t>-</w:t>
       </w:r>
       <w:r>
-        <w:t xml:space="preserve"> DataStore</w:t>
-      </w:r>
+        <w:t xml:space="preserve"> </w:t>
+      </w:r>
+      <w:proofErr w:type="spellStart"/>
+      <w:r>
+        <w:t>DataStore</w:t>
+      </w:r>
+      <w:proofErr w:type="spellEnd"/>
       <w:r>
         <w:t>.</w:t>
       </w:r>
@@ -3464,7 +3678,15 @@
         <w:ind w:firstLine="709"/>
       </w:pPr>
       <w:r>
-        <w:t>Для веб-сайта (Django):</w:t>
+        <w:t>Для веб-сайта (</w:t>
+      </w:r>
+      <w:proofErr w:type="spellStart"/>
+      <w:r>
+        <w:t>Django</w:t>
+      </w:r>
+      <w:proofErr w:type="spellEnd"/>
+      <w:r>
+        <w:t>):</w:t>
       </w:r>
     </w:p>
     <w:p>
@@ -3473,7 +3695,31 @@
         <w:ind w:firstLine="709"/>
       </w:pPr>
       <w:r>
-        <w:t>Серверная часть системы должна работать под управлением ОС семейства Linux (Ubuntu LTS или CentOS) с использованием Docker для контейнеризации, веб-приложение разрабатывается на фреймворке Django (Python) с использованием SQL</w:t>
+        <w:t xml:space="preserve">Серверная часть системы должна работать под управлением ОС семейства Linux (Ubuntu LTS или </w:t>
+      </w:r>
+      <w:proofErr w:type="spellStart"/>
+      <w:r>
+        <w:t>CentOS</w:t>
+      </w:r>
+      <w:proofErr w:type="spellEnd"/>
+      <w:r>
+        <w:t xml:space="preserve">) с использованием </w:t>
+      </w:r>
+      <w:proofErr w:type="spellStart"/>
+      <w:r>
+        <w:t>Docker</w:t>
+      </w:r>
+      <w:proofErr w:type="spellEnd"/>
+      <w:r>
+        <w:t xml:space="preserve"> для контейнеризации, веб-приложение разрабатывается на фреймворке </w:t>
+      </w:r>
+      <w:proofErr w:type="spellStart"/>
+      <w:r>
+        <w:t>Django</w:t>
+      </w:r>
+      <w:proofErr w:type="spellEnd"/>
+      <w:r>
+        <w:t xml:space="preserve"> (Python) с использованием SQL</w:t>
       </w:r>
       <w:r>
         <w:rPr>
@@ -3482,7 +3728,55 @@
         <w:t>Lite</w:t>
       </w:r>
       <w:r>
-        <w:t xml:space="preserve"> в качестве базы данных, асинхронные задачи (парсинг курсов валют и новостных лент) выполняются через Celery с брокером Redis, клиентская часть реализована на HTML, CSS и JavaScript с интеграцией через Django Templates или Django REST Framework для SPA-подхода, все данные пользователя (профиль, история поездок, лимиты) хранятся на сервере с шифрованием персональной информации.</w:t>
+        <w:t xml:space="preserve"> в качестве базы данных, асинхронные задачи (</w:t>
+      </w:r>
+      <w:proofErr w:type="spellStart"/>
+      <w:r>
+        <w:t>парсинг</w:t>
+      </w:r>
+      <w:proofErr w:type="spellEnd"/>
+      <w:r>
+        <w:t xml:space="preserve"> курсов валют и новостных лент) выполняются через </w:t>
+      </w:r>
+      <w:proofErr w:type="spellStart"/>
+      <w:r>
+        <w:t>Celery</w:t>
+      </w:r>
+      <w:proofErr w:type="spellEnd"/>
+      <w:r>
+        <w:t xml:space="preserve"> с брокером </w:t>
+      </w:r>
+      <w:proofErr w:type="spellStart"/>
+      <w:r>
+        <w:t>Redis</w:t>
+      </w:r>
+      <w:proofErr w:type="spellEnd"/>
+      <w:r>
+        <w:t xml:space="preserve">, клиентская часть реализована на HTML, CSS и JavaScript с интеграцией через </w:t>
+      </w:r>
+      <w:proofErr w:type="spellStart"/>
+      <w:r>
+        <w:t>Django</w:t>
+      </w:r>
+      <w:proofErr w:type="spellEnd"/>
+      <w:r>
+        <w:t xml:space="preserve"> </w:t>
+      </w:r>
+      <w:proofErr w:type="spellStart"/>
+      <w:r>
+        <w:t>Templates</w:t>
+      </w:r>
+      <w:proofErr w:type="spellEnd"/>
+      <w:r>
+        <w:t xml:space="preserve"> или </w:t>
+      </w:r>
+      <w:proofErr w:type="spellStart"/>
+      <w:r>
+        <w:t>Django</w:t>
+      </w:r>
+      <w:proofErr w:type="spellEnd"/>
+      <w:r>
+        <w:t xml:space="preserve"> REST Framework для SPA-подхода, все данные пользователя (профиль, история поездок, лимиты) хранятся на сервере с шифрованием персональной информации.</w:t>
       </w:r>
     </w:p>
     <w:p>
@@ -3537,7 +3831,7 @@
         </w:tabs>
         <w:ind w:left="0" w:firstLine="0"/>
       </w:pPr>
-      <w:bookmarkStart w:id="9" w:name="_Toc229752924"/>
+      <w:bookmarkStart w:id="9" w:name="_Toc229767308"/>
       <w:r>
         <w:lastRenderedPageBreak/>
         <w:t>Состав и содержание работ по созданию системы</w:t>
@@ -3683,7 +3977,7 @@
         </w:tabs>
         <w:ind w:left="0" w:firstLine="0"/>
       </w:pPr>
-      <w:bookmarkStart w:id="10" w:name="_Toc229752925"/>
+      <w:bookmarkStart w:id="10" w:name="_Toc229767309"/>
       <w:r>
         <w:lastRenderedPageBreak/>
         <w:t>Порядок контроля и приёмки системы</w:t>
@@ -3696,7 +3990,7 @@
         <w:ind w:firstLine="709"/>
       </w:pPr>
       <w:r>
-        <w:t>Система «ДоЕды» проходит следующие обязательные виды испытаний, направленные на всестороннюю проверку её соответствия требованиям настоящего Технического задания:</w:t>
+        <w:t>Система «Гид по странам» проходит следующие обязательные виды испытаний, направленные на всестороннюю проверку её соответствия требованиям настоящего Технического задания:</w:t>
       </w:r>
     </w:p>
     <w:p>
@@ -3711,6 +4005,7 @@
         </w:tabs>
         <w:spacing w:line="360" w:lineRule="auto"/>
         <w:ind w:left="0" w:firstLine="709"/>
+        <w:jc w:val="left"/>
       </w:pPr>
       <w:r>
         <w:t>Предварительные (заводские) испытания. Проводятся на стенде Разработчика для проверки работоспособности системы в целом и её компонентов, соответствия проектным решениям и начальным требованиям.</w:t>
@@ -3728,6 +4023,7 @@
         </w:tabs>
         <w:spacing w:line="360" w:lineRule="auto"/>
         <w:ind w:left="0" w:firstLine="709"/>
+        <w:jc w:val="left"/>
       </w:pPr>
       <w:r>
         <w:t>Опытная эксплуатация. Проводится в реальных рабочих условиях у Заказчика для проверки функционирования системы в штатном режиме, её устойчивости к нагрузкам, а также для обучения и адаптации персонала.</w:t>
@@ -3745,6 +4041,7 @@
         </w:tabs>
         <w:spacing w:line="360" w:lineRule="auto"/>
         <w:ind w:left="0" w:firstLine="709"/>
+        <w:jc w:val="left"/>
       </w:pPr>
       <w:r>
         <w:t>Приёмочные испытания. Являются финальной проверкой готовности системы к промышленной эксплуатации. Проводятся по результатам успешного завершения опытной эксплуатации.</w:t>
@@ -3766,6 +4063,7 @@
         <w:rPr>
           <w:i w:val="0"/>
           <w:iCs w:val="0"/>
+          <w:color w:val="auto"/>
           <w:sz w:val="28"/>
           <w:szCs w:val="28"/>
         </w:rPr>
@@ -3774,6 +4072,7 @@
         <w:rPr>
           <w:i w:val="0"/>
           <w:iCs w:val="0"/>
+          <w:color w:val="auto"/>
           <w:sz w:val="28"/>
           <w:szCs w:val="28"/>
         </w:rPr>
@@ -3783,6 +4082,7 @@
         <w:rPr>
           <w:i w:val="0"/>
           <w:iCs w:val="0"/>
+          <w:color w:val="auto"/>
           <w:sz w:val="28"/>
           <w:szCs w:val="28"/>
         </w:rPr>
@@ -3792,6 +4092,7 @@
         <w:rPr>
           <w:i w:val="0"/>
           <w:iCs w:val="0"/>
+          <w:color w:val="auto"/>
           <w:sz w:val="28"/>
           <w:szCs w:val="28"/>
         </w:rPr>
@@ -3801,6 +4102,7 @@
         <w:rPr>
           <w:i w:val="0"/>
           <w:iCs w:val="0"/>
+          <w:color w:val="auto"/>
           <w:sz w:val="28"/>
           <w:szCs w:val="28"/>
         </w:rPr>
@@ -3811,6 +4113,7 @@
           <w:i w:val="0"/>
           <w:iCs w:val="0"/>
           <w:noProof/>
+          <w:color w:val="auto"/>
           <w:sz w:val="28"/>
           <w:szCs w:val="28"/>
         </w:rPr>
@@ -3820,6 +4123,7 @@
         <w:rPr>
           <w:i w:val="0"/>
           <w:iCs w:val="0"/>
+          <w:color w:val="auto"/>
           <w:sz w:val="28"/>
           <w:szCs w:val="28"/>
         </w:rPr>
@@ -3829,19 +4133,11 @@
         <w:rPr>
           <w:i w:val="0"/>
           <w:iCs w:val="0"/>
+          <w:color w:val="auto"/>
           <w:sz w:val="28"/>
           <w:szCs w:val="28"/>
         </w:rPr>
-        <w:t xml:space="preserve">. </w:t>
-      </w:r>
-      <w:r>
-        <w:rPr>
-          <w:i w:val="0"/>
-          <w:iCs w:val="0"/>
-          <w:sz w:val="28"/>
-          <w:szCs w:val="28"/>
-        </w:rPr>
-        <w:t>Требования к приемке работ по стадиям</w:t>
+        <w:t>. Требования к приемке работ по стадиям</w:t>
       </w:r>
     </w:p>
     <w:tbl>
@@ -4019,7 +4315,7 @@
               <w:rPr>
                 <w:sz w:val="24"/>
               </w:rPr>
-              <w:t>, с 01.04.2026 по 20.04.2026</w:t>
+              <w:t>, с 15.06.2026 по 25.07.2026</w:t>
             </w:r>
           </w:p>
         </w:tc>
@@ -4202,7 +4498,7 @@
               <w:rPr>
                 <w:sz w:val="24"/>
               </w:rPr>
-              <w:t>10</w:t>
+              <w:t>26</w:t>
             </w:r>
             <w:r>
               <w:rPr>
@@ -4214,7 +4510,7 @@
               <w:rPr>
                 <w:sz w:val="24"/>
               </w:rPr>
-              <w:t>05</w:t>
+              <w:t>07</w:t>
             </w:r>
             <w:r>
               <w:rPr>
@@ -4238,7 +4534,7 @@
               <w:rPr>
                 <w:sz w:val="24"/>
               </w:rPr>
-              <w:t>10</w:t>
+              <w:t>14</w:t>
             </w:r>
             <w:r>
               <w:rPr>
@@ -4250,7 +4546,7 @@
               <w:rPr>
                 <w:sz w:val="24"/>
               </w:rPr>
-              <w:t>06</w:t>
+              <w:t>08</w:t>
             </w:r>
             <w:r>
               <w:rPr>
@@ -4425,7 +4721,7 @@
               <w:rPr>
                 <w:sz w:val="24"/>
               </w:rPr>
-              <w:t>01</w:t>
+              <w:t>15</w:t>
             </w:r>
             <w:r>
               <w:rPr>
@@ -4437,7 +4733,7 @@
               <w:rPr>
                 <w:sz w:val="24"/>
               </w:rPr>
-              <w:t>07</w:t>
+              <w:t>08</w:t>
             </w:r>
             <w:r>
               <w:rPr>
@@ -4473,7 +4769,7 @@
               <w:rPr>
                 <w:sz w:val="24"/>
               </w:rPr>
-              <w:t>07</w:t>
+              <w:t>08</w:t>
             </w:r>
             <w:r>
               <w:rPr>
@@ -4528,7 +4824,19 @@
               <w:rPr>
                 <w:sz w:val="24"/>
               </w:rPr>
-              <w:t>Подписание Акта о приёмосдаточных испытаниях и Акта о вводе АИС «ДоЕды» в промышленную эксплуатацию.</w:t>
+              <w:t>Подписание Акта о приёмосдаточных испытаниях и Акта о вводе АИС «</w:t>
+            </w:r>
+            <w:r>
+              <w:rPr>
+                <w:sz w:val="24"/>
+              </w:rPr>
+              <w:t>ГПС</w:t>
+            </w:r>
+            <w:r>
+              <w:rPr>
+                <w:sz w:val="24"/>
+              </w:rPr>
+              <w:t>» в промышленную эксплуатацию.</w:t>
             </w:r>
             <w:r>
               <w:rPr>
@@ -4578,6 +4886,7 @@
         </w:tabs>
         <w:spacing w:before="100" w:beforeAutospacing="1" w:line="360" w:lineRule="auto"/>
         <w:ind w:left="0" w:firstLine="0"/>
+        <w:jc w:val="left"/>
         <w:rPr>
           <w:rFonts w:eastAsiaTheme="majorEastAsia" w:cstheme="majorBidi"/>
           <w:b/>
@@ -4605,7 +4914,13 @@
         <w:t>информационной системы</w:t>
       </w:r>
       <w:r>
-        <w:t xml:space="preserve"> «ДоЕды» в промышленную эксплуатацию </w:t>
+        <w:t xml:space="preserve"> «</w:t>
+      </w:r>
+      <w:r>
+        <w:t>ГПС</w:t>
+      </w:r>
+      <w:r>
+        <w:t xml:space="preserve">» в промышленную эксплуатацию </w:t>
       </w:r>
       <w:r>
         <w:t>з</w:t>
@@ -4624,7 +4939,7 @@
       </w:pPr>
       <w:r>
         <w:lastRenderedPageBreak/>
-        <w:t>Для обеспечения корректной интеграции АИС «ДоЕды» с внешними сервисами, Заказчик обязуется до начала этапа «Разработка рабочей документации. Адаптация программ» решить следующие организационные вопросы:</w:t>
+        <w:t>Для обеспечения корректной интеграции АИС «ГПС» с внешними сервисами, Заказчик обязуется до начала этапа «Разработка рабочей документации. Адаптация программ» решить следующие организационные вопросы:</w:t>
       </w:r>
     </w:p>
     <w:p>
@@ -4639,6 +4954,7 @@
         </w:tabs>
         <w:spacing w:line="360" w:lineRule="auto"/>
         <w:ind w:left="0" w:firstLine="709"/>
+        <w:jc w:val="left"/>
       </w:pPr>
       <w:r>
         <w:t>Организация доступа к API внешних сервисов-партнеров.</w:t>
@@ -4656,6 +4972,7 @@
         </w:tabs>
         <w:spacing w:line="360" w:lineRule="auto"/>
         <w:ind w:left="0" w:firstLine="709"/>
+        <w:jc w:val="left"/>
       </w:pPr>
       <w:r>
         <w:t>Установление регламентов коммуникации</w:t>
@@ -4685,15 +5002,10 @@
         </w:tabs>
         <w:spacing w:line="360" w:lineRule="auto"/>
         <w:ind w:left="0" w:firstLine="709"/>
-      </w:pPr>
-      <w:r>
-        <w:t>Назначение ответственных лиц</w:t>
-      </w:r>
-      <w:r>
-        <w:t>.</w:t>
-      </w:r>
-      <w:r>
-        <w:t xml:space="preserve"> Выделить со своей стороны ответственного специалиста для оперативного согласования технических вопросов, предоставления необходимых данных и подтверждения этапов интеграции с внешними системами.</w:t>
+        <w:jc w:val="left"/>
+      </w:pPr>
+      <w:r>
+        <w:t>Назначение ответственных лиц. Выделить со своей стороны ответственного специалиста для оперативного согласования технических вопросов, предоставления необходимых данных и подтверждения этапов интеграции с внешними системами.</w:t>
       </w:r>
     </w:p>
     <w:p>
@@ -4735,7 +5047,8 @@
         </w:tabs>
         <w:ind w:left="0" w:firstLine="0"/>
       </w:pPr>
-      <w:bookmarkStart w:id="11" w:name="_Toc229752926"/>
+      <w:bookmarkStart w:id="11" w:name="_Toc229767180"/>
+      <w:bookmarkStart w:id="12" w:name="_Toc229767310"/>
       <w:r>
         <w:t>Т</w:t>
       </w:r>
@@ -4743,6 +5056,7 @@
         <w:t>ребования к документированию</w:t>
       </w:r>
       <w:bookmarkEnd w:id="11"/>
+      <w:bookmarkEnd w:id="12"/>
     </w:p>
     <w:p>
       <w:pPr>
@@ -4760,6 +5074,7 @@
         <w:rPr>
           <w:i w:val="0"/>
           <w:iCs w:val="0"/>
+          <w:color w:val="auto"/>
           <w:sz w:val="28"/>
           <w:szCs w:val="28"/>
         </w:rPr>
@@ -4768,6 +5083,7 @@
         <w:rPr>
           <w:i w:val="0"/>
           <w:iCs w:val="0"/>
+          <w:color w:val="auto"/>
           <w:sz w:val="28"/>
           <w:szCs w:val="28"/>
         </w:rPr>
@@ -4777,6 +5093,7 @@
         <w:rPr>
           <w:i w:val="0"/>
           <w:iCs w:val="0"/>
+          <w:color w:val="auto"/>
           <w:sz w:val="28"/>
           <w:szCs w:val="28"/>
         </w:rPr>
@@ -4786,6 +5103,7 @@
         <w:rPr>
           <w:i w:val="0"/>
           <w:iCs w:val="0"/>
+          <w:color w:val="auto"/>
           <w:sz w:val="28"/>
           <w:szCs w:val="28"/>
         </w:rPr>
@@ -4795,6 +5113,7 @@
         <w:rPr>
           <w:i w:val="0"/>
           <w:iCs w:val="0"/>
+          <w:color w:val="auto"/>
           <w:sz w:val="28"/>
           <w:szCs w:val="28"/>
         </w:rPr>
@@ -4805,6 +5124,7 @@
           <w:i w:val="0"/>
           <w:iCs w:val="0"/>
           <w:noProof/>
+          <w:color w:val="auto"/>
           <w:sz w:val="28"/>
           <w:szCs w:val="28"/>
         </w:rPr>
@@ -4814,6 +5134,7 @@
         <w:rPr>
           <w:i w:val="0"/>
           <w:iCs w:val="0"/>
+          <w:color w:val="auto"/>
           <w:sz w:val="28"/>
           <w:szCs w:val="28"/>
         </w:rPr>
@@ -4823,19 +5144,11 @@
         <w:rPr>
           <w:i w:val="0"/>
           <w:iCs w:val="0"/>
+          <w:color w:val="auto"/>
           <w:sz w:val="28"/>
           <w:szCs w:val="28"/>
         </w:rPr>
-        <w:t xml:space="preserve">. </w:t>
-      </w:r>
-      <w:r>
-        <w:rPr>
-          <w:i w:val="0"/>
-          <w:iCs w:val="0"/>
-          <w:sz w:val="28"/>
-          <w:szCs w:val="28"/>
-        </w:rPr>
-        <w:t>Обязательная документация на этапах проекта</w:t>
+        <w:t>. Обязательная документация на этапах проекта</w:t>
       </w:r>
     </w:p>
     <w:tbl>
@@ -5160,72 +5473,6 @@
               <w:rPr>
                 <w:sz w:val="24"/>
               </w:rPr>
-              <w:t>Руководство пользователя для партнера-ресторана</w:t>
-            </w:r>
-          </w:p>
-        </w:tc>
-      </w:tr>
-      <w:tr>
-        <w:tc>
-          <w:tcPr>
-            <w:tcW w:w="2689" w:type="dxa"/>
-            <w:vMerge/>
-          </w:tcPr>
-          <w:p>
-            <w:pPr>
-              <w:rPr>
-                <w:sz w:val="24"/>
-              </w:rPr>
-            </w:pPr>
-          </w:p>
-        </w:tc>
-        <w:tc>
-          <w:tcPr>
-            <w:tcW w:w="6656" w:type="dxa"/>
-          </w:tcPr>
-          <w:p>
-            <w:pPr>
-              <w:rPr>
-                <w:sz w:val="24"/>
-              </w:rPr>
-            </w:pPr>
-            <w:r>
-              <w:rPr>
-                <w:sz w:val="24"/>
-              </w:rPr>
-              <w:t>Руководство пользователя для курьера</w:t>
-            </w:r>
-          </w:p>
-        </w:tc>
-      </w:tr>
-      <w:tr>
-        <w:tc>
-          <w:tcPr>
-            <w:tcW w:w="2689" w:type="dxa"/>
-            <w:vMerge/>
-          </w:tcPr>
-          <w:p>
-            <w:pPr>
-              <w:rPr>
-                <w:sz w:val="24"/>
-              </w:rPr>
-            </w:pPr>
-          </w:p>
-        </w:tc>
-        <w:tc>
-          <w:tcPr>
-            <w:tcW w:w="6656" w:type="dxa"/>
-          </w:tcPr>
-          <w:p>
-            <w:pPr>
-              <w:rPr>
-                <w:sz w:val="24"/>
-              </w:rPr>
-            </w:pPr>
-            <w:r>
-              <w:rPr>
-                <w:sz w:val="24"/>
-              </w:rPr>
               <w:t>Программа и методика испытаний</w:t>
             </w:r>
           </w:p>
@@ -5441,6 +5688,7 @@
           <w:numId w:val="4"/>
         </w:numPr>
         <w:spacing w:line="360" w:lineRule="auto"/>
+        <w:jc w:val="left"/>
       </w:pPr>
       <w:r>
         <w:t>Исходный код всех компонентов системы</w:t>
@@ -5457,12 +5705,10 @@
           <w:numId w:val="4"/>
         </w:numPr>
         <w:spacing w:line="360" w:lineRule="auto"/>
-      </w:pPr>
-      <w:r>
-        <w:t>Объекты базы данных</w:t>
-      </w:r>
-      <w:r>
-        <w:t>.</w:t>
+        <w:jc w:val="left"/>
+      </w:pPr>
+      <w:r>
+        <w:t>Объекты базы данных.</w:t>
       </w:r>
     </w:p>
     <w:p>
@@ -5473,6 +5719,7 @@
           <w:numId w:val="4"/>
         </w:numPr>
         <w:spacing w:line="360" w:lineRule="auto"/>
+        <w:jc w:val="left"/>
       </w:pPr>
       <w:r>
         <w:t>Документация к API</w:t>
@@ -5494,11 +5741,13 @@
         </w:tabs>
         <w:ind w:left="0" w:firstLine="0"/>
       </w:pPr>
-      <w:bookmarkStart w:id="12" w:name="_Toc229752927"/>
+      <w:bookmarkStart w:id="13" w:name="_Toc229767181"/>
+      <w:bookmarkStart w:id="14" w:name="_Toc229767311"/>
       <w:r>
         <w:t>Источники разработки</w:t>
       </w:r>
-      <w:bookmarkEnd w:id="12"/>
+      <w:bookmarkEnd w:id="13"/>
+      <w:bookmarkEnd w:id="14"/>
     </w:p>
     <w:p>
       <w:pPr>
@@ -5527,9 +5776,10 @@
         </w:tabs>
         <w:spacing w:line="360" w:lineRule="auto"/>
         <w:ind w:left="0" w:firstLine="709"/>
-      </w:pPr>
-      <w:r>
-        <w:t>Договор №10019 от 19.01.2025 между заказчиком ООО «Еда» и разработчиком ООО «</w:t>
+        <w:jc w:val="left"/>
+      </w:pPr>
+      <w:r>
+        <w:t>Договор №10019 от 15.05.2026 между заказчиком ООО «Библия Глобус» и разработчиком ООО «</w:t>
       </w:r>
       <w:r>
         <w:rPr>
@@ -5540,12 +5790,14 @@
       <w:r>
         <w:t xml:space="preserve"> </w:t>
       </w:r>
+      <w:proofErr w:type="spellStart"/>
       <w:r>
         <w:rPr>
           <w:rStyle w:val="ypks7kbdpwfgdykd3qb9"/>
         </w:rPr>
         <w:t>Сorporation</w:t>
       </w:r>
+      <w:proofErr w:type="spellEnd"/>
       <w:r>
         <w:t>».</w:t>
       </w:r>
@@ -5562,6 +5814,7 @@
         </w:tabs>
         <w:spacing w:line="360" w:lineRule="auto"/>
         <w:ind w:left="0" w:firstLine="709"/>
+        <w:jc w:val="left"/>
       </w:pPr>
       <w:r>
         <w:t>ГОСТ 34.601-90 «Автоматизированные системы. Стадии создания».</w:t>
@@ -5579,6 +5832,7 @@
         </w:tabs>
         <w:spacing w:line="360" w:lineRule="auto"/>
         <w:ind w:left="0" w:firstLine="709"/>
+        <w:jc w:val="left"/>
       </w:pPr>
       <w:r>
         <w:t>ГОСТ 34.602-89 «</w:t>
@@ -5602,6 +5856,7 @@
         </w:tabs>
         <w:spacing w:line="360" w:lineRule="auto"/>
         <w:ind w:left="0" w:firstLine="709"/>
+        <w:jc w:val="left"/>
       </w:pPr>
       <w:r>
         <w:t>ГОСТ Р ИСО/МЭК 12207-2010 «Информационная технология. Процессы жизненного цикла программных средств».</w:t>
@@ -5619,6 +5874,7 @@
         </w:tabs>
         <w:spacing w:line="360" w:lineRule="auto"/>
         <w:ind w:left="0" w:firstLine="709"/>
+        <w:jc w:val="left"/>
       </w:pPr>
       <w:r>
         <w:t xml:space="preserve">ГОСТ Р ИСО/МЭК 27001-2022 </w:t>
@@ -5628,6 +5884,46 @@
       </w:r>
       <w:r>
         <w:t>.</w:t>
+      </w:r>
+    </w:p>
+    <w:p>
+      <w:pPr>
+        <w:pStyle w:val="a7"/>
+        <w:numPr>
+          <w:ilvl w:val="0"/>
+          <w:numId w:val="3"/>
+        </w:numPr>
+        <w:tabs>
+          <w:tab w:val="left" w:pos="993"/>
+        </w:tabs>
+        <w:spacing w:line="360" w:lineRule="auto"/>
+        <w:ind w:left="0" w:firstLine="709"/>
+        <w:jc w:val="left"/>
+      </w:pPr>
+      <w:r>
+        <w:t xml:space="preserve">ГОСТ Р 58477-2019 «Защита информации. Порядок создания автоматизированных систем в защищенном исполнении» (для обеспечения </w:t>
+      </w:r>
+      <w:r>
+        <w:lastRenderedPageBreak/>
+        <w:t>безопасности персональных данных пользователей, в том числе геолокации и финансовых операций).</w:t>
+      </w:r>
+    </w:p>
+    <w:p>
+      <w:pPr>
+        <w:pStyle w:val="a7"/>
+        <w:numPr>
+          <w:ilvl w:val="0"/>
+          <w:numId w:val="3"/>
+        </w:numPr>
+        <w:tabs>
+          <w:tab w:val="left" w:pos="993"/>
+        </w:tabs>
+        <w:spacing w:line="360" w:lineRule="auto"/>
+        <w:ind w:left="0" w:firstLine="709"/>
+        <w:jc w:val="left"/>
+      </w:pPr>
+      <w:r>
+        <w:t>ГОСТ Р ИСО 19112-2011 «Географическая информация. Модели местоположения» (для корректной работы геопозиционирования и зон риска).</w:t>
       </w:r>
     </w:p>
     <w:sectPr>

--- a/тз к ГПС.docx
+++ b/тз к ГПС.docx
@@ -326,7 +326,7 @@
           <w:r>
             <w:fldChar w:fldCharType="separate"/>
           </w:r>
-          <w:hyperlink w:anchor="_Toc229767299" w:history="1">
+          <w:hyperlink w:anchor="_Toc230982459" w:history="1">
             <w:r>
               <w:rPr>
                 <w:rStyle w:val="ad"/>
@@ -372,7 +372,7 @@
                 <w:noProof/>
                 <w:webHidden/>
               </w:rPr>
-              <w:instrText xml:space="preserve"> PAGEREF _Toc229767299 \h </w:instrText>
+              <w:instrText xml:space="preserve"> PAGEREF _Toc230982459 \h </w:instrText>
             </w:r>
             <w:r>
               <w:rPr>
@@ -420,7 +420,7 @@
               <w14:ligatures w14:val="none"/>
             </w:rPr>
           </w:pPr>
-          <w:hyperlink w:anchor="_Toc229767300" w:history="1">
+          <w:hyperlink w:anchor="_Toc230982460" w:history="1">
             <w:r>
               <w:rPr>
                 <w:rStyle w:val="ad"/>
@@ -466,7 +466,7 @@
                 <w:noProof/>
                 <w:webHidden/>
               </w:rPr>
-              <w:instrText xml:space="preserve"> PAGEREF _Toc229767300 \h </w:instrText>
+              <w:instrText xml:space="preserve"> PAGEREF _Toc230982460 \h </w:instrText>
             </w:r>
             <w:r>
               <w:rPr>
@@ -513,7 +513,7 @@
               <w14:ligatures w14:val="none"/>
             </w:rPr>
           </w:pPr>
-          <w:hyperlink w:anchor="_Toc229767301" w:history="1">
+          <w:hyperlink w:anchor="_Toc230982461" w:history="1">
             <w:r>
               <w:rPr>
                 <w:rStyle w:val="ad"/>
@@ -540,7 +540,7 @@
                 <w:noProof/>
                 <w:webHidden/>
               </w:rPr>
-              <w:instrText xml:space="preserve"> PAGEREF _Toc229767301 \h </w:instrText>
+              <w:instrText xml:space="preserve"> PAGEREF _Toc230982461 \h </w:instrText>
             </w:r>
             <w:r>
               <w:rPr>
@@ -587,7 +587,7 @@
               <w14:ligatures w14:val="none"/>
             </w:rPr>
           </w:pPr>
-          <w:hyperlink w:anchor="_Toc229767302" w:history="1">
+          <w:hyperlink w:anchor="_Toc230982462" w:history="1">
             <w:r>
               <w:rPr>
                 <w:rStyle w:val="ad"/>
@@ -614,7 +614,7 @@
                 <w:noProof/>
                 <w:webHidden/>
               </w:rPr>
-              <w:instrText xml:space="preserve"> PAGEREF _Toc229767302 \h </w:instrText>
+              <w:instrText xml:space="preserve"> PAGEREF _Toc230982462 \h </w:instrText>
             </w:r>
             <w:r>
               <w:rPr>
@@ -662,7 +662,7 @@
               <w14:ligatures w14:val="none"/>
             </w:rPr>
           </w:pPr>
-          <w:hyperlink w:anchor="_Toc229767303" w:history="1">
+          <w:hyperlink w:anchor="_Toc230982463" w:history="1">
             <w:r>
               <w:rPr>
                 <w:rStyle w:val="ad"/>
@@ -708,7 +708,7 @@
                 <w:noProof/>
                 <w:webHidden/>
               </w:rPr>
-              <w:instrText xml:space="preserve"> PAGEREF _Toc229767303 \h </w:instrText>
+              <w:instrText xml:space="preserve"> PAGEREF _Toc230982463 \h </w:instrText>
             </w:r>
             <w:r>
               <w:rPr>
@@ -756,7 +756,7 @@
               <w14:ligatures w14:val="none"/>
             </w:rPr>
           </w:pPr>
-          <w:hyperlink w:anchor="_Toc229767304" w:history="1">
+          <w:hyperlink w:anchor="_Toc230982464" w:history="1">
             <w:r>
               <w:rPr>
                 <w:rStyle w:val="ad"/>
@@ -802,7 +802,7 @@
                 <w:noProof/>
                 <w:webHidden/>
               </w:rPr>
-              <w:instrText xml:space="preserve"> PAGEREF _Toc229767304 \h </w:instrText>
+              <w:instrText xml:space="preserve"> PAGEREF _Toc230982464 \h </w:instrText>
             </w:r>
             <w:r>
               <w:rPr>
@@ -849,7 +849,7 @@
               <w14:ligatures w14:val="none"/>
             </w:rPr>
           </w:pPr>
-          <w:hyperlink w:anchor="_Toc229767305" w:history="1">
+          <w:hyperlink w:anchor="_Toc230982465" w:history="1">
             <w:r>
               <w:rPr>
                 <w:rStyle w:val="ad"/>
@@ -876,7 +876,7 @@
                 <w:noProof/>
                 <w:webHidden/>
               </w:rPr>
-              <w:instrText xml:space="preserve"> PAGEREF _Toc229767305 \h </w:instrText>
+              <w:instrText xml:space="preserve"> PAGEREF _Toc230982465 \h </w:instrText>
             </w:r>
             <w:r>
               <w:rPr>
@@ -923,7 +923,7 @@
               <w14:ligatures w14:val="none"/>
             </w:rPr>
           </w:pPr>
-          <w:hyperlink w:anchor="_Toc229767306" w:history="1">
+          <w:hyperlink w:anchor="_Toc230982466" w:history="1">
             <w:r>
               <w:rPr>
                 <w:rStyle w:val="ad"/>
@@ -950,7 +950,7 @@
                 <w:noProof/>
                 <w:webHidden/>
               </w:rPr>
-              <w:instrText xml:space="preserve"> PAGEREF _Toc229767306 \h </w:instrText>
+              <w:instrText xml:space="preserve"> PAGEREF _Toc230982466 \h </w:instrText>
             </w:r>
             <w:r>
               <w:rPr>
@@ -997,7 +997,7 @@
               <w14:ligatures w14:val="none"/>
             </w:rPr>
           </w:pPr>
-          <w:hyperlink w:anchor="_Toc229767307" w:history="1">
+          <w:hyperlink w:anchor="_Toc230982467" w:history="1">
             <w:r>
               <w:rPr>
                 <w:rStyle w:val="ad"/>
@@ -1024,7 +1024,7 @@
                 <w:noProof/>
                 <w:webHidden/>
               </w:rPr>
-              <w:instrText xml:space="preserve"> PAGEREF _Toc229767307 \h </w:instrText>
+              <w:instrText xml:space="preserve"> PAGEREF _Toc230982467 \h </w:instrText>
             </w:r>
             <w:r>
               <w:rPr>
@@ -1072,7 +1072,7 @@
               <w14:ligatures w14:val="none"/>
             </w:rPr>
           </w:pPr>
-          <w:hyperlink w:anchor="_Toc229767308" w:history="1">
+          <w:hyperlink w:anchor="_Toc230982468" w:history="1">
             <w:r>
               <w:rPr>
                 <w:rStyle w:val="ad"/>
@@ -1118,7 +1118,7 @@
                 <w:noProof/>
                 <w:webHidden/>
               </w:rPr>
-              <w:instrText xml:space="preserve"> PAGEREF _Toc229767308 \h </w:instrText>
+              <w:instrText xml:space="preserve"> PAGEREF _Toc230982468 \h </w:instrText>
             </w:r>
             <w:r>
               <w:rPr>
@@ -1166,7 +1166,7 @@
               <w14:ligatures w14:val="none"/>
             </w:rPr>
           </w:pPr>
-          <w:hyperlink w:anchor="_Toc229767309" w:history="1">
+          <w:hyperlink w:anchor="_Toc230982469" w:history="1">
             <w:r>
               <w:rPr>
                 <w:rStyle w:val="ad"/>
@@ -1191,21 +1191,7 @@
                 <w:rStyle w:val="ad"/>
                 <w:noProof/>
               </w:rPr>
-              <w:t xml:space="preserve">Порядок контроля </w:t>
-            </w:r>
-            <w:r>
-              <w:rPr>
-                <w:rStyle w:val="ad"/>
-                <w:noProof/>
-              </w:rPr>
-              <w:t>и</w:t>
-            </w:r>
-            <w:r>
-              <w:rPr>
-                <w:rStyle w:val="ad"/>
-                <w:noProof/>
-              </w:rPr>
-              <w:t xml:space="preserve"> приёмки системы</w:t>
+              <w:t>Порядок контроля и приёмки системы</w:t>
             </w:r>
             <w:r>
               <w:rPr>
@@ -1226,7 +1212,7 @@
                 <w:noProof/>
                 <w:webHidden/>
               </w:rPr>
-              <w:instrText xml:space="preserve"> PAGEREF _Toc229767309 \h </w:instrText>
+              <w:instrText xml:space="preserve"> PAGEREF _Toc230982469 \h </w:instrText>
             </w:r>
             <w:r>
               <w:rPr>
@@ -1274,7 +1260,7 @@
               <w14:ligatures w14:val="none"/>
             </w:rPr>
           </w:pPr>
-          <w:hyperlink w:anchor="_Toc229767310" w:history="1">
+          <w:hyperlink w:anchor="_Toc230982470" w:history="1">
             <w:r>
               <w:rPr>
                 <w:rStyle w:val="ad"/>
@@ -1320,7 +1306,7 @@
                 <w:noProof/>
                 <w:webHidden/>
               </w:rPr>
-              <w:instrText xml:space="preserve"> PAGEREF _Toc229767310 \h </w:instrText>
+              <w:instrText xml:space="preserve"> PAGEREF _Toc230982470 \h </w:instrText>
             </w:r>
             <w:r>
               <w:rPr>
@@ -1368,7 +1354,7 @@
               <w14:ligatures w14:val="none"/>
             </w:rPr>
           </w:pPr>
-          <w:hyperlink w:anchor="_Toc229767311" w:history="1">
+          <w:hyperlink w:anchor="_Toc230982471" w:history="1">
             <w:r>
               <w:rPr>
                 <w:rStyle w:val="ad"/>
@@ -1414,7 +1400,7 @@
                 <w:noProof/>
                 <w:webHidden/>
               </w:rPr>
-              <w:instrText xml:space="preserve"> PAGEREF _Toc229767311 \h </w:instrText>
+              <w:instrText xml:space="preserve"> PAGEREF _Toc230982471 \h </w:instrText>
             </w:r>
             <w:r>
               <w:rPr>
@@ -1435,6 +1421,80 @@
                 <w:webHidden/>
               </w:rPr>
               <w:t>15</w:t>
+            </w:r>
+            <w:r>
+              <w:rPr>
+                <w:noProof/>
+                <w:webHidden/>
+              </w:rPr>
+              <w:fldChar w:fldCharType="end"/>
+            </w:r>
+          </w:hyperlink>
+        </w:p>
+        <w:p>
+          <w:pPr>
+            <w:pStyle w:val="11"/>
+            <w:tabs>
+              <w:tab w:val="right" w:leader="dot" w:pos="9345"/>
+            </w:tabs>
+            <w:rPr>
+              <w:rFonts w:asciiTheme="minorHAnsi" w:eastAsiaTheme="minorEastAsia" w:hAnsiTheme="minorHAnsi"/>
+              <w:noProof/>
+              <w:kern w:val="0"/>
+              <w:sz w:val="22"/>
+              <w:szCs w:val="22"/>
+              <w:lang w:eastAsia="ru-RU"/>
+              <w14:ligatures w14:val="none"/>
+            </w:rPr>
+          </w:pPr>
+          <w:hyperlink w:anchor="_Toc230982472" w:history="1">
+            <w:r>
+              <w:rPr>
+                <w:rStyle w:val="ad"/>
+                <w:noProof/>
+              </w:rPr>
+              <w:t>10. Роли и зоны ответственности.</w:t>
+            </w:r>
+            <w:r>
+              <w:rPr>
+                <w:noProof/>
+                <w:webHidden/>
+              </w:rPr>
+              <w:tab/>
+            </w:r>
+            <w:r>
+              <w:rPr>
+                <w:noProof/>
+                <w:webHidden/>
+              </w:rPr>
+              <w:fldChar w:fldCharType="begin"/>
+            </w:r>
+            <w:r>
+              <w:rPr>
+                <w:noProof/>
+                <w:webHidden/>
+              </w:rPr>
+              <w:instrText xml:space="preserve"> PAGEREF _Toc230982472 \h </w:instrText>
+            </w:r>
+            <w:r>
+              <w:rPr>
+                <w:noProof/>
+                <w:webHidden/>
+              </w:rPr>
+            </w:r>
+            <w:r>
+              <w:rPr>
+                <w:noProof/>
+                <w:webHidden/>
+              </w:rPr>
+              <w:fldChar w:fldCharType="separate"/>
+            </w:r>
+            <w:r>
+              <w:rPr>
+                <w:noProof/>
+                <w:webHidden/>
+              </w:rPr>
+              <w:t>16</w:t>
             </w:r>
             <w:r>
               <w:rPr>
@@ -1474,7 +1534,7 @@
         </w:tabs>
         <w:ind w:left="0" w:firstLine="0"/>
       </w:pPr>
-      <w:bookmarkStart w:id="0" w:name="_Toc229767299"/>
+      <w:bookmarkStart w:id="0" w:name="_Toc230982459"/>
       <w:r>
         <w:lastRenderedPageBreak/>
         <w:t>Общие сведения</w:t>
@@ -1702,7 +1762,7 @@
         </w:tabs>
         <w:ind w:left="0" w:firstLine="0"/>
       </w:pPr>
-      <w:bookmarkStart w:id="1" w:name="_Toc229767300"/>
+      <w:bookmarkStart w:id="1" w:name="_Toc230982460"/>
       <w:r>
         <w:t>Назначение и цели системы</w:t>
       </w:r>
@@ -1712,7 +1772,7 @@
       <w:pPr>
         <w:pStyle w:val="2"/>
       </w:pPr>
-      <w:bookmarkStart w:id="2" w:name="_Toc229767301"/>
+      <w:bookmarkStart w:id="2" w:name="_Toc230982461"/>
       <w:r>
         <w:t>2.1 Назначение системы</w:t>
       </w:r>
@@ -1762,7 +1822,7 @@
       <w:pPr>
         <w:pStyle w:val="2"/>
       </w:pPr>
-      <w:bookmarkStart w:id="3" w:name="_Toc229767302"/>
+      <w:bookmarkStart w:id="3" w:name="_Toc230982462"/>
       <w:r>
         <w:t>2.2 Цели создания системы</w:t>
       </w:r>
@@ -1931,7 +1991,7 @@
         </w:tabs>
         <w:ind w:left="0" w:firstLine="0"/>
       </w:pPr>
-      <w:bookmarkStart w:id="4" w:name="_Toc229767303"/>
+      <w:bookmarkStart w:id="4" w:name="_Toc230982463"/>
       <w:r>
         <w:t>Характеристика объектов автоматизации</w:t>
       </w:r>
@@ -3163,7 +3223,7 @@
         </w:tabs>
         <w:ind w:left="0" w:firstLine="0"/>
       </w:pPr>
-      <w:bookmarkStart w:id="5" w:name="_Toc229767304"/>
+      <w:bookmarkStart w:id="5" w:name="_Toc230982464"/>
       <w:r>
         <w:t>Требования к системе</w:t>
       </w:r>
@@ -3173,7 +3233,7 @@
       <w:pPr>
         <w:pStyle w:val="2"/>
       </w:pPr>
-      <w:bookmarkStart w:id="6" w:name="_Toc229767305"/>
+      <w:bookmarkStart w:id="6" w:name="_Toc230982465"/>
       <w:r>
         <w:t>4.1 Требование к системе в целом</w:t>
       </w:r>
@@ -3321,7 +3381,7 @@
       <w:pPr>
         <w:pStyle w:val="2"/>
       </w:pPr>
-      <w:bookmarkStart w:id="7" w:name="_Toc229767306"/>
+      <w:bookmarkStart w:id="7" w:name="_Toc230982466"/>
       <w:r>
         <w:t>4.2 Требования к функциям, выполняемой системой</w:t>
       </w:r>
@@ -3422,7 +3482,7 @@
       <w:pPr>
         <w:pStyle w:val="2"/>
       </w:pPr>
-      <w:bookmarkStart w:id="8" w:name="_Toc229767307"/>
+      <w:bookmarkStart w:id="8" w:name="_Toc230982467"/>
       <w:r>
         <w:t>4.3</w:t>
       </w:r>
@@ -3831,7 +3891,7 @@
         </w:tabs>
         <w:ind w:left="0" w:firstLine="0"/>
       </w:pPr>
-      <w:bookmarkStart w:id="9" w:name="_Toc229767308"/>
+      <w:bookmarkStart w:id="9" w:name="_Toc230982468"/>
       <w:r>
         <w:lastRenderedPageBreak/>
         <w:t>Состав и содержание работ по созданию системы</w:t>
@@ -3977,7 +4037,7 @@
         </w:tabs>
         <w:ind w:left="0" w:firstLine="0"/>
       </w:pPr>
-      <w:bookmarkStart w:id="10" w:name="_Toc229767309"/>
+      <w:bookmarkStart w:id="10" w:name="_Toc230982469"/>
       <w:r>
         <w:lastRenderedPageBreak/>
         <w:t>Порядок контроля и приёмки системы</w:t>
@@ -5048,7 +5108,7 @@
         <w:ind w:left="0" w:firstLine="0"/>
       </w:pPr>
       <w:bookmarkStart w:id="11" w:name="_Toc229767180"/>
-      <w:bookmarkStart w:id="12" w:name="_Toc229767310"/>
+      <w:bookmarkStart w:id="12" w:name="_Toc230982470"/>
       <w:r>
         <w:t>Т</w:t>
       </w:r>
@@ -5742,7 +5802,7 @@
         <w:ind w:left="0" w:firstLine="0"/>
       </w:pPr>
       <w:bookmarkStart w:id="13" w:name="_Toc229767181"/>
-      <w:bookmarkStart w:id="14" w:name="_Toc229767311"/>
+      <w:bookmarkStart w:id="14" w:name="_Toc230982471"/>
       <w:r>
         <w:t>Источники разработки</w:t>
       </w:r>
@@ -5923,7 +5983,500 @@
         <w:jc w:val="left"/>
       </w:pPr>
       <w:r>
-        <w:t>ГОСТ Р ИСО 19112-2011 «Географическая информация. Модели местоположения» (для корректной работы геопозиционирования и зон риска).</w:t>
+        <w:t xml:space="preserve">ГОСТ Р ИСО 19112-2011 «Географическая информация. Модели местоположения» (для корректной работы </w:t>
+      </w:r>
+      <w:proofErr w:type="spellStart"/>
+      <w:r>
+        <w:t>геопозиционирования</w:t>
+      </w:r>
+      <w:proofErr w:type="spellEnd"/>
+      <w:r>
+        <w:t xml:space="preserve"> и зон риска).</w:t>
+      </w:r>
+    </w:p>
+    <w:p>
+      <w:pPr>
+        <w:pStyle w:val="a7"/>
+        <w:tabs>
+          <w:tab w:val="left" w:pos="993"/>
+        </w:tabs>
+        <w:spacing w:line="360" w:lineRule="auto"/>
+        <w:ind w:left="709"/>
+        <w:jc w:val="left"/>
+      </w:pPr>
+    </w:p>
+    <w:p>
+      <w:pPr>
+        <w:pStyle w:val="1"/>
+      </w:pPr>
+      <w:bookmarkStart w:id="15" w:name="_Toc230982472"/>
+      <w:r>
+        <w:t>10. Роли и зоны ответственности.</w:t>
+      </w:r>
+      <w:bookmarkEnd w:id="15"/>
+    </w:p>
+    <w:p>
+      <w:pPr>
+        <w:spacing w:after="0" w:line="360" w:lineRule="auto"/>
+        <w:ind w:firstLine="709"/>
+      </w:pPr>
+      <w:r>
+        <w:t>Разработка и внедрение системы «Гид по странам» выполняется командой из двух исполнителей.</w:t>
+      </w:r>
+    </w:p>
+    <w:p>
+      <w:pPr>
+        <w:spacing w:after="0" w:line="360" w:lineRule="auto"/>
+        <w:ind w:firstLine="709"/>
+      </w:pPr>
+      <w:r>
+        <w:t xml:space="preserve">Участник </w:t>
+      </w:r>
+      <w:r>
+        <w:t>1</w:t>
+      </w:r>
+      <w:r>
+        <w:t xml:space="preserve">: </w:t>
+      </w:r>
+      <w:proofErr w:type="spellStart"/>
+      <w:r>
+        <w:t>Перевезенцева</w:t>
+      </w:r>
+      <w:proofErr w:type="spellEnd"/>
+      <w:r>
+        <w:t xml:space="preserve"> Мария</w:t>
+      </w:r>
+      <w:r>
+        <w:t>.</w:t>
+      </w:r>
+    </w:p>
+    <w:p>
+      <w:pPr>
+        <w:spacing w:after="0" w:line="360" w:lineRule="auto"/>
+        <w:ind w:firstLine="709"/>
+      </w:pPr>
+      <w:r>
+        <w:t xml:space="preserve">Роль в проекте: </w:t>
+      </w:r>
+      <w:proofErr w:type="spellStart"/>
+      <w:r>
+        <w:t>Fullstack</w:t>
+      </w:r>
+      <w:proofErr w:type="spellEnd"/>
+      <w:r>
+        <w:t>-разработчик</w:t>
+      </w:r>
+      <w:r>
+        <w:t>.</w:t>
+      </w:r>
+    </w:p>
+    <w:p>
+      <w:pPr>
+        <w:spacing w:after="0" w:line="360" w:lineRule="auto"/>
+        <w:ind w:firstLine="709"/>
+      </w:pPr>
+      <w:r>
+        <w:t>Ключевые зоны ответственности:</w:t>
+      </w:r>
+    </w:p>
+    <w:p>
+      <w:pPr>
+        <w:pStyle w:val="a7"/>
+        <w:numPr>
+          <w:ilvl w:val="0"/>
+          <w:numId w:val="12"/>
+        </w:numPr>
+        <w:spacing w:after="0" w:line="360" w:lineRule="auto"/>
+        <w:ind w:left="0" w:firstLine="709"/>
+      </w:pPr>
+      <w:r>
+        <w:t>Проектирование информационной системы (ER-диаграммы, UML)</w:t>
+      </w:r>
+      <w:r>
+        <w:t>;</w:t>
+      </w:r>
+    </w:p>
+    <w:p>
+      <w:pPr>
+        <w:pStyle w:val="a7"/>
+        <w:numPr>
+          <w:ilvl w:val="0"/>
+          <w:numId w:val="12"/>
+        </w:numPr>
+        <w:spacing w:after="0" w:line="360" w:lineRule="auto"/>
+        <w:ind w:left="0" w:firstLine="709"/>
+      </w:pPr>
+      <w:r>
+        <w:t>Формирование команды и определение концепции проекта</w:t>
+      </w:r>
+      <w:r>
+        <w:t>;</w:t>
+      </w:r>
+    </w:p>
+    <w:p>
+      <w:pPr>
+        <w:pStyle w:val="a7"/>
+        <w:numPr>
+          <w:ilvl w:val="0"/>
+          <w:numId w:val="12"/>
+        </w:numPr>
+        <w:spacing w:after="0" w:line="360" w:lineRule="auto"/>
+        <w:ind w:left="0" w:firstLine="709"/>
+      </w:pPr>
+      <w:r>
+        <w:t>Создание репозитория и управление версиями</w:t>
+      </w:r>
+      <w:r>
+        <w:t>;</w:t>
+      </w:r>
+    </w:p>
+    <w:p>
+      <w:pPr>
+        <w:pStyle w:val="a7"/>
+        <w:numPr>
+          <w:ilvl w:val="0"/>
+          <w:numId w:val="12"/>
+        </w:numPr>
+        <w:spacing w:after="0" w:line="360" w:lineRule="auto"/>
+        <w:ind w:left="0" w:firstLine="709"/>
+      </w:pPr>
+      <w:r>
+        <w:t>Разработка, создание моделей и форм</w:t>
+      </w:r>
+      <w:r>
+        <w:t>;</w:t>
+      </w:r>
+    </w:p>
+    <w:p>
+      <w:pPr>
+        <w:pStyle w:val="a7"/>
+        <w:numPr>
+          <w:ilvl w:val="0"/>
+          <w:numId w:val="12"/>
+        </w:numPr>
+        <w:spacing w:after="0" w:line="360" w:lineRule="auto"/>
+        <w:ind w:left="0" w:firstLine="709"/>
+      </w:pPr>
+      <w:r>
+        <w:t>Интеграция с API конвертера валют и хранилищем данных</w:t>
+      </w:r>
+      <w:r>
+        <w:t>;</w:t>
+      </w:r>
+    </w:p>
+    <w:p>
+      <w:pPr>
+        <w:pStyle w:val="a7"/>
+        <w:numPr>
+          <w:ilvl w:val="0"/>
+          <w:numId w:val="12"/>
+        </w:numPr>
+        <w:spacing w:after="0" w:line="360" w:lineRule="auto"/>
+        <w:ind w:left="0" w:firstLine="709"/>
+      </w:pPr>
+      <w:r>
+        <w:t>Обеспечение управления пользователями (регистрация, авторизация)</w:t>
+      </w:r>
+      <w:r>
+        <w:t>;</w:t>
+      </w:r>
+    </w:p>
+    <w:p>
+      <w:pPr>
+        <w:pStyle w:val="a7"/>
+        <w:numPr>
+          <w:ilvl w:val="0"/>
+          <w:numId w:val="12"/>
+        </w:numPr>
+        <w:spacing w:after="0" w:line="360" w:lineRule="auto"/>
+        <w:ind w:left="0" w:firstLine="709"/>
+      </w:pPr>
+      <w:r>
+        <w:t>Создание страницы управления бюджетом, страницы добавления поездки</w:t>
+      </w:r>
+      <w:r>
+        <w:t>;</w:t>
+      </w:r>
+    </w:p>
+    <w:p>
+      <w:pPr>
+        <w:pStyle w:val="a7"/>
+        <w:numPr>
+          <w:ilvl w:val="0"/>
+          <w:numId w:val="12"/>
+        </w:numPr>
+        <w:spacing w:after="0" w:line="360" w:lineRule="auto"/>
+        <w:ind w:left="0" w:firstLine="709"/>
+      </w:pPr>
+      <w:r>
+        <w:t>Создание страницы для добавления и редактирования информации о странах (админ-панель)</w:t>
+      </w:r>
+      <w:r>
+        <w:t>;</w:t>
+      </w:r>
+    </w:p>
+    <w:p>
+      <w:pPr>
+        <w:pStyle w:val="a7"/>
+        <w:numPr>
+          <w:ilvl w:val="0"/>
+          <w:numId w:val="12"/>
+        </w:numPr>
+        <w:spacing w:after="0" w:line="360" w:lineRule="auto"/>
+        <w:ind w:left="0" w:firstLine="709"/>
+      </w:pPr>
+      <w:r>
+        <w:t xml:space="preserve">Плановая документация и </w:t>
+      </w:r>
+      <w:r>
+        <w:t>создание диаграмм</w:t>
+      </w:r>
+      <w:r>
+        <w:t>;</w:t>
+      </w:r>
+    </w:p>
+    <w:p>
+      <w:pPr>
+        <w:pStyle w:val="a7"/>
+        <w:numPr>
+          <w:ilvl w:val="0"/>
+          <w:numId w:val="12"/>
+        </w:numPr>
+        <w:spacing w:after="0" w:line="360" w:lineRule="auto"/>
+        <w:ind w:left="0" w:firstLine="709"/>
+      </w:pPr>
+      <w:r>
+        <w:t>Тестирование закреплённых модулей</w:t>
+      </w:r>
+      <w:r>
+        <w:rPr>
+          <w:lang w:val="en-US"/>
+        </w:rPr>
+        <w:t>.</w:t>
+      </w:r>
+    </w:p>
+    <w:p>
+      <w:pPr>
+        <w:spacing w:after="0" w:line="360" w:lineRule="auto"/>
+        <w:ind w:firstLine="709"/>
+      </w:pPr>
+    </w:p>
+    <w:p>
+      <w:pPr>
+        <w:spacing w:after="0" w:line="360" w:lineRule="auto"/>
+        <w:ind w:firstLine="709"/>
+      </w:pPr>
+      <w:r>
+        <w:t xml:space="preserve">Участник </w:t>
+      </w:r>
+      <w:r>
+        <w:t>2</w:t>
+      </w:r>
+      <w:r>
+        <w:t>: Александрова Арина</w:t>
+      </w:r>
+    </w:p>
+    <w:p>
+      <w:pPr>
+        <w:spacing w:after="0" w:line="360" w:lineRule="auto"/>
+        <w:ind w:firstLine="709"/>
+      </w:pPr>
+      <w:r>
+        <w:t xml:space="preserve">Роль в проекте: </w:t>
+      </w:r>
+      <w:proofErr w:type="spellStart"/>
+      <w:r>
+        <w:t>Fullstack</w:t>
+      </w:r>
+      <w:proofErr w:type="spellEnd"/>
+      <w:r>
+        <w:t>-разработчик</w:t>
+      </w:r>
+      <w:r>
+        <w:t>.</w:t>
+      </w:r>
+    </w:p>
+    <w:p>
+      <w:pPr>
+        <w:spacing w:after="0" w:line="360" w:lineRule="auto"/>
+        <w:ind w:firstLine="709"/>
+      </w:pPr>
+      <w:r>
+        <w:t>Ключевые зоны ответственности:</w:t>
+      </w:r>
+    </w:p>
+    <w:p>
+      <w:pPr>
+        <w:pStyle w:val="a7"/>
+        <w:numPr>
+          <w:ilvl w:val="0"/>
+          <w:numId w:val="13"/>
+        </w:numPr>
+        <w:spacing w:after="0" w:line="360" w:lineRule="auto"/>
+        <w:ind w:left="0" w:firstLine="709"/>
+      </w:pPr>
+      <w:r>
+        <w:lastRenderedPageBreak/>
+        <w:t>Проектирование информационной системы (ER-диаграммы, UML)</w:t>
+      </w:r>
+      <w:r>
+        <w:t>;</w:t>
+      </w:r>
+    </w:p>
+    <w:p>
+      <w:pPr>
+        <w:pStyle w:val="a7"/>
+        <w:numPr>
+          <w:ilvl w:val="0"/>
+          <w:numId w:val="13"/>
+        </w:numPr>
+        <w:spacing w:after="0" w:line="360" w:lineRule="auto"/>
+        <w:ind w:left="0" w:firstLine="709"/>
+      </w:pPr>
+      <w:r>
+        <w:t>Формирование команды и определение концепции проекта</w:t>
+      </w:r>
+      <w:r>
+        <w:t>;</w:t>
+      </w:r>
+    </w:p>
+    <w:p>
+      <w:pPr>
+        <w:pStyle w:val="a7"/>
+        <w:numPr>
+          <w:ilvl w:val="0"/>
+          <w:numId w:val="13"/>
+        </w:numPr>
+        <w:spacing w:after="0" w:line="360" w:lineRule="auto"/>
+        <w:ind w:left="0" w:firstLine="709"/>
+      </w:pPr>
+      <w:r>
+        <w:t>Поиск и обработка графического контента (картинки для стран, иконки)</w:t>
+      </w:r>
+      <w:r>
+        <w:t>;</w:t>
+      </w:r>
+    </w:p>
+    <w:p>
+      <w:pPr>
+        <w:pStyle w:val="a7"/>
+        <w:numPr>
+          <w:ilvl w:val="0"/>
+          <w:numId w:val="13"/>
+        </w:numPr>
+        <w:spacing w:after="0" w:line="360" w:lineRule="auto"/>
+        <w:ind w:left="0" w:firstLine="709"/>
+      </w:pPr>
+      <w:r>
+        <w:t>Создание страницы для статей и приложений по определённой стране</w:t>
+      </w:r>
+      <w:r>
+        <w:t>;</w:t>
+      </w:r>
+    </w:p>
+    <w:p>
+      <w:pPr>
+        <w:pStyle w:val="a7"/>
+        <w:numPr>
+          <w:ilvl w:val="0"/>
+          <w:numId w:val="13"/>
+        </w:numPr>
+        <w:spacing w:after="0" w:line="360" w:lineRule="auto"/>
+        <w:ind w:left="0" w:firstLine="709"/>
+      </w:pPr>
+      <w:r>
+        <w:t>Создание страницы с фразами и категориями (мини-разговорник)</w:t>
+      </w:r>
+      <w:r>
+        <w:t>;</w:t>
+      </w:r>
+    </w:p>
+    <w:p>
+      <w:pPr>
+        <w:pStyle w:val="a7"/>
+        <w:numPr>
+          <w:ilvl w:val="0"/>
+          <w:numId w:val="13"/>
+        </w:numPr>
+        <w:spacing w:after="0" w:line="360" w:lineRule="auto"/>
+        <w:ind w:left="0" w:firstLine="709"/>
+      </w:pPr>
+      <w:r>
+        <w:t>Разработка интерфейсов, связанных с пользовательским контентом</w:t>
+      </w:r>
+      <w:r>
+        <w:t>;</w:t>
+      </w:r>
+    </w:p>
+    <w:p>
+      <w:pPr>
+        <w:pStyle w:val="a7"/>
+        <w:numPr>
+          <w:ilvl w:val="0"/>
+          <w:numId w:val="13"/>
+        </w:numPr>
+        <w:spacing w:after="0" w:line="360" w:lineRule="auto"/>
+        <w:ind w:left="0" w:firstLine="709"/>
+      </w:pPr>
+      <w:r>
+        <w:t>Разработка, создание моделей и форм</w:t>
+      </w:r>
+      <w:r>
+        <w:t>;</w:t>
+      </w:r>
+    </w:p>
+    <w:p>
+      <w:pPr>
+        <w:pStyle w:val="a7"/>
+        <w:numPr>
+          <w:ilvl w:val="0"/>
+          <w:numId w:val="13"/>
+        </w:numPr>
+        <w:spacing w:after="0" w:line="360" w:lineRule="auto"/>
+        <w:ind w:left="0" w:firstLine="709"/>
+      </w:pPr>
+      <w:r>
+        <w:t xml:space="preserve">Плановая документация </w:t>
+      </w:r>
+      <w:r>
+        <w:t>и создание диаграмм</w:t>
+      </w:r>
+      <w:r>
+        <w:t>;</w:t>
+      </w:r>
+    </w:p>
+    <w:p>
+      <w:pPr>
+        <w:pStyle w:val="a7"/>
+        <w:numPr>
+          <w:ilvl w:val="0"/>
+          <w:numId w:val="13"/>
+        </w:numPr>
+        <w:spacing w:after="0" w:line="360" w:lineRule="auto"/>
+        <w:ind w:left="0" w:firstLine="709"/>
+      </w:pPr>
+      <w:r>
+        <w:t>Поиск и обработка информации для наполнения базы данных (статьи, правила, топ-10 приложений)</w:t>
+      </w:r>
+      <w:r>
+        <w:t>;</w:t>
+      </w:r>
+    </w:p>
+    <w:p>
+      <w:pPr>
+        <w:pStyle w:val="a7"/>
+        <w:numPr>
+          <w:ilvl w:val="0"/>
+          <w:numId w:val="13"/>
+        </w:numPr>
+        <w:spacing w:after="0" w:line="360" w:lineRule="auto"/>
+        <w:ind w:left="0" w:firstLine="709"/>
+      </w:pPr>
+      <w:r>
+        <w:t>Тестирование закреплённых модулей</w:t>
+      </w:r>
+      <w:r>
+        <w:t>.</w:t>
       </w:r>
     </w:p>
     <w:sectPr>
@@ -6226,6 +6779,119 @@
     </w:lvl>
   </w:abstractNum>
   <w:abstractNum w:abstractNumId="2" w15:restartNumberingAfterBreak="0">
+    <w:nsid w:val="30032146"/>
+    <w:multiLevelType w:val="hybridMultilevel"/>
+    <w:tmpl w:val="88DE579E"/>
+    <w:lvl w:ilvl="0" w:tplc="41E8DB98">
+      <w:start w:val="1"/>
+      <w:numFmt w:val="bullet"/>
+      <w:lvlText w:val="-"/>
+      <w:lvlJc w:val="left"/>
+      <w:pPr>
+        <w:ind w:left="1429" w:hanging="360"/>
+      </w:pPr>
+      <w:rPr>
+        <w:rFonts w:ascii="Sitka Small" w:hAnsi="Sitka Small" w:hint="default"/>
+      </w:rPr>
+    </w:lvl>
+    <w:lvl w:ilvl="1" w:tplc="04190003" w:tentative="1">
+      <w:start w:val="1"/>
+      <w:numFmt w:val="bullet"/>
+      <w:lvlText w:val="o"/>
+      <w:lvlJc w:val="left"/>
+      <w:pPr>
+        <w:ind w:left="2149" w:hanging="360"/>
+      </w:pPr>
+      <w:rPr>
+        <w:rFonts w:ascii="Courier New" w:hAnsi="Courier New" w:cs="Courier New" w:hint="default"/>
+      </w:rPr>
+    </w:lvl>
+    <w:lvl w:ilvl="2" w:tplc="04190005" w:tentative="1">
+      <w:start w:val="1"/>
+      <w:numFmt w:val="bullet"/>
+      <w:lvlText w:val=""/>
+      <w:lvlJc w:val="left"/>
+      <w:pPr>
+        <w:ind w:left="2869" w:hanging="360"/>
+      </w:pPr>
+      <w:rPr>
+        <w:rFonts w:ascii="Wingdings" w:hAnsi="Wingdings" w:hint="default"/>
+      </w:rPr>
+    </w:lvl>
+    <w:lvl w:ilvl="3" w:tplc="04190001" w:tentative="1">
+      <w:start w:val="1"/>
+      <w:numFmt w:val="bullet"/>
+      <w:lvlText w:val=""/>
+      <w:lvlJc w:val="left"/>
+      <w:pPr>
+        <w:ind w:left="3589" w:hanging="360"/>
+      </w:pPr>
+      <w:rPr>
+        <w:rFonts w:ascii="Symbol" w:hAnsi="Symbol" w:hint="default"/>
+      </w:rPr>
+    </w:lvl>
+    <w:lvl w:ilvl="4" w:tplc="04190003" w:tentative="1">
+      <w:start w:val="1"/>
+      <w:numFmt w:val="bullet"/>
+      <w:lvlText w:val="o"/>
+      <w:lvlJc w:val="left"/>
+      <w:pPr>
+        <w:ind w:left="4309" w:hanging="360"/>
+      </w:pPr>
+      <w:rPr>
+        <w:rFonts w:ascii="Courier New" w:hAnsi="Courier New" w:cs="Courier New" w:hint="default"/>
+      </w:rPr>
+    </w:lvl>
+    <w:lvl w:ilvl="5" w:tplc="04190005" w:tentative="1">
+      <w:start w:val="1"/>
+      <w:numFmt w:val="bullet"/>
+      <w:lvlText w:val=""/>
+      <w:lvlJc w:val="left"/>
+      <w:pPr>
+        <w:ind w:left="5029" w:hanging="360"/>
+      </w:pPr>
+      <w:rPr>
+        <w:rFonts w:ascii="Wingdings" w:hAnsi="Wingdings" w:hint="default"/>
+      </w:rPr>
+    </w:lvl>
+    <w:lvl w:ilvl="6" w:tplc="04190001" w:tentative="1">
+      <w:start w:val="1"/>
+      <w:numFmt w:val="bullet"/>
+      <w:lvlText w:val=""/>
+      <w:lvlJc w:val="left"/>
+      <w:pPr>
+        <w:ind w:left="5749" w:hanging="360"/>
+      </w:pPr>
+      <w:rPr>
+        <w:rFonts w:ascii="Symbol" w:hAnsi="Symbol" w:hint="default"/>
+      </w:rPr>
+    </w:lvl>
+    <w:lvl w:ilvl="7" w:tplc="04190003" w:tentative="1">
+      <w:start w:val="1"/>
+      <w:numFmt w:val="bullet"/>
+      <w:lvlText w:val="o"/>
+      <w:lvlJc w:val="left"/>
+      <w:pPr>
+        <w:ind w:left="6469" w:hanging="360"/>
+      </w:pPr>
+      <w:rPr>
+        <w:rFonts w:ascii="Courier New" w:hAnsi="Courier New" w:cs="Courier New" w:hint="default"/>
+      </w:rPr>
+    </w:lvl>
+    <w:lvl w:ilvl="8" w:tplc="04190005" w:tentative="1">
+      <w:start w:val="1"/>
+      <w:numFmt w:val="bullet"/>
+      <w:lvlText w:val=""/>
+      <w:lvlJc w:val="left"/>
+      <w:pPr>
+        <w:ind w:left="7189" w:hanging="360"/>
+      </w:pPr>
+      <w:rPr>
+        <w:rFonts w:ascii="Wingdings" w:hAnsi="Wingdings" w:hint="default"/>
+      </w:rPr>
+    </w:lvl>
+  </w:abstractNum>
+  <w:abstractNum w:abstractNumId="3" w15:restartNumberingAfterBreak="0">
     <w:nsid w:val="37EC1DA4"/>
     <w:multiLevelType w:val="hybridMultilevel"/>
     <w:tmpl w:val="5BFA0DCA"/>
@@ -6338,7 +7004,7 @@
       </w:rPr>
     </w:lvl>
   </w:abstractNum>
-  <w:abstractNum w:abstractNumId="3" w15:restartNumberingAfterBreak="0">
+  <w:abstractNum w:abstractNumId="4" w15:restartNumberingAfterBreak="0">
     <w:nsid w:val="444D11C6"/>
     <w:multiLevelType w:val="hybridMultilevel"/>
     <w:tmpl w:val="32100D80"/>
@@ -6451,7 +7117,120 @@
       </w:rPr>
     </w:lvl>
   </w:abstractNum>
-  <w:abstractNum w:abstractNumId="4" w15:restartNumberingAfterBreak="0">
+  <w:abstractNum w:abstractNumId="5" w15:restartNumberingAfterBreak="0">
+    <w:nsid w:val="4AA14318"/>
+    <w:multiLevelType w:val="hybridMultilevel"/>
+    <w:tmpl w:val="57A0EA76"/>
+    <w:lvl w:ilvl="0" w:tplc="41E8DB98">
+      <w:start w:val="1"/>
+      <w:numFmt w:val="bullet"/>
+      <w:lvlText w:val="-"/>
+      <w:lvlJc w:val="left"/>
+      <w:pPr>
+        <w:ind w:left="1429" w:hanging="360"/>
+      </w:pPr>
+      <w:rPr>
+        <w:rFonts w:ascii="Sitka Small" w:hAnsi="Sitka Small" w:hint="default"/>
+      </w:rPr>
+    </w:lvl>
+    <w:lvl w:ilvl="1" w:tplc="04190003" w:tentative="1">
+      <w:start w:val="1"/>
+      <w:numFmt w:val="bullet"/>
+      <w:lvlText w:val="o"/>
+      <w:lvlJc w:val="left"/>
+      <w:pPr>
+        <w:ind w:left="2149" w:hanging="360"/>
+      </w:pPr>
+      <w:rPr>
+        <w:rFonts w:ascii="Courier New" w:hAnsi="Courier New" w:cs="Courier New" w:hint="default"/>
+      </w:rPr>
+    </w:lvl>
+    <w:lvl w:ilvl="2" w:tplc="04190005" w:tentative="1">
+      <w:start w:val="1"/>
+      <w:numFmt w:val="bullet"/>
+      <w:lvlText w:val=""/>
+      <w:lvlJc w:val="left"/>
+      <w:pPr>
+        <w:ind w:left="2869" w:hanging="360"/>
+      </w:pPr>
+      <w:rPr>
+        <w:rFonts w:ascii="Wingdings" w:hAnsi="Wingdings" w:hint="default"/>
+      </w:rPr>
+    </w:lvl>
+    <w:lvl w:ilvl="3" w:tplc="04190001" w:tentative="1">
+      <w:start w:val="1"/>
+      <w:numFmt w:val="bullet"/>
+      <w:lvlText w:val=""/>
+      <w:lvlJc w:val="left"/>
+      <w:pPr>
+        <w:ind w:left="3589" w:hanging="360"/>
+      </w:pPr>
+      <w:rPr>
+        <w:rFonts w:ascii="Symbol" w:hAnsi="Symbol" w:hint="default"/>
+      </w:rPr>
+    </w:lvl>
+    <w:lvl w:ilvl="4" w:tplc="04190003" w:tentative="1">
+      <w:start w:val="1"/>
+      <w:numFmt w:val="bullet"/>
+      <w:lvlText w:val="o"/>
+      <w:lvlJc w:val="left"/>
+      <w:pPr>
+        <w:ind w:left="4309" w:hanging="360"/>
+      </w:pPr>
+      <w:rPr>
+        <w:rFonts w:ascii="Courier New" w:hAnsi="Courier New" w:cs="Courier New" w:hint="default"/>
+      </w:rPr>
+    </w:lvl>
+    <w:lvl w:ilvl="5" w:tplc="04190005" w:tentative="1">
+      <w:start w:val="1"/>
+      <w:numFmt w:val="bullet"/>
+      <w:lvlText w:val=""/>
+      <w:lvlJc w:val="left"/>
+      <w:pPr>
+        <w:ind w:left="5029" w:hanging="360"/>
+      </w:pPr>
+      <w:rPr>
+        <w:rFonts w:ascii="Wingdings" w:hAnsi="Wingdings" w:hint="default"/>
+      </w:rPr>
+    </w:lvl>
+    <w:lvl w:ilvl="6" w:tplc="04190001" w:tentative="1">
+      <w:start w:val="1"/>
+      <w:numFmt w:val="bullet"/>
+      <w:lvlText w:val=""/>
+      <w:lvlJc w:val="left"/>
+      <w:pPr>
+        <w:ind w:left="5749" w:hanging="360"/>
+      </w:pPr>
+      <w:rPr>
+        <w:rFonts w:ascii="Symbol" w:hAnsi="Symbol" w:hint="default"/>
+      </w:rPr>
+    </w:lvl>
+    <w:lvl w:ilvl="7" w:tplc="04190003" w:tentative="1">
+      <w:start w:val="1"/>
+      <w:numFmt w:val="bullet"/>
+      <w:lvlText w:val="o"/>
+      <w:lvlJc w:val="left"/>
+      <w:pPr>
+        <w:ind w:left="6469" w:hanging="360"/>
+      </w:pPr>
+      <w:rPr>
+        <w:rFonts w:ascii="Courier New" w:hAnsi="Courier New" w:cs="Courier New" w:hint="default"/>
+      </w:rPr>
+    </w:lvl>
+    <w:lvl w:ilvl="8" w:tplc="04190005" w:tentative="1">
+      <w:start w:val="1"/>
+      <w:numFmt w:val="bullet"/>
+      <w:lvlText w:val=""/>
+      <w:lvlJc w:val="left"/>
+      <w:pPr>
+        <w:ind w:left="7189" w:hanging="360"/>
+      </w:pPr>
+      <w:rPr>
+        <w:rFonts w:ascii="Wingdings" w:hAnsi="Wingdings" w:hint="default"/>
+      </w:rPr>
+    </w:lvl>
+  </w:abstractNum>
+  <w:abstractNum w:abstractNumId="6" w15:restartNumberingAfterBreak="0">
     <w:nsid w:val="50447DBD"/>
     <w:multiLevelType w:val="hybridMultilevel"/>
     <w:tmpl w:val="150023B4"/>
@@ -6564,7 +7343,7 @@
       </w:rPr>
     </w:lvl>
   </w:abstractNum>
-  <w:abstractNum w:abstractNumId="5" w15:restartNumberingAfterBreak="0">
+  <w:abstractNum w:abstractNumId="7" w15:restartNumberingAfterBreak="0">
     <w:nsid w:val="54A5107C"/>
     <w:multiLevelType w:val="hybridMultilevel"/>
     <w:tmpl w:val="30A21F7C"/>
@@ -6677,7 +7456,7 @@
       </w:rPr>
     </w:lvl>
   </w:abstractNum>
-  <w:abstractNum w:abstractNumId="6" w15:restartNumberingAfterBreak="0">
+  <w:abstractNum w:abstractNumId="8" w15:restartNumberingAfterBreak="0">
     <w:nsid w:val="57E06CAB"/>
     <w:multiLevelType w:val="hybridMultilevel"/>
     <w:tmpl w:val="76F064AA"/>
@@ -6790,7 +7569,7 @@
       </w:rPr>
     </w:lvl>
   </w:abstractNum>
-  <w:abstractNum w:abstractNumId="7" w15:restartNumberingAfterBreak="0">
+  <w:abstractNum w:abstractNumId="9" w15:restartNumberingAfterBreak="0">
     <w:nsid w:val="5DB813CD"/>
     <w:multiLevelType w:val="multilevel"/>
     <w:tmpl w:val="A3523038"/>
@@ -6903,7 +7682,7 @@
       </w:pPr>
     </w:lvl>
   </w:abstractNum>
-  <w:abstractNum w:abstractNumId="8" w15:restartNumberingAfterBreak="0">
+  <w:abstractNum w:abstractNumId="10" w15:restartNumberingAfterBreak="0">
     <w:nsid w:val="693C6561"/>
     <w:multiLevelType w:val="hybridMultilevel"/>
     <w:tmpl w:val="14A43FE0"/>
@@ -7016,7 +7795,7 @@
       </w:rPr>
     </w:lvl>
   </w:abstractNum>
-  <w:abstractNum w:abstractNumId="9" w15:restartNumberingAfterBreak="0">
+  <w:abstractNum w:abstractNumId="11" w15:restartNumberingAfterBreak="0">
     <w:nsid w:val="743D0AB5"/>
     <w:multiLevelType w:val="hybridMultilevel"/>
     <w:tmpl w:val="E7A087B4"/>
@@ -7129,7 +7908,7 @@
       </w:rPr>
     </w:lvl>
   </w:abstractNum>
-  <w:abstractNum w:abstractNumId="10" w15:restartNumberingAfterBreak="0">
+  <w:abstractNum w:abstractNumId="12" w15:restartNumberingAfterBreak="0">
     <w:nsid w:val="766F58F9"/>
     <w:multiLevelType w:val="hybridMultilevel"/>
     <w:tmpl w:val="DD7C750C"/>
@@ -7243,37 +8022,43 @@
     </w:lvl>
   </w:abstractNum>
   <w:num w:numId="1">
-    <w:abstractNumId w:val="7"/>
+    <w:abstractNumId w:val="9"/>
   </w:num>
   <w:num w:numId="2">
     <w:abstractNumId w:val="0"/>
   </w:num>
   <w:num w:numId="3">
-    <w:abstractNumId w:val="9"/>
+    <w:abstractNumId w:val="11"/>
   </w:num>
   <w:num w:numId="4">
+    <w:abstractNumId w:val="6"/>
+  </w:num>
+  <w:num w:numId="5">
+    <w:abstractNumId w:val="7"/>
+  </w:num>
+  <w:num w:numId="6">
+    <w:abstractNumId w:val="3"/>
+  </w:num>
+  <w:num w:numId="7">
+    <w:abstractNumId w:val="10"/>
+  </w:num>
+  <w:num w:numId="8">
+    <w:abstractNumId w:val="12"/>
+  </w:num>
+  <w:num w:numId="9">
     <w:abstractNumId w:val="4"/>
   </w:num>
-  <w:num w:numId="5">
-    <w:abstractNumId w:val="5"/>
-  </w:num>
-  <w:num w:numId="6">
-    <w:abstractNumId w:val="2"/>
-  </w:num>
-  <w:num w:numId="7">
+  <w:num w:numId="10">
     <w:abstractNumId w:val="8"/>
-  </w:num>
-  <w:num w:numId="8">
-    <w:abstractNumId w:val="10"/>
-  </w:num>
-  <w:num w:numId="9">
-    <w:abstractNumId w:val="3"/>
-  </w:num>
-  <w:num w:numId="10">
-    <w:abstractNumId w:val="6"/>
   </w:num>
   <w:num w:numId="11">
     <w:abstractNumId w:val="1"/>
+  </w:num>
+  <w:num w:numId="12">
+    <w:abstractNumId w:val="2"/>
+  </w:num>
+  <w:num w:numId="13">
+    <w:abstractNumId w:val="5"/>
   </w:num>
 </w:numbering>
 </file>
